--- a/pr-preview/pr-481/inference-handout-tracked-changes.docx
+++ b/pr-preview/pr-481/inference-handout-tracked-changes.docx
@@ -16,7 +16,7 @@
       </w:pPr>
       <w:del w:id="1" w:author="PR Preview" w:date="2026-01-01T00:00:00Z">
         <w:r>
-          <w:delText xml:space="preserve">Last modified: 2026-10-26 01:50:35 (PDT)</w:delText>
+          <w:delText xml:space="preserve">Last modified: 2026-10-26 03:19:48 (PDT)</w:delText>
         </w:r>
       </w:del>
     </w:p>
@@ -26,7 +26,7 @@
       </w:pPr>
       <w:ins w:id="2" w:author="PR Preview" w:date="2026-01-01T00:00:00Z">
         <w:r>
-          <w:t xml:space="preserve">Last modified: 2026-10-26 03:06:28 (PDT)</w:t>
+          <w:t xml:space="preserve">Last modified: 2026-10-26 04:14:21 (PDT)</w:t>
         </w:r>
       </w:ins>
     </w:p>
@@ -5363,7 +5363,7 @@
     </w:p>
     <w:bookmarkEnd w:id="35"/>
     <w:bookmarkEnd w:id="36"/>
-    <w:bookmarkStart w:id="52" w:name="sec-CI"/>
+    <w:bookmarkStart w:id="57" w:name="sec-CI"/>
     <w:p>
       <w:pPr>
         <w:pStyle w:val="Heading2"/>
@@ -5540,6 +5540,344 @@
           <w:delText xml:space="preserve">:</w:delText>
         </w:r>
       </w:del>
+    </w:p>
+    <w:p>
+      <w:pPr>
+        <w:pStyle w:val="FirstParagraph"/>
+      </w:pPr>
+      <w:ins w:id="23" w:author="PR Preview" w:date="2026-01-01T00:00:00Z">
+        <w:r>
+          <w:rPr>
+            <w:b/>
+            <w:bCs/>
+          </w:rPr>
+          <w:t xml:space="preserve">Definition 12 (Confidence interval)</w:t>
+        </w:r>
+      </w:ins>
+      <w:ins w:id="24" w:author="PR Preview" w:date="2026-01-01T00:00:00Z">
+        <w:r>
+          <w:t xml:space="preserve"> </w:t>
+        </w:r>
+      </w:ins>
+      <w:ins w:id="25" w:author="PR Preview" w:date="2026-01-01T00:00:00Z">
+        <w:r>
+          <w:t xml:space="preserve">A</w:t>
+        </w:r>
+      </w:ins>
+      <w:ins w:id="26" w:author="PR Preview" w:date="2026-01-01T00:00:00Z">
+        <w:r>
+          <w:t xml:space="preserve"> </w:t>
+        </w:r>
+      </w:ins>
+      <m:oMath>
+        <m:r>
+          <m:t>100</m:t>
+        </m:r>
+        <m:r>
+          <m:rPr>
+            <m:sty m:val="p"/>
+          </m:rPr>
+          <m:t>(</m:t>
+        </m:r>
+        <m:r>
+          <m:t>1</m:t>
+        </m:r>
+        <m:r>
+          <m:rPr>
+            <m:sty m:val="p"/>
+          </m:rPr>
+          <m:t>−</m:t>
+        </m:r>
+        <m:r>
+          <m:t>α</m:t>
+        </m:r>
+        <m:r>
+          <m:rPr>
+            <m:sty m:val="p"/>
+          </m:rPr>
+          <m:t>)</m:t>
+        </m:r>
+        <m:r>
+          <m:rPr>
+            <m:sty m:val="p"/>
+          </m:rPr>
+          <m:t>%</m:t>
+        </m:r>
+      </m:oMath>
+      <w:ins w:id="27" w:author="PR Preview" w:date="2026-01-01T00:00:00Z">
+        <w:r>
+          <w:t xml:space="preserve"> </w:t>
+        </w:r>
+      </w:ins>
+      <w:ins w:id="28" w:author="PR Preview" w:date="2026-01-01T00:00:00Z">
+        <w:r>
+          <w:rPr>
+            <w:b/>
+            <w:bCs/>
+          </w:rPr>
+          <w:t xml:space="preserve">confidence interval</w:t>
+        </w:r>
+      </w:ins>
+      <w:ins w:id="29" w:author="PR Preview" w:date="2026-01-01T00:00:00Z">
+        <w:r>
+          <w:t xml:space="preserve"> </w:t>
+        </w:r>
+      </w:ins>
+      <w:ins w:id="30" w:author="PR Preview" w:date="2026-01-01T00:00:00Z">
+        <w:r>
+          <w:t xml:space="preserve">for a parameter</w:t>
+        </w:r>
+      </w:ins>
+      <w:ins w:id="31" w:author="PR Preview" w:date="2026-01-01T00:00:00Z">
+        <w:r>
+          <w:t xml:space="preserve"> </w:t>
+        </w:r>
+      </w:ins>
+      <m:oMath>
+        <m:r>
+          <m:t>θ</m:t>
+        </m:r>
+      </m:oMath>
+      <w:ins w:id="32" w:author="PR Preview" w:date="2026-01-01T00:00:00Z">
+        <w:r>
+          <w:t xml:space="preserve"> </w:t>
+        </w:r>
+      </w:ins>
+      <w:ins w:id="33" w:author="PR Preview" w:date="2026-01-01T00:00:00Z">
+        <w:r>
+          <w:t xml:space="preserve">is a random</w:t>
+        </w:r>
+      </w:ins>
+      <w:ins w:id="34" w:author="PR Preview" w:date="2026-01-01T00:00:00Z">
+        <w:r>
+          <w:t xml:space="preserve"> </w:t>
+        </w:r>
+      </w:ins>
+      <w:hyperlink r:id="rId37">
+        <w:ins w:id="35" w:author="PR Preview" w:date="2026-01-01T00:00:00Z">
+          <w:r>
+            <w:rPr>
+              <w:rStyle w:val="Hyperlink"/>
+            </w:rPr>
+            <w:t xml:space="preserve">closed interval</w:t>
+          </w:r>
+        </w:ins>
+      </w:hyperlink>
+      <w:ins w:id="36" w:author="PR Preview" w:date="2026-01-01T00:00:00Z">
+        <w:r>
+          <w:t xml:space="preserve"> </w:t>
+        </w:r>
+      </w:ins>
+      <m:oMath>
+        <m:r>
+          <m:t>​</m:t>
+        </m:r>
+        <m:d>
+          <m:dPr>
+            <m:begChr m:val="["/>
+            <m:sepChr m:val=""/>
+            <m:endChr m:val="]"/>
+            <m:grow/>
+          </m:dPr>
+          <m:e>
+            <m:r>
+              <m:t>L</m:t>
+            </m:r>
+            <m:r>
+              <m:t>​</m:t>
+            </m:r>
+            <m:d>
+              <m:dPr>
+                <m:begChr m:val="("/>
+                <m:sepChr m:val=""/>
+                <m:endChr m:val=")"/>
+                <m:grow/>
+              </m:dPr>
+              <m:e>
+                <m:r>
+                  <m:t>X</m:t>
+                </m:r>
+              </m:e>
+            </m:d>
+            <m:r>
+              <m:t>​</m:t>
+            </m:r>
+            <m:r>
+              <m:rPr>
+                <m:sty m:val="p"/>
+              </m:rPr>
+              <m:t>,</m:t>
+            </m:r>
+            <m:r>
+              <m:t>U</m:t>
+            </m:r>
+            <m:r>
+              <m:t>​</m:t>
+            </m:r>
+            <m:d>
+              <m:dPr>
+                <m:begChr m:val="("/>
+                <m:sepChr m:val=""/>
+                <m:endChr m:val=")"/>
+                <m:grow/>
+              </m:dPr>
+              <m:e>
+                <m:r>
+                  <m:t>X</m:t>
+                </m:r>
+              </m:e>
+            </m:d>
+            <m:r>
+              <m:t>​</m:t>
+            </m:r>
+          </m:e>
+        </m:d>
+        <m:r>
+          <m:t>​</m:t>
+        </m:r>
+      </m:oMath>
+      <w:ins w:id="37" w:author="PR Preview" w:date="2026-01-01T00:00:00Z">
+        <w:r>
+          <w:t xml:space="preserve"> </w:t>
+        </w:r>
+      </w:ins>
+      <w:ins w:id="38" w:author="PR Preview" w:date="2026-01-01T00:00:00Z">
+        <w:r>
+          <w:t xml:space="preserve">whose endpoints</w:t>
+        </w:r>
+      </w:ins>
+      <w:ins w:id="39" w:author="PR Preview" w:date="2026-01-01T00:00:00Z">
+        <w:r>
+          <w:t xml:space="preserve"> </w:t>
+        </w:r>
+      </w:ins>
+      <m:oMath>
+        <m:r>
+          <m:t>L</m:t>
+        </m:r>
+        <m:r>
+          <m:t>​</m:t>
+        </m:r>
+        <m:d>
+          <m:dPr>
+            <m:begChr m:val="("/>
+            <m:sepChr m:val=""/>
+            <m:endChr m:val=")"/>
+            <m:grow/>
+          </m:dPr>
+          <m:e>
+            <m:r>
+              <m:t>X</m:t>
+            </m:r>
+          </m:e>
+        </m:d>
+        <m:r>
+          <m:t>​</m:t>
+        </m:r>
+        <m:r>
+          <m:rPr>
+            <m:sty m:val="p"/>
+          </m:rPr>
+          <m:t>≤</m:t>
+        </m:r>
+        <m:r>
+          <m:t>U</m:t>
+        </m:r>
+        <m:r>
+          <m:t>​</m:t>
+        </m:r>
+        <m:d>
+          <m:dPr>
+            <m:begChr m:val="("/>
+            <m:sepChr m:val=""/>
+            <m:endChr m:val=")"/>
+            <m:grow/>
+          </m:dPr>
+          <m:e>
+            <m:r>
+              <m:t>X</m:t>
+            </m:r>
+          </m:e>
+        </m:d>
+        <m:r>
+          <m:t>​</m:t>
+        </m:r>
+      </m:oMath>
+      <w:ins w:id="40" w:author="PR Preview" w:date="2026-01-01T00:00:00Z">
+        <w:r>
+          <w:t xml:space="preserve"> </w:t>
+        </w:r>
+      </w:ins>
+      <w:ins w:id="41" w:author="PR Preview" w:date="2026-01-01T00:00:00Z">
+        <w:r>
+          <w:t xml:space="preserve">are</w:t>
+        </w:r>
+      </w:ins>
+      <w:ins w:id="42" w:author="PR Preview" w:date="2026-01-01T00:00:00Z">
+        <w:r>
+          <w:t xml:space="preserve"> </w:t>
+        </w:r>
+      </w:ins>
+      <w:hyperlink r:id="rId38">
+        <w:ins w:id="43" w:author="PR Preview" w:date="2026-01-01T00:00:00Z">
+          <w:r>
+            <w:rPr>
+              <w:rStyle w:val="Hyperlink"/>
+            </w:rPr>
+            <w:t xml:space="preserve">statistics</w:t>
+          </w:r>
+        </w:ins>
+      </w:hyperlink>
+      <w:ins w:id="44" w:author="PR Preview" w:date="2026-01-01T00:00:00Z">
+        <w:r>
+          <w:t xml:space="preserve"> </w:t>
+        </w:r>
+      </w:ins>
+      <w:ins w:id="45" w:author="PR Preview" w:date="2026-01-01T00:00:00Z">
+        <w:r>
+          <w:t xml:space="preserve">computed from the data</w:t>
+        </w:r>
+      </w:ins>
+      <w:ins w:id="46" w:author="PR Preview" w:date="2026-01-01T00:00:00Z">
+        <w:r>
+          <w:t xml:space="preserve"> </w:t>
+        </w:r>
+      </w:ins>
+      <m:oMath>
+        <m:r>
+          <m:t>X</m:t>
+        </m:r>
+      </m:oMath>
+      <w:ins w:id="47" w:author="PR Preview" w:date="2026-01-01T00:00:00Z">
+        <w:r>
+          <w:t xml:space="preserve">,</w:t>
+        </w:r>
+      </w:ins>
+      <w:ins w:id="48" w:author="PR Preview" w:date="2026-01-01T00:00:00Z">
+        <w:r>
+          <w:t xml:space="preserve"> </w:t>
+        </w:r>
+      </w:ins>
+      <w:ins w:id="49" w:author="PR Preview" w:date="2026-01-01T00:00:00Z">
+        <w:r>
+          <w:t xml:space="preserve">such that for every possible value of</w:t>
+        </w:r>
+      </w:ins>
+      <w:ins w:id="50" w:author="PR Preview" w:date="2026-01-01T00:00:00Z">
+        <w:r>
+          <w:t xml:space="preserve"> </w:t>
+        </w:r>
+      </w:ins>
+      <m:oMath>
+        <m:r>
+          <m:t>θ</m:t>
+        </m:r>
+      </m:oMath>
+      <w:ins w:id="51" w:author="PR Preview" w:date="2026-01-01T00:00:00Z">
+        <w:r>
+          <w:t xml:space="preserve">:</w:t>
+        </w:r>
+      </w:ins>
     </w:p>
     <w:p>
       <w:pPr>
@@ -5550,50 +5888,117 @@
           <m:jc m:val="center"/>
         </m:oMathParaPr>
         <m:oMath>
+          <m:limLow>
+            <m:e>
+              <m:r>
+                <m:rPr>
+                  <m:sty m:val="p"/>
+                </m:rPr>
+                <m:t>Pr</m:t>
+              </m:r>
+            </m:e>
+            <m:lim>
+              <m:r>
+                <m:t>θ</m:t>
+              </m:r>
+            </m:lim>
+          </m:limLow>
           <m:r>
-            <m:rPr>
-              <m:sty m:val="p"/>
-            </m:rPr>
-            <m:t>Pr</m:t>
+            <m:t>​</m:t>
+          </m:r>
+          <m:d>
+            <m:dPr>
+              <m:begChr m:val="("/>
+              <m:sepChr m:val=""/>
+              <m:endChr m:val=")"/>
+              <m:grow/>
+            </m:dPr>
+            <m:e>
+              <m:r>
+                <m:t>θ</m:t>
+              </m:r>
+              <m:r>
+                <m:rPr>
+                  <m:sty m:val="p"/>
+                </m:rPr>
+                <m:t>∈</m:t>
+              </m:r>
+              <m:r>
+                <m:t>​</m:t>
+              </m:r>
+              <m:d>
+                <m:dPr>
+                  <m:begChr m:val="["/>
+                  <m:sepChr m:val=""/>
+                  <m:endChr m:val="]"/>
+                  <m:grow/>
+                </m:dPr>
+                <m:e>
+                  <m:r>
+                    <m:t>L</m:t>
+                  </m:r>
+                  <m:r>
+                    <m:t>​</m:t>
+                  </m:r>
+                  <m:d>
+                    <m:dPr>
+                      <m:begChr m:val="("/>
+                      <m:sepChr m:val=""/>
+                      <m:endChr m:val=")"/>
+                      <m:grow/>
+                    </m:dPr>
+                    <m:e>
+                      <m:r>
+                        <m:t>X</m:t>
+                      </m:r>
+                    </m:e>
+                  </m:d>
+                  <m:r>
+                    <m:t>​</m:t>
+                  </m:r>
+                  <m:r>
+                    <m:rPr>
+                      <m:sty m:val="p"/>
+                    </m:rPr>
+                    <m:t>,</m:t>
+                  </m:r>
+                  <m:r>
+                    <m:t>U</m:t>
+                  </m:r>
+                  <m:r>
+                    <m:t>​</m:t>
+                  </m:r>
+                  <m:d>
+                    <m:dPr>
+                      <m:begChr m:val="("/>
+                      <m:sepChr m:val=""/>
+                      <m:endChr m:val=")"/>
+                      <m:grow/>
+                    </m:dPr>
+                    <m:e>
+                      <m:r>
+                        <m:t>X</m:t>
+                      </m:r>
+                    </m:e>
+                  </m:d>
+                  <m:r>
+                    <m:t>​</m:t>
+                  </m:r>
+                </m:e>
+              </m:d>
+              <m:r>
+                <m:t>​</m:t>
+              </m:r>
+            </m:e>
+          </m:d>
+          <m:r>
+            <m:t>​</m:t>
           </m:r>
           <m:r>
             <m:rPr>
               <m:sty m:val="p"/>
             </m:rPr>
-            <m:t>(</m:t>
-          </m:r>
-          <m:r>
-            <m:t>L</m:t>
-          </m:r>
-          <m:r>
-            <m:rPr>
-              <m:sty m:val="p"/>
-            </m:rPr>
-            <m:t>≤</m:t>
-          </m:r>
-          <m:r>
-            <m:t>θ</m:t>
-          </m:r>
-          <m:r>
-            <m:rPr>
-              <m:sty m:val="p"/>
-            </m:rPr>
-            <m:t>≤</m:t>
-          </m:r>
-          <m:r>
-            <m:t>U</m:t>
-          </m:r>
-          <m:r>
-            <m:rPr>
-              <m:sty m:val="p"/>
-            </m:rPr>
-            <m:t>)</m:t>
-          </m:r>
-          <m:r>
-            <m:rPr>
-              <m:sty m:val="p"/>
-            </m:rPr>
-            <m:t>=</m:t>
+            <m:t>≥</m:t>
           </m:r>
           <m:r>
             <m:t>1</m:t>
@@ -5614,22 +6019,22 @@
       <w:pPr>
         <w:pStyle w:val="FirstParagraph"/>
       </w:pPr>
-      <w:del w:id="23" w:author="PR Preview" w:date="2026-01-01T00:00:00Z">
+      <w:del w:id="52" w:author="PR Preview" w:date="2026-01-01T00:00:00Z">
         <w:r>
           <w:delText xml:space="preserve">The probability is over repeated samples from the data-generating process,</w:delText>
         </w:r>
       </w:del>
-      <w:del w:id="24" w:author="PR Preview" w:date="2026-01-01T00:00:00Z">
+      <w:del w:id="53" w:author="PR Preview" w:date="2026-01-01T00:00:00Z">
         <w:r>
           <w:delText xml:space="preserve"> </w:delText>
         </w:r>
       </w:del>
-      <w:del w:id="25" w:author="PR Preview" w:date="2026-01-01T00:00:00Z">
+      <w:del w:id="54" w:author="PR Preview" w:date="2026-01-01T00:00:00Z">
         <w:r>
           <w:delText xml:space="preserve">with</w:delText>
         </w:r>
       </w:del>
-      <w:del w:id="26" w:author="PR Preview" w:date="2026-01-01T00:00:00Z">
+      <w:del w:id="55" w:author="PR Preview" w:date="2026-01-01T00:00:00Z">
         <w:r>
           <w:delText xml:space="preserve"> </w:delText>
         </w:r>
@@ -5639,12 +6044,12 @@
           <m:t>θ</m:t>
         </m:r>
       </m:oMath>
-      <w:del w:id="27" w:author="PR Preview" w:date="2026-01-01T00:00:00Z">
+      <w:del w:id="56" w:author="PR Preview" w:date="2026-01-01T00:00:00Z">
         <w:r>
           <w:delText xml:space="preserve"> </w:delText>
         </w:r>
       </w:del>
-      <w:del w:id="28" w:author="PR Preview" w:date="2026-01-01T00:00:00Z">
+      <w:del w:id="57" w:author="PR Preview" w:date="2026-01-01T00:00:00Z">
         <w:r>
           <w:delText xml:space="preserve">held fixed.</w:delText>
         </w:r>
@@ -5654,90 +6059,52 @@
       <w:pPr>
         <w:pStyle w:val="FirstParagraph"/>
       </w:pPr>
-      <w:ins w:id="29" w:author="PR Preview" w:date="2026-01-01T00:00:00Z">
-        <w:r>
-          <w:rPr>
-            <w:b/>
-            <w:bCs/>
-          </w:rPr>
-          <w:t xml:space="preserve">Definition 12 (Confidence interval)</w:t>
-        </w:r>
-      </w:ins>
-      <w:ins w:id="30" w:author="PR Preview" w:date="2026-01-01T00:00:00Z">
-        <w:r>
-          <w:t xml:space="preserve"> </w:t>
-        </w:r>
-      </w:ins>
-      <w:ins w:id="31" w:author="PR Preview" w:date="2026-01-01T00:00:00Z">
-        <w:r>
-          <w:t xml:space="preserve">A</w:t>
-        </w:r>
-      </w:ins>
-      <w:ins w:id="32" w:author="PR Preview" w:date="2026-01-01T00:00:00Z">
+      <w:ins w:id="58" w:author="PR Preview" w:date="2026-01-01T00:00:00Z">
+        <w:r>
+          <w:t xml:space="preserve">The probability is over repeated samples from the data-generating process,</w:t>
+        </w:r>
+      </w:ins>
+      <w:ins w:id="59" w:author="PR Preview" w:date="2026-01-01T00:00:00Z">
+        <w:r>
+          <w:t xml:space="preserve"> </w:t>
+        </w:r>
+      </w:ins>
+      <w:ins w:id="60" w:author="PR Preview" w:date="2026-01-01T00:00:00Z">
+        <w:r>
+          <w:t xml:space="preserve">with</w:t>
+        </w:r>
+      </w:ins>
+      <w:ins w:id="61" w:author="PR Preview" w:date="2026-01-01T00:00:00Z">
         <w:r>
           <w:t xml:space="preserve"> </w:t>
         </w:r>
       </w:ins>
       <m:oMath>
         <m:r>
-          <m:t>100</m:t>
-        </m:r>
-        <m:r>
-          <m:rPr>
-            <m:sty m:val="p"/>
-          </m:rPr>
-          <m:t>(</m:t>
-        </m:r>
-        <m:r>
-          <m:t>1</m:t>
-        </m:r>
-        <m:r>
-          <m:rPr>
-            <m:sty m:val="p"/>
-          </m:rPr>
-          <m:t>−</m:t>
-        </m:r>
-        <m:r>
-          <m:t>α</m:t>
-        </m:r>
-        <m:r>
-          <m:rPr>
-            <m:sty m:val="p"/>
-          </m:rPr>
-          <m:t>)</m:t>
-        </m:r>
-        <m:r>
-          <m:rPr>
-            <m:sty m:val="p"/>
-          </m:rPr>
-          <m:t>%</m:t>
+          <m:t>θ</m:t>
         </m:r>
       </m:oMath>
-      <w:ins w:id="33" w:author="PR Preview" w:date="2026-01-01T00:00:00Z">
-        <w:r>
-          <w:t xml:space="preserve"> </w:t>
-        </w:r>
-      </w:ins>
-      <w:ins w:id="34" w:author="PR Preview" w:date="2026-01-01T00:00:00Z">
-        <w:r>
-          <w:rPr>
-            <w:b/>
-            <w:bCs/>
-          </w:rPr>
-          <w:t xml:space="preserve">confidence interval</w:t>
-        </w:r>
-      </w:ins>
-      <w:ins w:id="35" w:author="PR Preview" w:date="2026-01-01T00:00:00Z">
-        <w:r>
-          <w:t xml:space="preserve"> </w:t>
-        </w:r>
-      </w:ins>
-      <w:ins w:id="36" w:author="PR Preview" w:date="2026-01-01T00:00:00Z">
-        <w:r>
-          <w:t xml:space="preserve">for a parameter</w:t>
-        </w:r>
-      </w:ins>
-      <w:ins w:id="37" w:author="PR Preview" w:date="2026-01-01T00:00:00Z">
+      <w:ins w:id="62" w:author="PR Preview" w:date="2026-01-01T00:00:00Z">
+        <w:r>
+          <w:t xml:space="preserve"> </w:t>
+        </w:r>
+      </w:ins>
+      <w:ins w:id="63" w:author="PR Preview" w:date="2026-01-01T00:00:00Z">
+        <w:r>
+          <w:t xml:space="preserve">held fixed.</w:t>
+        </w:r>
+      </w:ins>
+      <w:ins w:id="64" w:author="PR Preview" w:date="2026-01-01T00:00:00Z">
+        <w:r>
+          <w:t xml:space="preserve"> </w:t>
+        </w:r>
+      </w:ins>
+      <w:ins w:id="65" w:author="PR Preview" w:date="2026-01-01T00:00:00Z">
+        <w:r>
+          <w:t xml:space="preserve">The interval is random and</w:t>
+        </w:r>
+      </w:ins>
+      <w:ins w:id="66" w:author="PR Preview" w:date="2026-01-01T00:00:00Z">
         <w:r>
           <w:t xml:space="preserve"> </w:t>
         </w:r>
@@ -5747,134 +6114,14 @@
           <m:t>θ</m:t>
         </m:r>
       </m:oMath>
-      <w:ins w:id="38" w:author="PR Preview" w:date="2026-01-01T00:00:00Z">
-        <w:r>
-          <w:t xml:space="preserve"> </w:t>
-        </w:r>
-      </w:ins>
-      <w:ins w:id="39" w:author="PR Preview" w:date="2026-01-01T00:00:00Z">
-        <w:r>
-          <w:t xml:space="preserve">is a random</w:t>
-        </w:r>
-      </w:ins>
-      <w:ins w:id="40" w:author="PR Preview" w:date="2026-01-01T00:00:00Z">
-        <w:r>
-          <w:t xml:space="preserve"> </w:t>
-        </w:r>
-      </w:ins>
-      <w:hyperlink r:id="rId37">
-        <w:ins w:id="41" w:author="PR Preview" w:date="2026-01-01T00:00:00Z">
-          <w:r>
-            <w:rPr>
-              <w:rStyle w:val="Hyperlink"/>
-            </w:rPr>
-            <w:t xml:space="preserve">closed interval</w:t>
-          </w:r>
-        </w:ins>
-      </w:hyperlink>
-      <w:ins w:id="42" w:author="PR Preview" w:date="2026-01-01T00:00:00Z">
-        <w:r>
-          <w:t xml:space="preserve"> </w:t>
-        </w:r>
-      </w:ins>
-      <w:ins w:id="43" w:author="PR Preview" w:date="2026-01-01T00:00:00Z">
-        <w:r>
-          <w:t xml:space="preserve">$\cintf{X}$</w:t>
-        </w:r>
-      </w:ins>
-      <w:ins w:id="44" w:author="PR Preview" w:date="2026-01-01T00:00:00Z">
-        <w:r>
-          <w:t xml:space="preserve"> </w:t>
-        </w:r>
-      </w:ins>
-      <w:ins w:id="45" w:author="PR Preview" w:date="2026-01-01T00:00:00Z">
-        <w:r>
-          <w:t xml:space="preserve">whose endpoints</w:t>
-        </w:r>
-      </w:ins>
-      <w:ins w:id="46" w:author="PR Preview" w:date="2026-01-01T00:00:00Z">
-        <w:r>
-          <w:t xml:space="preserve"> </w:t>
-        </w:r>
-      </w:ins>
-      <w:ins w:id="47" w:author="PR Preview" w:date="2026-01-01T00:00:00Z">
-        <w:r>
-          <w:t xml:space="preserve">$\cilof{X} \le \ciupf{X}$</w:t>
-        </w:r>
-      </w:ins>
-      <w:ins w:id="48" w:author="PR Preview" w:date="2026-01-01T00:00:00Z">
-        <w:r>
-          <w:t xml:space="preserve"> </w:t>
-        </w:r>
-      </w:ins>
-      <w:ins w:id="49" w:author="PR Preview" w:date="2026-01-01T00:00:00Z">
-        <w:r>
-          <w:t xml:space="preserve">are</w:t>
-        </w:r>
-      </w:ins>
-      <w:ins w:id="50" w:author="PR Preview" w:date="2026-01-01T00:00:00Z">
-        <w:r>
-          <w:t xml:space="preserve"> </w:t>
-        </w:r>
-      </w:ins>
-      <w:hyperlink r:id="rId38">
-        <w:ins w:id="51" w:author="PR Preview" w:date="2026-01-01T00:00:00Z">
-          <w:r>
-            <w:rPr>
-              <w:rStyle w:val="Hyperlink"/>
-            </w:rPr>
-            <w:t xml:space="preserve">statistics</w:t>
-          </w:r>
-        </w:ins>
-      </w:hyperlink>
-      <w:ins w:id="52" w:author="PR Preview" w:date="2026-01-01T00:00:00Z">
-        <w:r>
-          <w:t xml:space="preserve"> </w:t>
-        </w:r>
-      </w:ins>
-      <w:ins w:id="53" w:author="PR Preview" w:date="2026-01-01T00:00:00Z">
-        <w:r>
-          <w:t xml:space="preserve">computed from the data</w:t>
-        </w:r>
-      </w:ins>
-      <w:ins w:id="54" w:author="PR Preview" w:date="2026-01-01T00:00:00Z">
-        <w:r>
-          <w:t xml:space="preserve"> </w:t>
-        </w:r>
-      </w:ins>
-      <m:oMath>
-        <m:r>
-          <m:t>X</m:t>
-        </m:r>
-      </m:oMath>
-      <w:ins w:id="55" w:author="PR Preview" w:date="2026-01-01T00:00:00Z">
-        <w:r>
-          <w:t xml:space="preserve">,</w:t>
-        </w:r>
-      </w:ins>
-      <w:ins w:id="56" w:author="PR Preview" w:date="2026-01-01T00:00:00Z">
-        <w:r>
-          <w:t xml:space="preserve"> </w:t>
-        </w:r>
-      </w:ins>
-      <w:ins w:id="57" w:author="PR Preview" w:date="2026-01-01T00:00:00Z">
-        <w:r>
-          <w:t xml:space="preserve">such that for every possible value of</w:t>
-        </w:r>
-      </w:ins>
-      <w:ins w:id="58" w:author="PR Preview" w:date="2026-01-01T00:00:00Z">
-        <w:r>
-          <w:t xml:space="preserve"> </w:t>
-        </w:r>
-      </w:ins>
-      <m:oMath>
-        <m:r>
-          <m:t>θ</m:t>
-        </m:r>
-      </m:oMath>
-      <w:ins w:id="59" w:author="PR Preview" w:date="2026-01-01T00:00:00Z">
-        <w:r>
-          <w:t xml:space="preserve">:</w:t>
+      <w:ins w:id="67" w:author="PR Preview" w:date="2026-01-01T00:00:00Z">
+        <w:r>
+          <w:t xml:space="preserve"> </w:t>
+        </w:r>
+      </w:ins>
+      <w:ins w:id="68" w:author="PR Preview" w:date="2026-01-01T00:00:00Z">
+        <w:r>
+          <w:t xml:space="preserve">is not.</w:t>
         </w:r>
       </w:ins>
     </w:p>
@@ -5882,71 +6129,11 @@
       <w:pPr>
         <w:pStyle w:val="BodyText"/>
       </w:pPr>
-      <w:ins w:id="60" w:author="PR Preview" w:date="2026-01-01T00:00:00Z">
-        <w:r>
-          <w:t xml:space="preserve">$$\Pr_{\theta}\mathopen{}\left(\theta\in \cintf{X}\right)\mathclose{} \ge 1 - \alpha$$</w:t>
-        </w:r>
-      </w:ins>
-    </w:p>
-    <w:p>
-      <w:pPr>
-        <w:pStyle w:val="FirstParagraph"/>
-      </w:pPr>
-      <w:ins w:id="61" w:author="PR Preview" w:date="2026-01-01T00:00:00Z">
-        <w:r>
-          <w:t xml:space="preserve">The probability is over repeated samples from the data-generating process,</w:t>
-        </w:r>
-      </w:ins>
-      <w:ins w:id="62" w:author="PR Preview" w:date="2026-01-01T00:00:00Z">
-        <w:r>
-          <w:t xml:space="preserve"> </w:t>
-        </w:r>
-      </w:ins>
-      <w:ins w:id="63" w:author="PR Preview" w:date="2026-01-01T00:00:00Z">
-        <w:r>
-          <w:t xml:space="preserve">with</w:t>
-        </w:r>
-      </w:ins>
-      <w:ins w:id="64" w:author="PR Preview" w:date="2026-01-01T00:00:00Z">
-        <w:r>
-          <w:t xml:space="preserve"> </w:t>
-        </w:r>
-      </w:ins>
-      <m:oMath>
-        <m:r>
-          <m:t>θ</m:t>
-        </m:r>
-      </m:oMath>
-      <w:ins w:id="65" w:author="PR Preview" w:date="2026-01-01T00:00:00Z">
-        <w:r>
-          <w:t xml:space="preserve"> </w:t>
-        </w:r>
-      </w:ins>
-      <w:ins w:id="66" w:author="PR Preview" w:date="2026-01-01T00:00:00Z">
-        <w:r>
-          <w:t xml:space="preserve">held fixed.</w:t>
-        </w:r>
-      </w:ins>
-      <w:ins w:id="67" w:author="PR Preview" w:date="2026-01-01T00:00:00Z">
-        <w:r>
-          <w:t xml:space="preserve"> </w:t>
-        </w:r>
-      </w:ins>
-      <w:ins w:id="68" w:author="PR Preview" w:date="2026-01-01T00:00:00Z">
-        <w:r>
-          <w:t xml:space="preserve">The interval is random and</w:t>
-        </w:r>
-      </w:ins>
       <w:ins w:id="69" w:author="PR Preview" w:date="2026-01-01T00:00:00Z">
         <w:r>
-          <w:t xml:space="preserve"> </w:t>
-        </w:r>
-      </w:ins>
-      <m:oMath>
-        <m:r>
-          <m:t>θ</m:t>
-        </m:r>
-      </m:oMath>
+          <w:t xml:space="preserve">Source:</w:t>
+        </w:r>
+      </w:ins>
       <w:ins w:id="70" w:author="PR Preview" w:date="2026-01-01T00:00:00Z">
         <w:r>
           <w:t xml:space="preserve"> </w:t>
@@ -5954,30 +6141,10 @@
       </w:ins>
       <w:ins w:id="71" w:author="PR Preview" w:date="2026-01-01T00:00:00Z">
         <w:r>
-          <w:t xml:space="preserve">is not.</w:t>
-        </w:r>
-      </w:ins>
-    </w:p>
-    <w:p>
-      <w:pPr>
-        <w:pStyle w:val="BodyText"/>
-      </w:pPr>
+          <w:t xml:space="preserve">[9], Definitions 9.1.1, 9.1.4 and 9.1.5</w:t>
+        </w:r>
+      </w:ins>
       <w:ins w:id="72" w:author="PR Preview" w:date="2026-01-01T00:00:00Z">
-        <w:r>
-          <w:t xml:space="preserve">Source:</w:t>
-        </w:r>
-      </w:ins>
-      <w:ins w:id="73" w:author="PR Preview" w:date="2026-01-01T00:00:00Z">
-        <w:r>
-          <w:t xml:space="preserve"> </w:t>
-        </w:r>
-      </w:ins>
-      <w:ins w:id="74" w:author="PR Preview" w:date="2026-01-01T00:00:00Z">
-        <w:r>
-          <w:t xml:space="preserve">[9], Definitions 9.1.1, 9.1.4 and 9.1.5</w:t>
-        </w:r>
-      </w:ins>
-      <w:ins w:id="75" w:author="PR Preview" w:date="2026-01-01T00:00:00Z">
         <w:r>
           <w:t xml:space="preserve">.</w:t>
         </w:r>
@@ -5989,7 +6156,7 @@
       <w:pPr>
         <w:pStyle w:val="BodyText"/>
       </w:pPr>
-      <w:ins w:id="76" w:author="PR Preview" w:date="2026-01-01T00:00:00Z">
+      <w:ins w:id="73" w:author="PR Preview" w:date="2026-01-01T00:00:00Z">
         <w:r>
           <w:rPr>
             <w:b/>
@@ -5998,22 +6165,22 @@
           <w:t xml:space="preserve">Definition 13 (Coverage probability)</w:t>
         </w:r>
       </w:ins>
+      <w:ins w:id="74" w:author="PR Preview" w:date="2026-01-01T00:00:00Z">
+        <w:r>
+          <w:t xml:space="preserve"> </w:t>
+        </w:r>
+      </w:ins>
+      <w:ins w:id="75" w:author="PR Preview" w:date="2026-01-01T00:00:00Z">
+        <w:r>
+          <w:t xml:space="preserve">The</w:t>
+        </w:r>
+      </w:ins>
+      <w:ins w:id="76" w:author="PR Preview" w:date="2026-01-01T00:00:00Z">
+        <w:r>
+          <w:t xml:space="preserve"> </w:t>
+        </w:r>
+      </w:ins>
       <w:ins w:id="77" w:author="PR Preview" w:date="2026-01-01T00:00:00Z">
-        <w:r>
-          <w:t xml:space="preserve"> </w:t>
-        </w:r>
-      </w:ins>
-      <w:ins w:id="78" w:author="PR Preview" w:date="2026-01-01T00:00:00Z">
-        <w:r>
-          <w:t xml:space="preserve">The</w:t>
-        </w:r>
-      </w:ins>
-      <w:ins w:id="79" w:author="PR Preview" w:date="2026-01-01T00:00:00Z">
-        <w:r>
-          <w:t xml:space="preserve"> </w:t>
-        </w:r>
-      </w:ins>
-      <w:ins w:id="80" w:author="PR Preview" w:date="2026-01-01T00:00:00Z">
         <w:r>
           <w:rPr>
             <w:b/>
@@ -6022,6 +6189,89 @@
           <w:t xml:space="preserve">coverage probability</w:t>
         </w:r>
       </w:ins>
+      <w:ins w:id="78" w:author="PR Preview" w:date="2026-01-01T00:00:00Z">
+        <w:r>
+          <w:t xml:space="preserve"> </w:t>
+        </w:r>
+      </w:ins>
+      <w:ins w:id="79" w:author="PR Preview" w:date="2026-01-01T00:00:00Z">
+        <w:r>
+          <w:t xml:space="preserve">of an interval</w:t>
+        </w:r>
+      </w:ins>
+      <w:ins w:id="80" w:author="PR Preview" w:date="2026-01-01T00:00:00Z">
+        <w:r>
+          <w:t xml:space="preserve"> </w:t>
+        </w:r>
+      </w:ins>
+      <m:oMath>
+        <m:r>
+          <m:t>​</m:t>
+        </m:r>
+        <m:d>
+          <m:dPr>
+            <m:begChr m:val="["/>
+            <m:sepChr m:val=""/>
+            <m:endChr m:val="]"/>
+            <m:grow/>
+          </m:dPr>
+          <m:e>
+            <m:r>
+              <m:t>L</m:t>
+            </m:r>
+            <m:r>
+              <m:t>​</m:t>
+            </m:r>
+            <m:d>
+              <m:dPr>
+                <m:begChr m:val="("/>
+                <m:sepChr m:val=""/>
+                <m:endChr m:val=")"/>
+                <m:grow/>
+              </m:dPr>
+              <m:e>
+                <m:r>
+                  <m:t>X</m:t>
+                </m:r>
+              </m:e>
+            </m:d>
+            <m:r>
+              <m:t>​</m:t>
+            </m:r>
+            <m:r>
+              <m:rPr>
+                <m:sty m:val="p"/>
+              </m:rPr>
+              <m:t>,</m:t>
+            </m:r>
+            <m:r>
+              <m:t>U</m:t>
+            </m:r>
+            <m:r>
+              <m:t>​</m:t>
+            </m:r>
+            <m:d>
+              <m:dPr>
+                <m:begChr m:val="("/>
+                <m:sepChr m:val=""/>
+                <m:endChr m:val=")"/>
+                <m:grow/>
+              </m:dPr>
+              <m:e>
+                <m:r>
+                  <m:t>X</m:t>
+                </m:r>
+              </m:e>
+            </m:d>
+            <m:r>
+              <m:t>​</m:t>
+            </m:r>
+          </m:e>
+        </m:d>
+        <m:r>
+          <m:t>​</m:t>
+        </m:r>
+      </m:oMath>
       <w:ins w:id="81" w:author="PR Preview" w:date="2026-01-01T00:00:00Z">
         <w:r>
           <w:t xml:space="preserve"> </w:t>
@@ -6029,7 +6279,7 @@
       </w:ins>
       <w:ins w:id="82" w:author="PR Preview" w:date="2026-01-01T00:00:00Z">
         <w:r>
-          <w:t xml:space="preserve">of an interval</w:t>
+          <w:t xml:space="preserve">for a parameter</w:t>
         </w:r>
       </w:ins>
       <w:ins w:id="83" w:author="PR Preview" w:date="2026-01-01T00:00:00Z">
@@ -6037,23 +6287,151 @@
           <w:t xml:space="preserve"> </w:t>
         </w:r>
       </w:ins>
+      <m:oMath>
+        <m:r>
+          <m:t>θ</m:t>
+        </m:r>
+      </m:oMath>
       <w:ins w:id="84" w:author="PR Preview" w:date="2026-01-01T00:00:00Z">
         <w:r>
-          <w:t xml:space="preserve">$\cintf{X}$</w:t>
+          <w:t xml:space="preserve"> </w:t>
         </w:r>
       </w:ins>
       <w:ins w:id="85" w:author="PR Preview" w:date="2026-01-01T00:00:00Z">
         <w:r>
-          <w:t xml:space="preserve"> </w:t>
+          <w:t xml:space="preserve">is</w:t>
         </w:r>
       </w:ins>
       <w:ins w:id="86" w:author="PR Preview" w:date="2026-01-01T00:00:00Z">
         <w:r>
-          <w:t xml:space="preserve">for a parameter</w:t>
-        </w:r>
-      </w:ins>
+          <w:t xml:space="preserve"> </w:t>
+        </w:r>
+      </w:ins>
+      <m:oMath>
+        <m:sSub>
+          <m:e>
+            <m:r>
+              <m:rPr>
+                <m:sty m:val="p"/>
+              </m:rPr>
+              <m:t>Pr</m:t>
+            </m:r>
+          </m:e>
+          <m:sub>
+            <m:r>
+              <m:t>θ</m:t>
+            </m:r>
+          </m:sub>
+        </m:sSub>
+        <m:r>
+          <m:t>​</m:t>
+        </m:r>
+        <m:d>
+          <m:dPr>
+            <m:begChr m:val="("/>
+            <m:sepChr m:val=""/>
+            <m:endChr m:val=")"/>
+            <m:grow/>
+          </m:dPr>
+          <m:e>
+            <m:r>
+              <m:t>θ</m:t>
+            </m:r>
+            <m:r>
+              <m:rPr>
+                <m:sty m:val="p"/>
+              </m:rPr>
+              <m:t>∈</m:t>
+            </m:r>
+            <m:r>
+              <m:t>​</m:t>
+            </m:r>
+            <m:d>
+              <m:dPr>
+                <m:begChr m:val="["/>
+                <m:sepChr m:val=""/>
+                <m:endChr m:val="]"/>
+                <m:grow/>
+              </m:dPr>
+              <m:e>
+                <m:r>
+                  <m:t>L</m:t>
+                </m:r>
+                <m:r>
+                  <m:t>​</m:t>
+                </m:r>
+                <m:d>
+                  <m:dPr>
+                    <m:begChr m:val="("/>
+                    <m:sepChr m:val=""/>
+                    <m:endChr m:val=")"/>
+                    <m:grow/>
+                  </m:dPr>
+                  <m:e>
+                    <m:r>
+                      <m:t>X</m:t>
+                    </m:r>
+                  </m:e>
+                </m:d>
+                <m:r>
+                  <m:t>​</m:t>
+                </m:r>
+                <m:r>
+                  <m:rPr>
+                    <m:sty m:val="p"/>
+                  </m:rPr>
+                  <m:t>,</m:t>
+                </m:r>
+                <m:r>
+                  <m:t>U</m:t>
+                </m:r>
+                <m:r>
+                  <m:t>​</m:t>
+                </m:r>
+                <m:d>
+                  <m:dPr>
+                    <m:begChr m:val="("/>
+                    <m:sepChr m:val=""/>
+                    <m:endChr m:val=")"/>
+                    <m:grow/>
+                  </m:dPr>
+                  <m:e>
+                    <m:r>
+                      <m:t>X</m:t>
+                    </m:r>
+                  </m:e>
+                </m:d>
+                <m:r>
+                  <m:t>​</m:t>
+                </m:r>
+              </m:e>
+            </m:d>
+            <m:r>
+              <m:t>​</m:t>
+            </m:r>
+          </m:e>
+        </m:d>
+        <m:r>
+          <m:t>​</m:t>
+        </m:r>
+      </m:oMath>
       <w:ins w:id="87" w:author="PR Preview" w:date="2026-01-01T00:00:00Z">
         <w:r>
+          <w:t xml:space="preserve">,</w:t>
+        </w:r>
+      </w:ins>
+      <w:ins w:id="88" w:author="PR Preview" w:date="2026-01-01T00:00:00Z">
+        <w:r>
+          <w:t xml:space="preserve"> </w:t>
+        </w:r>
+      </w:ins>
+      <w:ins w:id="89" w:author="PR Preview" w:date="2026-01-01T00:00:00Z">
+        <w:r>
+          <w:t xml:space="preserve">computed over repeated samples with</w:t>
+        </w:r>
+      </w:ins>
+      <w:ins w:id="90" w:author="PR Preview" w:date="2026-01-01T00:00:00Z">
+        <w:r>
           <w:t xml:space="preserve"> </w:t>
         </w:r>
       </w:ins>
@@ -6062,29 +6440,14 @@
           <m:t>θ</m:t>
         </m:r>
       </m:oMath>
-      <w:ins w:id="88" w:author="PR Preview" w:date="2026-01-01T00:00:00Z">
-        <w:r>
-          <w:t xml:space="preserve"> </w:t>
-        </w:r>
-      </w:ins>
-      <w:ins w:id="89" w:author="PR Preview" w:date="2026-01-01T00:00:00Z">
-        <w:r>
-          <w:t xml:space="preserve">is</w:t>
-        </w:r>
-      </w:ins>
-      <w:ins w:id="90" w:author="PR Preview" w:date="2026-01-01T00:00:00Z">
-        <w:r>
-          <w:t xml:space="preserve"> </w:t>
-        </w:r>
-      </w:ins>
       <w:ins w:id="91" w:author="PR Preview" w:date="2026-01-01T00:00:00Z">
         <w:r>
-          <w:t xml:space="preserve">$\Pr_{\theta}\mathopen{}\left(\theta\in \cintf{X}\right)\mathclose{}$</w:t>
+          <w:t xml:space="preserve"> </w:t>
         </w:r>
       </w:ins>
       <w:ins w:id="92" w:author="PR Preview" w:date="2026-01-01T00:00:00Z">
         <w:r>
-          <w:t xml:space="preserve">,</w:t>
+          <w:t xml:space="preserve">held fixed.</w:t>
         </w:r>
       </w:ins>
       <w:ins w:id="93" w:author="PR Preview" w:date="2026-01-01T00:00:00Z">
@@ -6094,40 +6457,10 @@
       </w:ins>
       <w:ins w:id="94" w:author="PR Preview" w:date="2026-01-01T00:00:00Z">
         <w:r>
-          <w:t xml:space="preserve">computed over repeated samples with</w:t>
+          <w:t xml:space="preserve">A</w:t>
         </w:r>
       </w:ins>
       <w:ins w:id="95" w:author="PR Preview" w:date="2026-01-01T00:00:00Z">
-        <w:r>
-          <w:t xml:space="preserve"> </w:t>
-        </w:r>
-      </w:ins>
-      <m:oMath>
-        <m:r>
-          <m:t>θ</m:t>
-        </m:r>
-      </m:oMath>
-      <w:ins w:id="96" w:author="PR Preview" w:date="2026-01-01T00:00:00Z">
-        <w:r>
-          <w:t xml:space="preserve"> </w:t>
-        </w:r>
-      </w:ins>
-      <w:ins w:id="97" w:author="PR Preview" w:date="2026-01-01T00:00:00Z">
-        <w:r>
-          <w:t xml:space="preserve">held fixed.</w:t>
-        </w:r>
-      </w:ins>
-      <w:ins w:id="98" w:author="PR Preview" w:date="2026-01-01T00:00:00Z">
-        <w:r>
-          <w:t xml:space="preserve"> </w:t>
-        </w:r>
-      </w:ins>
-      <w:ins w:id="99" w:author="PR Preview" w:date="2026-01-01T00:00:00Z">
-        <w:r>
-          <w:t xml:space="preserve">A</w:t>
-        </w:r>
-      </w:ins>
-      <w:ins w:id="100" w:author="PR Preview" w:date="2026-01-01T00:00:00Z">
         <w:r>
           <w:t xml:space="preserve"> </w:t>
         </w:r>
@@ -6167,13 +6500,13 @@
           <m:t>%</m:t>
         </m:r>
       </m:oMath>
-      <w:ins w:id="101" w:author="PR Preview" w:date="2026-01-01T00:00:00Z">
+      <w:ins w:id="96" w:author="PR Preview" w:date="2026-01-01T00:00:00Z">
         <w:r>
           <w:t xml:space="preserve"> </w:t>
         </w:r>
       </w:ins>
       <w:hyperlink w:anchor="def-confidence-interval">
-        <w:ins w:id="102" w:author="PR Preview" w:date="2026-01-01T00:00:00Z">
+        <w:ins w:id="97" w:author="PR Preview" w:date="2026-01-01T00:00:00Z">
           <w:r>
             <w:rPr>
               <w:rStyle w:val="Hyperlink"/>
@@ -6182,17 +6515,17 @@
           </w:r>
         </w:ins>
       </w:hyperlink>
-      <w:ins w:id="103" w:author="PR Preview" w:date="2026-01-01T00:00:00Z">
-        <w:r>
-          <w:t xml:space="preserve"> </w:t>
-        </w:r>
-      </w:ins>
-      <w:ins w:id="104" w:author="PR Preview" w:date="2026-01-01T00:00:00Z">
+      <w:ins w:id="98" w:author="PR Preview" w:date="2026-01-01T00:00:00Z">
+        <w:r>
+          <w:t xml:space="preserve"> </w:t>
+        </w:r>
+      </w:ins>
+      <w:ins w:id="99" w:author="PR Preview" w:date="2026-01-01T00:00:00Z">
         <w:r>
           <w:t xml:space="preserve">has coverage probability at least</w:t>
         </w:r>
       </w:ins>
-      <w:ins w:id="105" w:author="PR Preview" w:date="2026-01-01T00:00:00Z">
+      <w:ins w:id="100" w:author="PR Preview" w:date="2026-01-01T00:00:00Z">
         <w:r>
           <w:t xml:space="preserve"> </w:t>
         </w:r>
@@ -6211,17 +6544,17 @@
           <m:t>α</m:t>
         </m:r>
       </m:oMath>
-      <w:ins w:id="106" w:author="PR Preview" w:date="2026-01-01T00:00:00Z">
-        <w:r>
-          <w:t xml:space="preserve"> </w:t>
-        </w:r>
-      </w:ins>
-      <w:ins w:id="107" w:author="PR Preview" w:date="2026-01-01T00:00:00Z">
+      <w:ins w:id="101" w:author="PR Preview" w:date="2026-01-01T00:00:00Z">
+        <w:r>
+          <w:t xml:space="preserve"> </w:t>
+        </w:r>
+      </w:ins>
+      <w:ins w:id="102" w:author="PR Preview" w:date="2026-01-01T00:00:00Z">
         <w:r>
           <w:t xml:space="preserve">for every</w:t>
         </w:r>
       </w:ins>
-      <w:ins w:id="108" w:author="PR Preview" w:date="2026-01-01T00:00:00Z">
+      <w:ins w:id="103" w:author="PR Preview" w:date="2026-01-01T00:00:00Z">
         <w:r>
           <w:t xml:space="preserve"> </w:t>
         </w:r>
@@ -6231,7 +6564,7 @@
           <m:t>θ</m:t>
         </m:r>
       </m:oMath>
-      <w:ins w:id="109" w:author="PR Preview" w:date="2026-01-01T00:00:00Z">
+      <w:ins w:id="104" w:author="PR Preview" w:date="2026-01-01T00:00:00Z">
         <w:r>
           <w:t xml:space="preserve">.</w:t>
         </w:r>
@@ -6241,22 +6574,22 @@
       <w:pPr>
         <w:pStyle w:val="BodyText"/>
       </w:pPr>
-      <w:ins w:id="110" w:author="PR Preview" w:date="2026-01-01T00:00:00Z">
+      <w:ins w:id="105" w:author="PR Preview" w:date="2026-01-01T00:00:00Z">
         <w:r>
           <w:t xml:space="preserve">Source:</w:t>
         </w:r>
       </w:ins>
-      <w:ins w:id="111" w:author="PR Preview" w:date="2026-01-01T00:00:00Z">
-        <w:r>
-          <w:t xml:space="preserve"> </w:t>
-        </w:r>
-      </w:ins>
-      <w:ins w:id="112" w:author="PR Preview" w:date="2026-01-01T00:00:00Z">
+      <w:ins w:id="106" w:author="PR Preview" w:date="2026-01-01T00:00:00Z">
+        <w:r>
+          <w:t xml:space="preserve"> </w:t>
+        </w:r>
+      </w:ins>
+      <w:ins w:id="107" w:author="PR Preview" w:date="2026-01-01T00:00:00Z">
         <w:r>
           <w:t xml:space="preserve">[9], Definition 9.1.4</w:t>
         </w:r>
       </w:ins>
-      <w:ins w:id="113" w:author="PR Preview" w:date="2026-01-01T00:00:00Z">
+      <w:ins w:id="108" w:author="PR Preview" w:date="2026-01-01T00:00:00Z">
         <w:r>
           <w:t xml:space="preserve">.</w:t>
         </w:r>
@@ -6268,7 +6601,7 @@
       <w:pPr>
         <w:pStyle w:val="BodyText"/>
       </w:pPr>
-      <w:ins w:id="114" w:author="PR Preview" w:date="2026-01-01T00:00:00Z">
+      <w:ins w:id="109" w:author="PR Preview" w:date="2026-01-01T00:00:00Z">
         <w:r>
           <w:rPr>
             <w:b/>
@@ -6277,22 +6610,22 @@
           <w:t xml:space="preserve">Definition 14 (Confidence coefficient)</w:t>
         </w:r>
       </w:ins>
-      <w:ins w:id="115" w:author="PR Preview" w:date="2026-01-01T00:00:00Z">
-        <w:r>
-          <w:t xml:space="preserve"> </w:t>
-        </w:r>
-      </w:ins>
-      <w:ins w:id="116" w:author="PR Preview" w:date="2026-01-01T00:00:00Z">
+      <w:ins w:id="110" w:author="PR Preview" w:date="2026-01-01T00:00:00Z">
+        <w:r>
+          <w:t xml:space="preserve"> </w:t>
+        </w:r>
+      </w:ins>
+      <w:ins w:id="111" w:author="PR Preview" w:date="2026-01-01T00:00:00Z">
         <w:r>
           <w:t xml:space="preserve">The</w:t>
         </w:r>
       </w:ins>
-      <w:ins w:id="117" w:author="PR Preview" w:date="2026-01-01T00:00:00Z">
-        <w:r>
-          <w:t xml:space="preserve"> </w:t>
-        </w:r>
-      </w:ins>
-      <w:ins w:id="118" w:author="PR Preview" w:date="2026-01-01T00:00:00Z">
+      <w:ins w:id="112" w:author="PR Preview" w:date="2026-01-01T00:00:00Z">
+        <w:r>
+          <w:t xml:space="preserve"> </w:t>
+        </w:r>
+      </w:ins>
+      <w:ins w:id="113" w:author="PR Preview" w:date="2026-01-01T00:00:00Z">
         <w:r>
           <w:rPr>
             <w:b/>
@@ -6301,26 +6634,129 @@
           <w:t xml:space="preserve">confidence coefficient</w:t>
         </w:r>
       </w:ins>
+      <w:ins w:id="114" w:author="PR Preview" w:date="2026-01-01T00:00:00Z">
+        <w:r>
+          <w:t xml:space="preserve"> </w:t>
+        </w:r>
+      </w:ins>
+      <w:ins w:id="115" w:author="PR Preview" w:date="2026-01-01T00:00:00Z">
+        <w:r>
+          <w:t xml:space="preserve">of an interval</w:t>
+        </w:r>
+      </w:ins>
+      <w:ins w:id="116" w:author="PR Preview" w:date="2026-01-01T00:00:00Z">
+        <w:r>
+          <w:t xml:space="preserve"> </w:t>
+        </w:r>
+      </w:ins>
+      <m:oMath>
+        <m:r>
+          <m:t>​</m:t>
+        </m:r>
+        <m:d>
+          <m:dPr>
+            <m:begChr m:val="["/>
+            <m:sepChr m:val=""/>
+            <m:endChr m:val="]"/>
+            <m:grow/>
+          </m:dPr>
+          <m:e>
+            <m:r>
+              <m:t>L</m:t>
+            </m:r>
+            <m:r>
+              <m:t>​</m:t>
+            </m:r>
+            <m:d>
+              <m:dPr>
+                <m:begChr m:val="("/>
+                <m:sepChr m:val=""/>
+                <m:endChr m:val=")"/>
+                <m:grow/>
+              </m:dPr>
+              <m:e>
+                <m:r>
+                  <m:t>X</m:t>
+                </m:r>
+              </m:e>
+            </m:d>
+            <m:r>
+              <m:t>​</m:t>
+            </m:r>
+            <m:r>
+              <m:rPr>
+                <m:sty m:val="p"/>
+              </m:rPr>
+              <m:t>,</m:t>
+            </m:r>
+            <m:r>
+              <m:t>U</m:t>
+            </m:r>
+            <m:r>
+              <m:t>​</m:t>
+            </m:r>
+            <m:d>
+              <m:dPr>
+                <m:begChr m:val="("/>
+                <m:sepChr m:val=""/>
+                <m:endChr m:val=")"/>
+                <m:grow/>
+              </m:dPr>
+              <m:e>
+                <m:r>
+                  <m:t>X</m:t>
+                </m:r>
+              </m:e>
+            </m:d>
+            <m:r>
+              <m:t>​</m:t>
+            </m:r>
+          </m:e>
+        </m:d>
+        <m:r>
+          <m:t>​</m:t>
+        </m:r>
+      </m:oMath>
+      <w:ins w:id="117" w:author="PR Preview" w:date="2026-01-01T00:00:00Z">
+        <w:r>
+          <w:t xml:space="preserve"> </w:t>
+        </w:r>
+      </w:ins>
+      <w:ins w:id="118" w:author="PR Preview" w:date="2026-01-01T00:00:00Z">
+        <w:r>
+          <w:t xml:space="preserve">for a parameter</w:t>
+        </w:r>
+      </w:ins>
       <w:ins w:id="119" w:author="PR Preview" w:date="2026-01-01T00:00:00Z">
         <w:r>
           <w:t xml:space="preserve"> </w:t>
         </w:r>
       </w:ins>
+      <m:oMath>
+        <m:r>
+          <m:t>θ</m:t>
+        </m:r>
+      </m:oMath>
       <w:ins w:id="120" w:author="PR Preview" w:date="2026-01-01T00:00:00Z">
         <w:r>
-          <w:t xml:space="preserve">of an interval</w:t>
+          <w:t xml:space="preserve"> </w:t>
         </w:r>
       </w:ins>
       <w:ins w:id="121" w:author="PR Preview" w:date="2026-01-01T00:00:00Z">
         <w:r>
-          <w:t xml:space="preserve"> </w:t>
+          <w:t xml:space="preserve">is the infimum over</w:t>
         </w:r>
       </w:ins>
       <w:ins w:id="122" w:author="PR Preview" w:date="2026-01-01T00:00:00Z">
         <w:r>
-          <w:t xml:space="preserve">$\cintf{X}$</w:t>
-        </w:r>
-      </w:ins>
+          <w:t xml:space="preserve"> </w:t>
+        </w:r>
+      </w:ins>
+      <m:oMath>
+        <m:r>
+          <m:t>θ</m:t>
+        </m:r>
+      </m:oMath>
       <w:ins w:id="123" w:author="PR Preview" w:date="2026-01-01T00:00:00Z">
         <w:r>
           <w:t xml:space="preserve"> </w:t>
@@ -6328,7 +6764,7 @@
       </w:ins>
       <w:ins w:id="124" w:author="PR Preview" w:date="2026-01-01T00:00:00Z">
         <w:r>
-          <w:t xml:space="preserve">for a parameter</w:t>
+          <w:t xml:space="preserve">of its</w:t>
         </w:r>
       </w:ins>
       <w:ins w:id="125" w:author="PR Preview" w:date="2026-01-01T00:00:00Z">
@@ -6336,48 +6772,8 @@
           <w:t xml:space="preserve"> </w:t>
         </w:r>
       </w:ins>
-      <m:oMath>
-        <m:r>
-          <m:t>θ</m:t>
-        </m:r>
-      </m:oMath>
-      <w:ins w:id="126" w:author="PR Preview" w:date="2026-01-01T00:00:00Z">
-        <w:r>
-          <w:t xml:space="preserve"> </w:t>
-        </w:r>
-      </w:ins>
-      <w:ins w:id="127" w:author="PR Preview" w:date="2026-01-01T00:00:00Z">
-        <w:r>
-          <w:t xml:space="preserve">is the infimum over</w:t>
-        </w:r>
-      </w:ins>
-      <w:ins w:id="128" w:author="PR Preview" w:date="2026-01-01T00:00:00Z">
-        <w:r>
-          <w:t xml:space="preserve"> </w:t>
-        </w:r>
-      </w:ins>
-      <m:oMath>
-        <m:r>
-          <m:t>θ</m:t>
-        </m:r>
-      </m:oMath>
-      <w:ins w:id="129" w:author="PR Preview" w:date="2026-01-01T00:00:00Z">
-        <w:r>
-          <w:t xml:space="preserve"> </w:t>
-        </w:r>
-      </w:ins>
-      <w:ins w:id="130" w:author="PR Preview" w:date="2026-01-01T00:00:00Z">
-        <w:r>
-          <w:t xml:space="preserve">of its</w:t>
-        </w:r>
-      </w:ins>
-      <w:ins w:id="131" w:author="PR Preview" w:date="2026-01-01T00:00:00Z">
-        <w:r>
-          <w:t xml:space="preserve"> </w:t>
-        </w:r>
-      </w:ins>
       <w:hyperlink w:anchor="def-coverage-probability">
-        <w:ins w:id="132" w:author="PR Preview" w:date="2026-01-01T00:00:00Z">
+        <w:ins w:id="126" w:author="PR Preview" w:date="2026-01-01T00:00:00Z">
           <w:r>
             <w:rPr>
               <w:rStyle w:val="Hyperlink"/>
@@ -6386,22 +6782,140 @@
           </w:r>
         </w:ins>
       </w:hyperlink>
-      <w:ins w:id="133" w:author="PR Preview" w:date="2026-01-01T00:00:00Z">
+      <w:ins w:id="127" w:author="PR Preview" w:date="2026-01-01T00:00:00Z">
         <w:r>
           <w:t xml:space="preserve">,</w:t>
         </w:r>
       </w:ins>
-      <w:ins w:id="134" w:author="PR Preview" w:date="2026-01-01T00:00:00Z">
-        <w:r>
-          <w:t xml:space="preserve"> </w:t>
-        </w:r>
-      </w:ins>
-      <w:ins w:id="135" w:author="PR Preview" w:date="2026-01-01T00:00:00Z">
-        <w:r>
-          <w:t xml:space="preserve">$\inf_{\theta} \Pr_{\theta}\mathopen{}\left(\theta\in \cintf{X}\right)\mathclose{}$</w:t>
-        </w:r>
-      </w:ins>
-      <w:ins w:id="136" w:author="PR Preview" w:date="2026-01-01T00:00:00Z">
+      <w:ins w:id="128" w:author="PR Preview" w:date="2026-01-01T00:00:00Z">
+        <w:r>
+          <w:t xml:space="preserve"> </w:t>
+        </w:r>
+      </w:ins>
+      <m:oMath>
+        <m:sSub>
+          <m:e>
+            <m:r>
+              <m:rPr>
+                <m:sty m:val="p"/>
+              </m:rPr>
+              <m:t>inf</m:t>
+            </m:r>
+          </m:e>
+          <m:sub>
+            <m:r>
+              <m:t>θ</m:t>
+            </m:r>
+          </m:sub>
+        </m:sSub>
+        <m:sSub>
+          <m:e>
+            <m:r>
+              <m:rPr>
+                <m:sty m:val="p"/>
+              </m:rPr>
+              <m:t>Pr</m:t>
+            </m:r>
+          </m:e>
+          <m:sub>
+            <m:r>
+              <m:t>θ</m:t>
+            </m:r>
+          </m:sub>
+        </m:sSub>
+        <m:r>
+          <m:t>​</m:t>
+        </m:r>
+        <m:d>
+          <m:dPr>
+            <m:begChr m:val="("/>
+            <m:sepChr m:val=""/>
+            <m:endChr m:val=")"/>
+            <m:grow/>
+          </m:dPr>
+          <m:e>
+            <m:r>
+              <m:t>θ</m:t>
+            </m:r>
+            <m:r>
+              <m:rPr>
+                <m:sty m:val="p"/>
+              </m:rPr>
+              <m:t>∈</m:t>
+            </m:r>
+            <m:r>
+              <m:t>​</m:t>
+            </m:r>
+            <m:d>
+              <m:dPr>
+                <m:begChr m:val="["/>
+                <m:sepChr m:val=""/>
+                <m:endChr m:val="]"/>
+                <m:grow/>
+              </m:dPr>
+              <m:e>
+                <m:r>
+                  <m:t>L</m:t>
+                </m:r>
+                <m:r>
+                  <m:t>​</m:t>
+                </m:r>
+                <m:d>
+                  <m:dPr>
+                    <m:begChr m:val="("/>
+                    <m:sepChr m:val=""/>
+                    <m:endChr m:val=")"/>
+                    <m:grow/>
+                  </m:dPr>
+                  <m:e>
+                    <m:r>
+                      <m:t>X</m:t>
+                    </m:r>
+                  </m:e>
+                </m:d>
+                <m:r>
+                  <m:t>​</m:t>
+                </m:r>
+                <m:r>
+                  <m:rPr>
+                    <m:sty m:val="p"/>
+                  </m:rPr>
+                  <m:t>,</m:t>
+                </m:r>
+                <m:r>
+                  <m:t>U</m:t>
+                </m:r>
+                <m:r>
+                  <m:t>​</m:t>
+                </m:r>
+                <m:d>
+                  <m:dPr>
+                    <m:begChr m:val="("/>
+                    <m:sepChr m:val=""/>
+                    <m:endChr m:val=")"/>
+                    <m:grow/>
+                  </m:dPr>
+                  <m:e>
+                    <m:r>
+                      <m:t>X</m:t>
+                    </m:r>
+                  </m:e>
+                </m:d>
+                <m:r>
+                  <m:t>​</m:t>
+                </m:r>
+              </m:e>
+            </m:d>
+            <m:r>
+              <m:t>​</m:t>
+            </m:r>
+          </m:e>
+        </m:d>
+        <m:r>
+          <m:t>​</m:t>
+        </m:r>
+      </m:oMath>
+      <w:ins w:id="129" w:author="PR Preview" w:date="2026-01-01T00:00:00Z">
         <w:r>
           <w:t xml:space="preserve">.</w:t>
         </w:r>
@@ -6411,34 +6925,2196 @@
       <w:pPr>
         <w:pStyle w:val="BodyText"/>
       </w:pPr>
-      <w:ins w:id="137" w:author="PR Preview" w:date="2026-01-01T00:00:00Z">
+      <w:ins w:id="130" w:author="PR Preview" w:date="2026-01-01T00:00:00Z">
         <w:r>
           <w:t xml:space="preserve">Source:</w:t>
         </w:r>
       </w:ins>
-      <w:ins w:id="138" w:author="PR Preview" w:date="2026-01-01T00:00:00Z">
-        <w:r>
-          <w:t xml:space="preserve"> </w:t>
-        </w:r>
-      </w:ins>
-      <w:ins w:id="139" w:author="PR Preview" w:date="2026-01-01T00:00:00Z">
+      <w:ins w:id="131" w:author="PR Preview" w:date="2026-01-01T00:00:00Z">
+        <w:r>
+          <w:t xml:space="preserve"> </w:t>
+        </w:r>
+      </w:ins>
+      <w:ins w:id="132" w:author="PR Preview" w:date="2026-01-01T00:00:00Z">
         <w:r>
           <w:t xml:space="preserve">[9], Definition 9.1.5</w:t>
         </w:r>
       </w:ins>
-      <w:ins w:id="140" w:author="PR Preview" w:date="2026-01-01T00:00:00Z">
+      <w:ins w:id="133" w:author="PR Preview" w:date="2026-01-01T00:00:00Z">
         <w:r>
           <w:t xml:space="preserve">.</w:t>
         </w:r>
       </w:ins>
     </w:p>
     <w:bookmarkEnd w:id="41"/>
-    <w:bookmarkStart w:id="43" w:name="rem-confidence-interval-exact"/>
+    <w:bookmarkStart w:id="42" w:name="def-exact-confidence-interval"/>
     <w:p>
       <w:pPr>
         <w:pStyle w:val="BodyText"/>
       </w:pPr>
+      <w:ins w:id="134" w:author="PR Preview" w:date="2026-01-01T00:00:00Z">
+        <w:r>
+          <w:rPr>
+            <w:b/>
+            <w:bCs/>
+          </w:rPr>
+          <w:t xml:space="preserve">Definition 15 (Exact confidence interval)</w:t>
+        </w:r>
+      </w:ins>
+      <w:ins w:id="135" w:author="PR Preview" w:date="2026-01-01T00:00:00Z">
+        <w:r>
+          <w:t xml:space="preserve"> </w:t>
+        </w:r>
+      </w:ins>
+      <w:ins w:id="136" w:author="PR Preview" w:date="2026-01-01T00:00:00Z">
+        <w:r>
+          <w:t xml:space="preserve">A</w:t>
+        </w:r>
+      </w:ins>
+      <w:ins w:id="137" w:author="PR Preview" w:date="2026-01-01T00:00:00Z">
+        <w:r>
+          <w:t xml:space="preserve"> </w:t>
+        </w:r>
+      </w:ins>
+      <m:oMath>
+        <m:r>
+          <m:t>100</m:t>
+        </m:r>
+        <m:r>
+          <m:rPr>
+            <m:sty m:val="p"/>
+          </m:rPr>
+          <m:t>(</m:t>
+        </m:r>
+        <m:r>
+          <m:t>1</m:t>
+        </m:r>
+        <m:r>
+          <m:rPr>
+            <m:sty m:val="p"/>
+          </m:rPr>
+          <m:t>−</m:t>
+        </m:r>
+        <m:r>
+          <m:t>α</m:t>
+        </m:r>
+        <m:r>
+          <m:rPr>
+            <m:sty m:val="p"/>
+          </m:rPr>
+          <m:t>)</m:t>
+        </m:r>
+        <m:r>
+          <m:rPr>
+            <m:sty m:val="p"/>
+          </m:rPr>
+          <m:t>%</m:t>
+        </m:r>
+      </m:oMath>
+      <w:ins w:id="138" w:author="PR Preview" w:date="2026-01-01T00:00:00Z">
+        <w:r>
+          <w:t xml:space="preserve"> </w:t>
+        </w:r>
+      </w:ins>
+      <w:hyperlink w:anchor="def-confidence-interval">
+        <w:ins w:id="139" w:author="PR Preview" w:date="2026-01-01T00:00:00Z">
+          <w:r>
+            <w:rPr>
+              <w:rStyle w:val="Hyperlink"/>
+            </w:rPr>
+            <w:t xml:space="preserve">confidence interval</w:t>
+          </w:r>
+        </w:ins>
+      </w:hyperlink>
+      <w:ins w:id="140" w:author="PR Preview" w:date="2026-01-01T00:00:00Z">
+        <w:r>
+          <w:t xml:space="preserve"> </w:t>
+        </w:r>
+      </w:ins>
+      <m:oMath>
+        <m:r>
+          <m:t>​</m:t>
+        </m:r>
+        <m:d>
+          <m:dPr>
+            <m:begChr m:val="["/>
+            <m:sepChr m:val=""/>
+            <m:endChr m:val="]"/>
+            <m:grow/>
+          </m:dPr>
+          <m:e>
+            <m:r>
+              <m:t>L</m:t>
+            </m:r>
+            <m:r>
+              <m:t>​</m:t>
+            </m:r>
+            <m:d>
+              <m:dPr>
+                <m:begChr m:val="("/>
+                <m:sepChr m:val=""/>
+                <m:endChr m:val=")"/>
+                <m:grow/>
+              </m:dPr>
+              <m:e>
+                <m:r>
+                  <m:t>X</m:t>
+                </m:r>
+              </m:e>
+            </m:d>
+            <m:r>
+              <m:t>​</m:t>
+            </m:r>
+            <m:r>
+              <m:rPr>
+                <m:sty m:val="p"/>
+              </m:rPr>
+              <m:t>,</m:t>
+            </m:r>
+            <m:r>
+              <m:t>U</m:t>
+            </m:r>
+            <m:r>
+              <m:t>​</m:t>
+            </m:r>
+            <m:d>
+              <m:dPr>
+                <m:begChr m:val="("/>
+                <m:sepChr m:val=""/>
+                <m:endChr m:val=")"/>
+                <m:grow/>
+              </m:dPr>
+              <m:e>
+                <m:r>
+                  <m:t>X</m:t>
+                </m:r>
+              </m:e>
+            </m:d>
+            <m:r>
+              <m:t>​</m:t>
+            </m:r>
+          </m:e>
+        </m:d>
+        <m:r>
+          <m:t>​</m:t>
+        </m:r>
+      </m:oMath>
       <w:ins w:id="141" w:author="PR Preview" w:date="2026-01-01T00:00:00Z">
+        <w:r>
+          <w:t xml:space="preserve"> </w:t>
+        </w:r>
+      </w:ins>
+      <w:ins w:id="142" w:author="PR Preview" w:date="2026-01-01T00:00:00Z">
+        <w:r>
+          <w:t xml:space="preserve">is</w:t>
+        </w:r>
+      </w:ins>
+      <w:ins w:id="143" w:author="PR Preview" w:date="2026-01-01T00:00:00Z">
+        <w:r>
+          <w:t xml:space="preserve"> </w:t>
+        </w:r>
+      </w:ins>
+      <w:ins w:id="144" w:author="PR Preview" w:date="2026-01-01T00:00:00Z">
+        <w:r>
+          <w:rPr>
+            <w:b/>
+            <w:bCs/>
+          </w:rPr>
+          <w:t xml:space="preserve">exact</w:t>
+        </w:r>
+      </w:ins>
+      <w:ins w:id="145" w:author="PR Preview" w:date="2026-01-01T00:00:00Z">
+        <w:r>
+          <w:t xml:space="preserve"> </w:t>
+        </w:r>
+      </w:ins>
+      <w:ins w:id="146" w:author="PR Preview" w:date="2026-01-01T00:00:00Z">
+        <w:r>
+          <w:t xml:space="preserve">when its</w:t>
+        </w:r>
+      </w:ins>
+      <w:ins w:id="147" w:author="PR Preview" w:date="2026-01-01T00:00:00Z">
+        <w:r>
+          <w:t xml:space="preserve"> </w:t>
+        </w:r>
+      </w:ins>
+      <w:hyperlink w:anchor="def-coverage-probability">
+        <w:ins w:id="148" w:author="PR Preview" w:date="2026-01-01T00:00:00Z">
+          <w:r>
+            <w:rPr>
+              <w:rStyle w:val="Hyperlink"/>
+            </w:rPr>
+            <w:t xml:space="preserve">coverage probability</w:t>
+          </w:r>
+        </w:ins>
+      </w:hyperlink>
+      <w:ins w:id="149" w:author="PR Preview" w:date="2026-01-01T00:00:00Z">
+        <w:r>
+          <w:t xml:space="preserve"> </w:t>
+        </w:r>
+      </w:ins>
+      <w:ins w:id="150" w:author="PR Preview" w:date="2026-01-01T00:00:00Z">
+        <w:r>
+          <w:t xml:space="preserve">equals</w:t>
+        </w:r>
+      </w:ins>
+      <w:ins w:id="151" w:author="PR Preview" w:date="2026-01-01T00:00:00Z">
+        <w:r>
+          <w:t xml:space="preserve"> </w:t>
+        </w:r>
+      </w:ins>
+      <m:oMath>
+        <m:r>
+          <m:t>1</m:t>
+        </m:r>
+        <m:r>
+          <m:rPr>
+            <m:sty m:val="p"/>
+          </m:rPr>
+          <m:t>−</m:t>
+        </m:r>
+        <m:r>
+          <m:t>α</m:t>
+        </m:r>
+      </m:oMath>
+      <w:ins w:id="152" w:author="PR Preview" w:date="2026-01-01T00:00:00Z">
+        <w:r>
+          <w:t xml:space="preserve"> </w:t>
+        </w:r>
+      </w:ins>
+      <w:ins w:id="153" w:author="PR Preview" w:date="2026-01-01T00:00:00Z">
+        <w:r>
+          <w:t xml:space="preserve">for every possible value of</w:t>
+        </w:r>
+      </w:ins>
+      <w:ins w:id="154" w:author="PR Preview" w:date="2026-01-01T00:00:00Z">
+        <w:r>
+          <w:t xml:space="preserve"> </w:t>
+        </w:r>
+      </w:ins>
+      <m:oMath>
+        <m:r>
+          <m:t>θ</m:t>
+        </m:r>
+      </m:oMath>
+      <w:ins w:id="155" w:author="PR Preview" w:date="2026-01-01T00:00:00Z">
+        <w:r>
+          <w:t xml:space="preserve">.</w:t>
+        </w:r>
+      </w:ins>
+    </w:p>
+    <w:bookmarkEnd w:id="42"/>
+    <w:bookmarkStart w:id="43" w:name="def-conservative-confidence-interval"/>
+    <w:p>
+      <w:pPr>
+        <w:pStyle w:val="BodyText"/>
+      </w:pPr>
+      <w:ins w:id="156" w:author="PR Preview" w:date="2026-01-01T00:00:00Z">
+        <w:r>
+          <w:rPr>
+            <w:b/>
+            <w:bCs/>
+          </w:rPr>
+          <w:t xml:space="preserve">Definition 16 (Conservative confidence interval)</w:t>
+        </w:r>
+      </w:ins>
+      <w:ins w:id="157" w:author="PR Preview" w:date="2026-01-01T00:00:00Z">
+        <w:r>
+          <w:t xml:space="preserve"> </w:t>
+        </w:r>
+      </w:ins>
+      <w:ins w:id="158" w:author="PR Preview" w:date="2026-01-01T00:00:00Z">
+        <w:r>
+          <w:t xml:space="preserve">A</w:t>
+        </w:r>
+      </w:ins>
+      <w:ins w:id="159" w:author="PR Preview" w:date="2026-01-01T00:00:00Z">
+        <w:r>
+          <w:t xml:space="preserve"> </w:t>
+        </w:r>
+      </w:ins>
+      <m:oMath>
+        <m:r>
+          <m:t>100</m:t>
+        </m:r>
+        <m:r>
+          <m:rPr>
+            <m:sty m:val="p"/>
+          </m:rPr>
+          <m:t>(</m:t>
+        </m:r>
+        <m:r>
+          <m:t>1</m:t>
+        </m:r>
+        <m:r>
+          <m:rPr>
+            <m:sty m:val="p"/>
+          </m:rPr>
+          <m:t>−</m:t>
+        </m:r>
+        <m:r>
+          <m:t>α</m:t>
+        </m:r>
+        <m:r>
+          <m:rPr>
+            <m:sty m:val="p"/>
+          </m:rPr>
+          <m:t>)</m:t>
+        </m:r>
+        <m:r>
+          <m:rPr>
+            <m:sty m:val="p"/>
+          </m:rPr>
+          <m:t>%</m:t>
+        </m:r>
+      </m:oMath>
+      <w:ins w:id="160" w:author="PR Preview" w:date="2026-01-01T00:00:00Z">
+        <w:r>
+          <w:t xml:space="preserve"> </w:t>
+        </w:r>
+      </w:ins>
+      <w:hyperlink w:anchor="def-confidence-interval">
+        <w:ins w:id="161" w:author="PR Preview" w:date="2026-01-01T00:00:00Z">
+          <w:r>
+            <w:rPr>
+              <w:rStyle w:val="Hyperlink"/>
+            </w:rPr>
+            <w:t xml:space="preserve">confidence interval</w:t>
+          </w:r>
+        </w:ins>
+      </w:hyperlink>
+      <w:ins w:id="162" w:author="PR Preview" w:date="2026-01-01T00:00:00Z">
+        <w:r>
+          <w:t xml:space="preserve"> </w:t>
+        </w:r>
+      </w:ins>
+      <m:oMath>
+        <m:r>
+          <m:t>​</m:t>
+        </m:r>
+        <m:d>
+          <m:dPr>
+            <m:begChr m:val="["/>
+            <m:sepChr m:val=""/>
+            <m:endChr m:val="]"/>
+            <m:grow/>
+          </m:dPr>
+          <m:e>
+            <m:r>
+              <m:t>L</m:t>
+            </m:r>
+            <m:r>
+              <m:t>​</m:t>
+            </m:r>
+            <m:d>
+              <m:dPr>
+                <m:begChr m:val="("/>
+                <m:sepChr m:val=""/>
+                <m:endChr m:val=")"/>
+                <m:grow/>
+              </m:dPr>
+              <m:e>
+                <m:r>
+                  <m:t>X</m:t>
+                </m:r>
+              </m:e>
+            </m:d>
+            <m:r>
+              <m:t>​</m:t>
+            </m:r>
+            <m:r>
+              <m:rPr>
+                <m:sty m:val="p"/>
+              </m:rPr>
+              <m:t>,</m:t>
+            </m:r>
+            <m:r>
+              <m:t>U</m:t>
+            </m:r>
+            <m:r>
+              <m:t>​</m:t>
+            </m:r>
+            <m:d>
+              <m:dPr>
+                <m:begChr m:val="("/>
+                <m:sepChr m:val=""/>
+                <m:endChr m:val=")"/>
+                <m:grow/>
+              </m:dPr>
+              <m:e>
+                <m:r>
+                  <m:t>X</m:t>
+                </m:r>
+              </m:e>
+            </m:d>
+            <m:r>
+              <m:t>​</m:t>
+            </m:r>
+          </m:e>
+        </m:d>
+        <m:r>
+          <m:t>​</m:t>
+        </m:r>
+      </m:oMath>
+      <w:ins w:id="163" w:author="PR Preview" w:date="2026-01-01T00:00:00Z">
+        <w:r>
+          <w:t xml:space="preserve"> </w:t>
+        </w:r>
+      </w:ins>
+      <w:ins w:id="164" w:author="PR Preview" w:date="2026-01-01T00:00:00Z">
+        <w:r>
+          <w:t xml:space="preserve">is</w:t>
+        </w:r>
+      </w:ins>
+      <w:ins w:id="165" w:author="PR Preview" w:date="2026-01-01T00:00:00Z">
+        <w:r>
+          <w:t xml:space="preserve"> </w:t>
+        </w:r>
+      </w:ins>
+      <w:ins w:id="166" w:author="PR Preview" w:date="2026-01-01T00:00:00Z">
+        <w:r>
+          <w:rPr>
+            <w:b/>
+            <w:bCs/>
+          </w:rPr>
+          <w:t xml:space="preserve">conservative</w:t>
+        </w:r>
+      </w:ins>
+      <w:ins w:id="167" w:author="PR Preview" w:date="2026-01-01T00:00:00Z">
+        <w:r>
+          <w:t xml:space="preserve"> </w:t>
+        </w:r>
+      </w:ins>
+      <w:ins w:id="168" w:author="PR Preview" w:date="2026-01-01T00:00:00Z">
+        <w:r>
+          <w:t xml:space="preserve">when its</w:t>
+        </w:r>
+      </w:ins>
+      <w:ins w:id="169" w:author="PR Preview" w:date="2026-01-01T00:00:00Z">
+        <w:r>
+          <w:t xml:space="preserve"> </w:t>
+        </w:r>
+      </w:ins>
+      <w:hyperlink w:anchor="def-coverage-probability">
+        <w:ins w:id="170" w:author="PR Preview" w:date="2026-01-01T00:00:00Z">
+          <w:r>
+            <w:rPr>
+              <w:rStyle w:val="Hyperlink"/>
+            </w:rPr>
+            <w:t xml:space="preserve">coverage probability</w:t>
+          </w:r>
+        </w:ins>
+      </w:hyperlink>
+      <w:ins w:id="171" w:author="PR Preview" w:date="2026-01-01T00:00:00Z">
+        <w:r>
+          <w:t xml:space="preserve"> </w:t>
+        </w:r>
+      </w:ins>
+      <w:ins w:id="172" w:author="PR Preview" w:date="2026-01-01T00:00:00Z">
+        <w:r>
+          <w:t xml:space="preserve">is at least</w:t>
+        </w:r>
+      </w:ins>
+      <w:ins w:id="173" w:author="PR Preview" w:date="2026-01-01T00:00:00Z">
+        <w:r>
+          <w:t xml:space="preserve"> </w:t>
+        </w:r>
+      </w:ins>
+      <m:oMath>
+        <m:r>
+          <m:t>1</m:t>
+        </m:r>
+        <m:r>
+          <m:rPr>
+            <m:sty m:val="p"/>
+          </m:rPr>
+          <m:t>−</m:t>
+        </m:r>
+        <m:r>
+          <m:t>α</m:t>
+        </m:r>
+      </m:oMath>
+      <w:ins w:id="174" w:author="PR Preview" w:date="2026-01-01T00:00:00Z">
+        <w:r>
+          <w:t xml:space="preserve"> </w:t>
+        </w:r>
+      </w:ins>
+      <w:ins w:id="175" w:author="PR Preview" w:date="2026-01-01T00:00:00Z">
+        <w:r>
+          <w:t xml:space="preserve">for every possible value of</w:t>
+        </w:r>
+      </w:ins>
+      <w:ins w:id="176" w:author="PR Preview" w:date="2026-01-01T00:00:00Z">
+        <w:r>
+          <w:t xml:space="preserve"> </w:t>
+        </w:r>
+      </w:ins>
+      <m:oMath>
+        <m:r>
+          <m:t>θ</m:t>
+        </m:r>
+      </m:oMath>
+      <w:ins w:id="177" w:author="PR Preview" w:date="2026-01-01T00:00:00Z">
+        <w:r>
+          <w:t xml:space="preserve"> </w:t>
+        </w:r>
+      </w:ins>
+      <w:ins w:id="178" w:author="PR Preview" w:date="2026-01-01T00:00:00Z">
+        <w:r>
+          <w:t xml:space="preserve">and larger than</w:t>
+        </w:r>
+      </w:ins>
+      <w:ins w:id="179" w:author="PR Preview" w:date="2026-01-01T00:00:00Z">
+        <w:r>
+          <w:t xml:space="preserve"> </w:t>
+        </w:r>
+      </w:ins>
+      <m:oMath>
+        <m:r>
+          <m:t>1</m:t>
+        </m:r>
+        <m:r>
+          <m:rPr>
+            <m:sty m:val="p"/>
+          </m:rPr>
+          <m:t>−</m:t>
+        </m:r>
+        <m:r>
+          <m:t>α</m:t>
+        </m:r>
+      </m:oMath>
+      <w:ins w:id="180" w:author="PR Preview" w:date="2026-01-01T00:00:00Z">
+        <w:r>
+          <w:t xml:space="preserve"> </w:t>
+        </w:r>
+      </w:ins>
+      <w:ins w:id="181" w:author="PR Preview" w:date="2026-01-01T00:00:00Z">
+        <w:r>
+          <w:t xml:space="preserve">for some possible value of</w:t>
+        </w:r>
+      </w:ins>
+      <w:ins w:id="182" w:author="PR Preview" w:date="2026-01-01T00:00:00Z">
+        <w:r>
+          <w:t xml:space="preserve"> </w:t>
+        </w:r>
+      </w:ins>
+      <m:oMath>
+        <m:r>
+          <m:t>θ</m:t>
+        </m:r>
+      </m:oMath>
+      <w:ins w:id="183" w:author="PR Preview" w:date="2026-01-01T00:00:00Z">
+        <w:r>
+          <w:t xml:space="preserve">.</w:t>
+        </w:r>
+      </w:ins>
+    </w:p>
+    <w:bookmarkEnd w:id="43"/>
+    <w:bookmarkStart w:id="45" w:name="def-confidence-set"/>
+    <w:p>
+      <w:pPr>
+        <w:pStyle w:val="BodyText"/>
+      </w:pPr>
+      <w:ins w:id="184" w:author="PR Preview" w:date="2026-01-01T00:00:00Z">
+        <w:r>
+          <w:rPr>
+            <w:b/>
+            <w:bCs/>
+          </w:rPr>
+          <w:t xml:space="preserve">Definition 17 (Confidence set)</w:t>
+        </w:r>
+      </w:ins>
+      <w:ins w:id="185" w:author="PR Preview" w:date="2026-01-01T00:00:00Z">
+        <w:r>
+          <w:t xml:space="preserve"> </w:t>
+        </w:r>
+      </w:ins>
+      <w:ins w:id="186" w:author="PR Preview" w:date="2026-01-01T00:00:00Z">
+        <w:r>
+          <w:t xml:space="preserve">A</w:t>
+        </w:r>
+      </w:ins>
+      <w:ins w:id="187" w:author="PR Preview" w:date="2026-01-01T00:00:00Z">
+        <w:r>
+          <w:t xml:space="preserve"> </w:t>
+        </w:r>
+      </w:ins>
+      <m:oMath>
+        <m:r>
+          <m:t>100</m:t>
+        </m:r>
+        <m:r>
+          <m:rPr>
+            <m:sty m:val="p"/>
+          </m:rPr>
+          <m:t>(</m:t>
+        </m:r>
+        <m:r>
+          <m:t>1</m:t>
+        </m:r>
+        <m:r>
+          <m:rPr>
+            <m:sty m:val="p"/>
+          </m:rPr>
+          <m:t>−</m:t>
+        </m:r>
+        <m:r>
+          <m:t>α</m:t>
+        </m:r>
+        <m:r>
+          <m:rPr>
+            <m:sty m:val="p"/>
+          </m:rPr>
+          <m:t>)</m:t>
+        </m:r>
+        <m:r>
+          <m:rPr>
+            <m:sty m:val="p"/>
+          </m:rPr>
+          <m:t>%</m:t>
+        </m:r>
+      </m:oMath>
+      <w:ins w:id="188" w:author="PR Preview" w:date="2026-01-01T00:00:00Z">
+        <w:r>
+          <w:t xml:space="preserve"> </w:t>
+        </w:r>
+      </w:ins>
+      <w:ins w:id="189" w:author="PR Preview" w:date="2026-01-01T00:00:00Z">
+        <w:r>
+          <w:rPr>
+            <w:b/>
+            <w:bCs/>
+          </w:rPr>
+          <w:t xml:space="preserve">confidence set</w:t>
+        </w:r>
+      </w:ins>
+      <w:ins w:id="190" w:author="PR Preview" w:date="2026-01-01T00:00:00Z">
+        <w:r>
+          <w:t xml:space="preserve"> </w:t>
+        </w:r>
+      </w:ins>
+      <w:ins w:id="191" w:author="PR Preview" w:date="2026-01-01T00:00:00Z">
+        <w:r>
+          <w:t xml:space="preserve">for a parameter</w:t>
+        </w:r>
+      </w:ins>
+      <w:ins w:id="192" w:author="PR Preview" w:date="2026-01-01T00:00:00Z">
+        <w:r>
+          <w:t xml:space="preserve"> </w:t>
+        </w:r>
+      </w:ins>
+      <m:oMath>
+        <m:r>
+          <m:t>θ</m:t>
+        </m:r>
+      </m:oMath>
+      <w:ins w:id="193" w:author="PR Preview" w:date="2026-01-01T00:00:00Z">
+        <w:r>
+          <w:t xml:space="preserve"> </w:t>
+        </w:r>
+      </w:ins>
+      <w:ins w:id="194" w:author="PR Preview" w:date="2026-01-01T00:00:00Z">
+        <w:r>
+          <w:t xml:space="preserve">is a random subset</w:t>
+        </w:r>
+      </w:ins>
+      <w:ins w:id="195" w:author="PR Preview" w:date="2026-01-01T00:00:00Z">
+        <w:r>
+          <w:t xml:space="preserve"> </w:t>
+        </w:r>
+      </w:ins>
+      <m:oMath>
+        <m:r>
+          <m:t>C</m:t>
+        </m:r>
+        <m:r>
+          <m:rPr>
+            <m:sty m:val="p"/>
+          </m:rPr>
+          <m:t>(</m:t>
+        </m:r>
+        <m:r>
+          <m:t>X</m:t>
+        </m:r>
+        <m:r>
+          <m:rPr>
+            <m:sty m:val="p"/>
+          </m:rPr>
+          <m:t>)</m:t>
+        </m:r>
+      </m:oMath>
+      <w:ins w:id="196" w:author="PR Preview" w:date="2026-01-01T00:00:00Z">
+        <w:r>
+          <w:t xml:space="preserve"> </w:t>
+        </w:r>
+      </w:ins>
+      <w:ins w:id="197" w:author="PR Preview" w:date="2026-01-01T00:00:00Z">
+        <w:r>
+          <w:t xml:space="preserve">of the</w:t>
+        </w:r>
+      </w:ins>
+      <w:ins w:id="198" w:author="PR Preview" w:date="2026-01-01T00:00:00Z">
+        <w:r>
+          <w:t xml:space="preserve"> </w:t>
+        </w:r>
+      </w:ins>
+      <w:hyperlink r:id="rId44">
+        <w:ins w:id="199" w:author="PR Preview" w:date="2026-01-01T00:00:00Z">
+          <w:r>
+            <w:rPr>
+              <w:rStyle w:val="Hyperlink"/>
+            </w:rPr>
+            <w:t xml:space="preserve">parameter space</w:t>
+          </w:r>
+        </w:ins>
+      </w:hyperlink>
+      <w:ins w:id="200" w:author="PR Preview" w:date="2026-01-01T00:00:00Z">
+        <w:r>
+          <w:t xml:space="preserve">,</w:t>
+        </w:r>
+      </w:ins>
+      <w:ins w:id="201" w:author="PR Preview" w:date="2026-01-01T00:00:00Z">
+        <w:r>
+          <w:t xml:space="preserve"> </w:t>
+        </w:r>
+      </w:ins>
+      <w:ins w:id="202" w:author="PR Preview" w:date="2026-01-01T00:00:00Z">
+        <w:r>
+          <w:t xml:space="preserve">computed from the data</w:t>
+        </w:r>
+      </w:ins>
+      <w:ins w:id="203" w:author="PR Preview" w:date="2026-01-01T00:00:00Z">
+        <w:r>
+          <w:t xml:space="preserve"> </w:t>
+        </w:r>
+      </w:ins>
+      <m:oMath>
+        <m:r>
+          <m:t>X</m:t>
+        </m:r>
+      </m:oMath>
+      <w:ins w:id="204" w:author="PR Preview" w:date="2026-01-01T00:00:00Z">
+        <w:r>
+          <w:t xml:space="preserve">,</w:t>
+        </w:r>
+      </w:ins>
+      <w:ins w:id="205" w:author="PR Preview" w:date="2026-01-01T00:00:00Z">
+        <w:r>
+          <w:t xml:space="preserve"> </w:t>
+        </w:r>
+      </w:ins>
+      <w:ins w:id="206" w:author="PR Preview" w:date="2026-01-01T00:00:00Z">
+        <w:r>
+          <w:t xml:space="preserve">such that for every possible value of</w:t>
+        </w:r>
+      </w:ins>
+      <w:ins w:id="207" w:author="PR Preview" w:date="2026-01-01T00:00:00Z">
+        <w:r>
+          <w:t xml:space="preserve"> </w:t>
+        </w:r>
+      </w:ins>
+      <m:oMath>
+        <m:r>
+          <m:t>θ</m:t>
+        </m:r>
+      </m:oMath>
+      <w:ins w:id="208" w:author="PR Preview" w:date="2026-01-01T00:00:00Z">
+        <w:r>
+          <w:t xml:space="preserve">:</w:t>
+        </w:r>
+      </w:ins>
+    </w:p>
+    <w:p>
+      <w:pPr>
+        <w:pStyle w:val="BodyText"/>
+      </w:pPr>
+      <m:oMathPara>
+        <m:oMathParaPr>
+          <m:jc m:val="center"/>
+        </m:oMathParaPr>
+        <m:oMath>
+          <m:limLow>
+            <m:e>
+              <m:r>
+                <m:rPr>
+                  <m:sty m:val="p"/>
+                </m:rPr>
+                <m:t>Pr</m:t>
+              </m:r>
+            </m:e>
+            <m:lim>
+              <m:r>
+                <m:t>θ</m:t>
+              </m:r>
+            </m:lim>
+          </m:limLow>
+          <m:r>
+            <m:t>​</m:t>
+          </m:r>
+          <m:d>
+            <m:dPr>
+              <m:begChr m:val="("/>
+              <m:sepChr m:val=""/>
+              <m:endChr m:val=")"/>
+              <m:grow/>
+            </m:dPr>
+            <m:e>
+              <m:r>
+                <m:t>θ</m:t>
+              </m:r>
+              <m:r>
+                <m:rPr>
+                  <m:sty m:val="p"/>
+                </m:rPr>
+                <m:t>∈</m:t>
+              </m:r>
+              <m:r>
+                <m:t>C</m:t>
+              </m:r>
+              <m:r>
+                <m:rPr>
+                  <m:sty m:val="p"/>
+                </m:rPr>
+                <m:t>(</m:t>
+              </m:r>
+              <m:r>
+                <m:t>X</m:t>
+              </m:r>
+              <m:r>
+                <m:rPr>
+                  <m:sty m:val="p"/>
+                </m:rPr>
+                <m:t>)</m:t>
+              </m:r>
+            </m:e>
+          </m:d>
+          <m:r>
+            <m:t>​</m:t>
+          </m:r>
+          <m:r>
+            <m:rPr>
+              <m:sty m:val="p"/>
+            </m:rPr>
+            <m:t>≥</m:t>
+          </m:r>
+          <m:r>
+            <m:t>1</m:t>
+          </m:r>
+          <m:r>
+            <m:rPr>
+              <m:sty m:val="p"/>
+            </m:rPr>
+            <m:t>−</m:t>
+          </m:r>
+          <m:r>
+            <m:t>α</m:t>
+          </m:r>
+        </m:oMath>
+      </m:oMathPara>
+    </w:p>
+    <w:p>
+      <w:pPr>
+        <w:pStyle w:val="FirstParagraph"/>
+      </w:pPr>
+      <w:ins w:id="209" w:author="PR Preview" w:date="2026-01-01T00:00:00Z">
+        <w:r>
+          <w:t xml:space="preserve">A</w:t>
+        </w:r>
+      </w:ins>
+      <w:ins w:id="210" w:author="PR Preview" w:date="2026-01-01T00:00:00Z">
+        <w:r>
+          <w:t xml:space="preserve"> </w:t>
+        </w:r>
+      </w:ins>
+      <w:hyperlink w:anchor="def-confidence-interval">
+        <w:ins w:id="211" w:author="PR Preview" w:date="2026-01-01T00:00:00Z">
+          <w:r>
+            <w:rPr>
+              <w:rStyle w:val="Hyperlink"/>
+            </w:rPr>
+            <w:t xml:space="preserve">confidence interval</w:t>
+          </w:r>
+        </w:ins>
+      </w:hyperlink>
+      <w:ins w:id="212" w:author="PR Preview" w:date="2026-01-01T00:00:00Z">
+        <w:r>
+          <w:t xml:space="preserve"> </w:t>
+        </w:r>
+      </w:ins>
+      <w:ins w:id="213" w:author="PR Preview" w:date="2026-01-01T00:00:00Z">
+        <w:r>
+          <w:t xml:space="preserve">is a confidence set</w:t>
+        </w:r>
+      </w:ins>
+      <w:ins w:id="214" w:author="PR Preview" w:date="2026-01-01T00:00:00Z">
+        <w:r>
+          <w:t xml:space="preserve"> </w:t>
+        </w:r>
+      </w:ins>
+      <w:ins w:id="215" w:author="PR Preview" w:date="2026-01-01T00:00:00Z">
+        <w:r>
+          <w:t xml:space="preserve">whose values are</w:t>
+        </w:r>
+      </w:ins>
+      <w:ins w:id="216" w:author="PR Preview" w:date="2026-01-01T00:00:00Z">
+        <w:r>
+          <w:t xml:space="preserve"> </w:t>
+        </w:r>
+      </w:ins>
+      <w:hyperlink r:id="rId37">
+        <w:ins w:id="217" w:author="PR Preview" w:date="2026-01-01T00:00:00Z">
+          <w:r>
+            <w:rPr>
+              <w:rStyle w:val="Hyperlink"/>
+            </w:rPr>
+            <w:t xml:space="preserve">closed intervals</w:t>
+          </w:r>
+        </w:ins>
+      </w:hyperlink>
+      <w:ins w:id="218" w:author="PR Preview" w:date="2026-01-01T00:00:00Z">
+        <w:r>
+          <w:t xml:space="preserve">.</w:t>
+        </w:r>
+      </w:ins>
+    </w:p>
+    <w:p>
+      <w:pPr>
+        <w:pStyle w:val="BodyText"/>
+      </w:pPr>
+      <w:ins w:id="219" w:author="PR Preview" w:date="2026-01-01T00:00:00Z">
+        <w:r>
+          <w:t xml:space="preserve">Source:</w:t>
+        </w:r>
+      </w:ins>
+      <w:ins w:id="220" w:author="PR Preview" w:date="2026-01-01T00:00:00Z">
+        <w:r>
+          <w:t xml:space="preserve"> </w:t>
+        </w:r>
+      </w:ins>
+      <w:ins w:id="221" w:author="PR Preview" w:date="2026-01-01T00:00:00Z">
+        <w:r>
+          <w:t xml:space="preserve">[9, Sec. 9.1]</w:t>
+        </w:r>
+      </w:ins>
+      <w:ins w:id="222" w:author="PR Preview" w:date="2026-01-01T00:00:00Z">
+        <w:r>
+          <w:t xml:space="preserve">.</w:t>
+        </w:r>
+      </w:ins>
+    </w:p>
+    <w:bookmarkEnd w:id="45"/>
+    <w:bookmarkStart w:id="48" w:name="exm-conservative-interval"/>
+    <w:p>
+      <w:pPr>
+        <w:pStyle w:val="BodyText"/>
+      </w:pPr>
+      <w:ins w:id="223" w:author="PR Preview" w:date="2026-01-01T00:00:00Z">
+        <w:r>
+          <w:rPr>
+            <w:b/>
+            <w:bCs/>
+          </w:rPr>
+          <w:t xml:space="preserve">Example 7 (A conservative interval for a binomial proportion)</w:t>
+        </w:r>
+      </w:ins>
+      <w:ins w:id="224" w:author="PR Preview" w:date="2026-01-01T00:00:00Z">
+        <w:r>
+          <w:t xml:space="preserve"> </w:t>
+        </w:r>
+      </w:ins>
+      <w:ins w:id="225" w:author="PR Preview" w:date="2026-01-01T00:00:00Z">
+        <w:r>
+          <w:t xml:space="preserve">Let</w:t>
+        </w:r>
+      </w:ins>
+      <w:ins w:id="226" w:author="PR Preview" w:date="2026-01-01T00:00:00Z">
+        <w:r>
+          <w:t xml:space="preserve"> </w:t>
+        </w:r>
+      </w:ins>
+      <m:oMath>
+        <m:r>
+          <m:t>X</m:t>
+        </m:r>
+        <m:r>
+          <m:rPr>
+            <m:sty m:val="p"/>
+          </m:rPr>
+          <m:t>∼</m:t>
+        </m:r>
+        <m:r>
+          <m:rPr>
+            <m:nor/>
+            <m:sty m:val="p"/>
+          </m:rPr>
+          <m:t>Bin</m:t>
+        </m:r>
+        <m:r>
+          <m:rPr>
+            <m:sty m:val="p"/>
+          </m:rPr>
+          <m:t>(</m:t>
+        </m:r>
+        <m:r>
+          <m:t>n</m:t>
+        </m:r>
+        <m:r>
+          <m:rPr>
+            <m:sty m:val="p"/>
+          </m:rPr>
+          <m:t>,</m:t>
+        </m:r>
+        <m:r>
+          <m:t>p</m:t>
+        </m:r>
+        <m:r>
+          <m:rPr>
+            <m:sty m:val="p"/>
+          </m:rPr>
+          <m:t>)</m:t>
+        </m:r>
+      </m:oMath>
+      <w:ins w:id="227" w:author="PR Preview" w:date="2026-01-01T00:00:00Z">
+        <w:r>
+          <w:t xml:space="preserve"> </w:t>
+        </w:r>
+      </w:ins>
+      <w:ins w:id="228" w:author="PR Preview" w:date="2026-01-01T00:00:00Z">
+        <w:r>
+          <w:t xml:space="preserve">with</w:t>
+        </w:r>
+      </w:ins>
+      <w:ins w:id="229" w:author="PR Preview" w:date="2026-01-01T00:00:00Z">
+        <w:r>
+          <w:t xml:space="preserve"> </w:t>
+        </w:r>
+      </w:ins>
+      <m:oMath>
+        <m:r>
+          <m:t>n</m:t>
+        </m:r>
+        <m:r>
+          <m:rPr>
+            <m:sty m:val="p"/>
+          </m:rPr>
+          <m:t>=</m:t>
+        </m:r>
+        <m:r>
+          <m:t>20</m:t>
+        </m:r>
+      </m:oMath>
+      <w:ins w:id="230" w:author="PR Preview" w:date="2026-01-01T00:00:00Z">
+        <w:r>
+          <w:t xml:space="preserve">,</w:t>
+        </w:r>
+      </w:ins>
+      <w:ins w:id="231" w:author="PR Preview" w:date="2026-01-01T00:00:00Z">
+        <w:r>
+          <w:t xml:space="preserve"> </w:t>
+        </w:r>
+      </w:ins>
+      <w:ins w:id="232" w:author="PR Preview" w:date="2026-01-01T00:00:00Z">
+        <w:r>
+          <w:t xml:space="preserve">and let</w:t>
+        </w:r>
+      </w:ins>
+      <w:ins w:id="233" w:author="PR Preview" w:date="2026-01-01T00:00:00Z">
+        <w:r>
+          <w:t xml:space="preserve"> </w:t>
+        </w:r>
+      </w:ins>
+      <m:oMath>
+        <m:r>
+          <m:t>​</m:t>
+        </m:r>
+        <m:d>
+          <m:dPr>
+            <m:begChr m:val="["/>
+            <m:sepChr m:val=""/>
+            <m:endChr m:val="]"/>
+            <m:grow/>
+          </m:dPr>
+          <m:e>
+            <m:r>
+              <m:t>L</m:t>
+            </m:r>
+            <m:r>
+              <m:t>​</m:t>
+            </m:r>
+            <m:d>
+              <m:dPr>
+                <m:begChr m:val="("/>
+                <m:sepChr m:val=""/>
+                <m:endChr m:val=")"/>
+                <m:grow/>
+              </m:dPr>
+              <m:e>
+                <m:r>
+                  <m:t>X</m:t>
+                </m:r>
+              </m:e>
+            </m:d>
+            <m:r>
+              <m:t>​</m:t>
+            </m:r>
+            <m:r>
+              <m:rPr>
+                <m:sty m:val="p"/>
+              </m:rPr>
+              <m:t>,</m:t>
+            </m:r>
+            <m:r>
+              <m:t>U</m:t>
+            </m:r>
+            <m:r>
+              <m:t>​</m:t>
+            </m:r>
+            <m:d>
+              <m:dPr>
+                <m:begChr m:val="("/>
+                <m:sepChr m:val=""/>
+                <m:endChr m:val=")"/>
+                <m:grow/>
+              </m:dPr>
+              <m:e>
+                <m:r>
+                  <m:t>X</m:t>
+                </m:r>
+              </m:e>
+            </m:d>
+            <m:r>
+              <m:t>​</m:t>
+            </m:r>
+          </m:e>
+        </m:d>
+        <m:r>
+          <m:t>​</m:t>
+        </m:r>
+      </m:oMath>
+      <w:ins w:id="234" w:author="PR Preview" w:date="2026-01-01T00:00:00Z">
+        <w:r>
+          <w:t xml:space="preserve"> </w:t>
+        </w:r>
+      </w:ins>
+      <w:ins w:id="235" w:author="PR Preview" w:date="2026-01-01T00:00:00Z">
+        <w:r>
+          <w:t xml:space="preserve">be the Clopper-Pearson 95% interval</w:t>
+        </w:r>
+      </w:ins>
+      <w:ins w:id="236" w:author="PR Preview" w:date="2026-01-01T00:00:00Z">
+        <w:r>
+          <w:t xml:space="preserve"> </w:t>
+        </w:r>
+      </w:ins>
+      <w:ins w:id="237" w:author="PR Preview" w:date="2026-01-01T00:00:00Z">
+        <w:r>
+          <w:t xml:space="preserve">returned by</w:t>
+        </w:r>
+      </w:ins>
+      <w:ins w:id="238" w:author="PR Preview" w:date="2026-01-01T00:00:00Z">
+        <w:r>
+          <w:t xml:space="preserve"> </w:t>
+        </w:r>
+      </w:ins>
+      <w:ins w:id="239" w:author="PR Preview" w:date="2026-01-01T00:00:00Z">
+        <w:r>
+          <w:rPr>
+            <w:rStyle w:val="VerbatimChar"/>
+          </w:rPr>
+          <w:t xml:space="preserve">binom.test()</w:t>
+        </w:r>
+      </w:ins>
+      <w:ins w:id="240" w:author="PR Preview" w:date="2026-01-01T00:00:00Z">
+        <w:r>
+          <w:t xml:space="preserve">.</w:t>
+        </w:r>
+      </w:ins>
+      <w:ins w:id="241" w:author="PR Preview" w:date="2026-01-01T00:00:00Z">
+        <w:r>
+          <w:t xml:space="preserve"> </w:t>
+        </w:r>
+      </w:ins>
+      <w:ins w:id="242" w:author="PR Preview" w:date="2026-01-01T00:00:00Z">
+        <w:r>
+          <w:t xml:space="preserve">Its</w:t>
+        </w:r>
+      </w:ins>
+      <w:ins w:id="243" w:author="PR Preview" w:date="2026-01-01T00:00:00Z">
+        <w:r>
+          <w:t xml:space="preserve"> </w:t>
+        </w:r>
+      </w:ins>
+      <w:hyperlink w:anchor="def-coverage-probability">
+        <w:ins w:id="244" w:author="PR Preview" w:date="2026-01-01T00:00:00Z">
+          <w:r>
+            <w:rPr>
+              <w:rStyle w:val="Hyperlink"/>
+            </w:rPr>
+            <w:t xml:space="preserve">coverage probability</w:t>
+          </w:r>
+        </w:ins>
+      </w:hyperlink>
+      <w:ins w:id="245" w:author="PR Preview" w:date="2026-01-01T00:00:00Z">
+        <w:r>
+          <w:t xml:space="preserve"> </w:t>
+        </w:r>
+      </w:ins>
+      <w:ins w:id="246" w:author="PR Preview" w:date="2026-01-01T00:00:00Z">
+        <w:r>
+          <w:t xml:space="preserve">at each</w:t>
+        </w:r>
+      </w:ins>
+      <w:ins w:id="247" w:author="PR Preview" w:date="2026-01-01T00:00:00Z">
+        <w:r>
+          <w:t xml:space="preserve"> </w:t>
+        </w:r>
+      </w:ins>
+      <m:oMath>
+        <m:r>
+          <m:t>p</m:t>
+        </m:r>
+      </m:oMath>
+      <w:ins w:id="248" w:author="PR Preview" w:date="2026-01-01T00:00:00Z">
+        <w:r>
+          <w:t xml:space="preserve"> </w:t>
+        </w:r>
+      </w:ins>
+      <w:ins w:id="249" w:author="PR Preview" w:date="2026-01-01T00:00:00Z">
+        <w:r>
+          <w:t xml:space="preserve">is the sum of the binomial</w:t>
+        </w:r>
+      </w:ins>
+      <w:ins w:id="250" w:author="PR Preview" w:date="2026-01-01T00:00:00Z">
+        <w:r>
+          <w:t xml:space="preserve"> </w:t>
+        </w:r>
+      </w:ins>
+      <w:hyperlink r:id="rId46">
+        <w:ins w:id="251" w:author="PR Preview" w:date="2026-01-01T00:00:00Z">
+          <w:r>
+            <w:rPr>
+              <w:rStyle w:val="Hyperlink"/>
+            </w:rPr>
+            <w:t xml:space="preserve">probabilities</w:t>
+          </w:r>
+        </w:ins>
+      </w:hyperlink>
+      <w:ins w:id="252" w:author="PR Preview" w:date="2026-01-01T00:00:00Z">
+        <w:r>
+          <w:t xml:space="preserve"> </w:t>
+        </w:r>
+      </w:ins>
+      <w:ins w:id="253" w:author="PR Preview" w:date="2026-01-01T00:00:00Z">
+        <w:r>
+          <w:t xml:space="preserve">of the values</w:t>
+        </w:r>
+      </w:ins>
+      <w:ins w:id="254" w:author="PR Preview" w:date="2026-01-01T00:00:00Z">
+        <w:r>
+          <w:t xml:space="preserve"> </w:t>
+        </w:r>
+      </w:ins>
+      <m:oMath>
+        <m:r>
+          <m:t>x</m:t>
+        </m:r>
+      </m:oMath>
+      <w:ins w:id="255" w:author="PR Preview" w:date="2026-01-01T00:00:00Z">
+        <w:r>
+          <w:t xml:space="preserve"> </w:t>
+        </w:r>
+      </w:ins>
+      <w:ins w:id="256" w:author="PR Preview" w:date="2026-01-01T00:00:00Z">
+        <w:r>
+          <w:t xml:space="preserve">of</w:t>
+        </w:r>
+      </w:ins>
+      <w:ins w:id="257" w:author="PR Preview" w:date="2026-01-01T00:00:00Z">
+        <w:r>
+          <w:t xml:space="preserve"> </w:t>
+        </w:r>
+      </w:ins>
+      <m:oMath>
+        <m:r>
+          <m:t>X</m:t>
+        </m:r>
+      </m:oMath>
+      <w:ins w:id="258" w:author="PR Preview" w:date="2026-01-01T00:00:00Z">
+        <w:r>
+          <w:t xml:space="preserve"> </w:t>
+        </w:r>
+      </w:ins>
+      <w:ins w:id="259" w:author="PR Preview" w:date="2026-01-01T00:00:00Z">
+        <w:r>
+          <w:t xml:space="preserve">for which</w:t>
+        </w:r>
+      </w:ins>
+      <w:ins w:id="260" w:author="PR Preview" w:date="2026-01-01T00:00:00Z">
+        <w:r>
+          <w:t xml:space="preserve"> </w:t>
+        </w:r>
+      </w:ins>
+      <m:oMath>
+        <m:r>
+          <m:t>​</m:t>
+        </m:r>
+        <m:d>
+          <m:dPr>
+            <m:begChr m:val="["/>
+            <m:sepChr m:val=""/>
+            <m:endChr m:val="]"/>
+            <m:grow/>
+          </m:dPr>
+          <m:e>
+            <m:r>
+              <m:t>L</m:t>
+            </m:r>
+            <m:r>
+              <m:t>​</m:t>
+            </m:r>
+            <m:d>
+              <m:dPr>
+                <m:begChr m:val="("/>
+                <m:sepChr m:val=""/>
+                <m:endChr m:val=")"/>
+                <m:grow/>
+              </m:dPr>
+              <m:e>
+                <m:r>
+                  <m:t>x</m:t>
+                </m:r>
+              </m:e>
+            </m:d>
+            <m:r>
+              <m:t>​</m:t>
+            </m:r>
+            <m:r>
+              <m:rPr>
+                <m:sty m:val="p"/>
+              </m:rPr>
+              <m:t>,</m:t>
+            </m:r>
+            <m:r>
+              <m:t>U</m:t>
+            </m:r>
+            <m:r>
+              <m:t>​</m:t>
+            </m:r>
+            <m:d>
+              <m:dPr>
+                <m:begChr m:val="("/>
+                <m:sepChr m:val=""/>
+                <m:endChr m:val=")"/>
+                <m:grow/>
+              </m:dPr>
+              <m:e>
+                <m:r>
+                  <m:t>x</m:t>
+                </m:r>
+              </m:e>
+            </m:d>
+            <m:r>
+              <m:t>​</m:t>
+            </m:r>
+          </m:e>
+        </m:d>
+        <m:r>
+          <m:t>​</m:t>
+        </m:r>
+      </m:oMath>
+      <w:ins w:id="261" w:author="PR Preview" w:date="2026-01-01T00:00:00Z">
+        <w:r>
+          <w:t xml:space="preserve"> </w:t>
+        </w:r>
+      </w:ins>
+      <w:ins w:id="262" w:author="PR Preview" w:date="2026-01-01T00:00:00Z">
+        <w:r>
+          <w:t xml:space="preserve">contains</w:t>
+        </w:r>
+      </w:ins>
+      <w:ins w:id="263" w:author="PR Preview" w:date="2026-01-01T00:00:00Z">
+        <w:r>
+          <w:t xml:space="preserve"> </w:t>
+        </w:r>
+      </w:ins>
+      <m:oMath>
+        <m:r>
+          <m:t>p</m:t>
+        </m:r>
+      </m:oMath>
+      <w:ins w:id="264" w:author="PR Preview" w:date="2026-01-01T00:00:00Z">
+        <w:r>
+          <w:t xml:space="preserve">:</w:t>
+        </w:r>
+      </w:ins>
+    </w:p>
+    <w:p>
+      <w:pPr>
+        <w:pStyle w:val="SourceCode"/>
+      </w:pPr>
+      <w:ins w:id="265" w:author="PR Preview" w:date="2026-01-01T00:00:00Z">
+        <w:r>
+          <w:rPr>
+            <w:rStyle w:val="NormalTok"/>
+          </w:rPr>
+          <w:t xml:space="preserve">n </w:t>
+        </w:r>
+      </w:ins>
+      <w:ins w:id="266" w:author="PR Preview" w:date="2026-01-01T00:00:00Z">
+        <w:r>
+          <w:rPr>
+            <w:rStyle w:val="OtherTok"/>
+          </w:rPr>
+          <w:t xml:space="preserve">&lt;-</w:t>
+        </w:r>
+      </w:ins>
+      <w:ins w:id="267" w:author="PR Preview" w:date="2026-01-01T00:00:00Z">
+        <w:r>
+          <w:rPr>
+            <w:rStyle w:val="NormalTok"/>
+          </w:rPr>
+          <w:t xml:space="preserve"> </w:t>
+        </w:r>
+      </w:ins>
+      <w:ins w:id="268" w:author="PR Preview" w:date="2026-01-01T00:00:00Z">
+        <w:r>
+          <w:rPr>
+            <w:rStyle w:val="DecValTok"/>
+          </w:rPr>
+          <w:t xml:space="preserve">20</w:t>
+        </w:r>
+      </w:ins>
+      <w:ins w:id="269" w:author="PR Preview" w:date="2026-01-01T00:00:00Z">
+        <w:r>
+          <w:br/>
+        </w:r>
+      </w:ins>
+      <w:ins w:id="270" w:author="PR Preview" w:date="2026-01-01T00:00:00Z">
+        <w:r>
+          <w:rPr>
+            <w:rStyle w:val="NormalTok"/>
+          </w:rPr>
+          <w:t xml:space="preserve">cp </w:t>
+        </w:r>
+      </w:ins>
+      <w:ins w:id="271" w:author="PR Preview" w:date="2026-01-01T00:00:00Z">
+        <w:r>
+          <w:rPr>
+            <w:rStyle w:val="OtherTok"/>
+          </w:rPr>
+          <w:t xml:space="preserve">&lt;-</w:t>
+        </w:r>
+      </w:ins>
+      <w:ins w:id="272" w:author="PR Preview" w:date="2026-01-01T00:00:00Z">
+        <w:r>
+          <w:rPr>
+            <w:rStyle w:val="NormalTok"/>
+          </w:rPr>
+          <w:t xml:space="preserve"> </w:t>
+        </w:r>
+      </w:ins>
+      <w:ins w:id="273" w:author="PR Preview" w:date="2026-01-01T00:00:00Z">
+        <w:r>
+          <w:rPr>
+            <w:rStyle w:val="FunctionTok"/>
+          </w:rPr>
+          <w:t xml:space="preserve">t</w:t>
+        </w:r>
+      </w:ins>
+      <w:ins w:id="274" w:author="PR Preview" w:date="2026-01-01T00:00:00Z">
+        <w:r>
+          <w:rPr>
+            <w:rStyle w:val="NormalTok"/>
+          </w:rPr>
+          <w:t xml:space="preserve">(</w:t>
+        </w:r>
+      </w:ins>
+      <w:ins w:id="275" w:author="PR Preview" w:date="2026-01-01T00:00:00Z">
+        <w:r>
+          <w:rPr>
+            <w:rStyle w:val="FunctionTok"/>
+          </w:rPr>
+          <w:t xml:space="preserve">sapply</w:t>
+        </w:r>
+      </w:ins>
+      <w:ins w:id="276" w:author="PR Preview" w:date="2026-01-01T00:00:00Z">
+        <w:r>
+          <w:rPr>
+            <w:rStyle w:val="NormalTok"/>
+          </w:rPr>
+          <w:t xml:space="preserve">(</w:t>
+        </w:r>
+      </w:ins>
+      <w:ins w:id="277" w:author="PR Preview" w:date="2026-01-01T00:00:00Z">
+        <w:r>
+          <w:rPr>
+            <w:rStyle w:val="DecValTok"/>
+          </w:rPr>
+          <w:t xml:space="preserve">0</w:t>
+        </w:r>
+      </w:ins>
+      <w:ins w:id="278" w:author="PR Preview" w:date="2026-01-01T00:00:00Z">
+        <w:r>
+          <w:rPr>
+            <w:rStyle w:val="SpecialCharTok"/>
+          </w:rPr>
+          <w:t xml:space="preserve">:</w:t>
+        </w:r>
+      </w:ins>
+      <w:ins w:id="279" w:author="PR Preview" w:date="2026-01-01T00:00:00Z">
+        <w:r>
+          <w:rPr>
+            <w:rStyle w:val="NormalTok"/>
+          </w:rPr>
+          <w:t xml:space="preserve">n, </w:t>
+        </w:r>
+      </w:ins>
+      <w:ins w:id="280" w:author="PR Preview" w:date="2026-01-01T00:00:00Z">
+        <w:r>
+          <w:rPr>
+            <w:rStyle w:val="ControlFlowTok"/>
+          </w:rPr>
+          <w:t xml:space="preserve">function</w:t>
+        </w:r>
+      </w:ins>
+      <w:ins w:id="281" w:author="PR Preview" w:date="2026-01-01T00:00:00Z">
+        <w:r>
+          <w:rPr>
+            <w:rStyle w:val="NormalTok"/>
+          </w:rPr>
+          <w:t xml:space="preserve">(x) </w:t>
+        </w:r>
+      </w:ins>
+      <w:ins w:id="282" w:author="PR Preview" w:date="2026-01-01T00:00:00Z">
+        <w:r>
+          <w:rPr>
+            <w:rStyle w:val="FunctionTok"/>
+          </w:rPr>
+          <w:t xml:space="preserve">binom.test</w:t>
+        </w:r>
+      </w:ins>
+      <w:ins w:id="283" w:author="PR Preview" w:date="2026-01-01T00:00:00Z">
+        <w:r>
+          <w:rPr>
+            <w:rStyle w:val="NormalTok"/>
+          </w:rPr>
+          <w:t xml:space="preserve">(x, n)</w:t>
+        </w:r>
+      </w:ins>
+      <w:ins w:id="284" w:author="PR Preview" w:date="2026-01-01T00:00:00Z">
+        <w:r>
+          <w:rPr>
+            <w:rStyle w:val="SpecialCharTok"/>
+          </w:rPr>
+          <w:t xml:space="preserve">$</w:t>
+        </w:r>
+      </w:ins>
+      <w:ins w:id="285" w:author="PR Preview" w:date="2026-01-01T00:00:00Z">
+        <w:r>
+          <w:rPr>
+            <w:rStyle w:val="NormalTok"/>
+          </w:rPr>
+          <w:t xml:space="preserve">conf.int))</w:t>
+        </w:r>
+      </w:ins>
+      <w:ins w:id="286" w:author="PR Preview" w:date="2026-01-01T00:00:00Z">
+        <w:r>
+          <w:br/>
+        </w:r>
+      </w:ins>
+      <w:ins w:id="287" w:author="PR Preview" w:date="2026-01-01T00:00:00Z">
+        <w:r>
+          <w:rPr>
+            <w:rStyle w:val="NormalTok"/>
+          </w:rPr>
+          <w:t xml:space="preserve">coverage </w:t>
+        </w:r>
+      </w:ins>
+      <w:ins w:id="288" w:author="PR Preview" w:date="2026-01-01T00:00:00Z">
+        <w:r>
+          <w:rPr>
+            <w:rStyle w:val="OtherTok"/>
+          </w:rPr>
+          <w:t xml:space="preserve">&lt;-</w:t>
+        </w:r>
+      </w:ins>
+      <w:ins w:id="289" w:author="PR Preview" w:date="2026-01-01T00:00:00Z">
+        <w:r>
+          <w:rPr>
+            <w:rStyle w:val="NormalTok"/>
+          </w:rPr>
+          <w:t xml:space="preserve"> </w:t>
+        </w:r>
+      </w:ins>
+      <w:ins w:id="290" w:author="PR Preview" w:date="2026-01-01T00:00:00Z">
+        <w:r>
+          <w:rPr>
+            <w:rStyle w:val="ControlFlowTok"/>
+          </w:rPr>
+          <w:t xml:space="preserve">function</w:t>
+        </w:r>
+      </w:ins>
+      <w:ins w:id="291" w:author="PR Preview" w:date="2026-01-01T00:00:00Z">
+        <w:r>
+          <w:rPr>
+            <w:rStyle w:val="NormalTok"/>
+          </w:rPr>
+          <w:t xml:space="preserve">(p) {</w:t>
+        </w:r>
+      </w:ins>
+      <w:ins w:id="292" w:author="PR Preview" w:date="2026-01-01T00:00:00Z">
+        <w:r>
+          <w:br/>
+        </w:r>
+      </w:ins>
+      <w:ins w:id="293" w:author="PR Preview" w:date="2026-01-01T00:00:00Z">
+        <w:r>
+          <w:rPr>
+            <w:rStyle w:val="NormalTok"/>
+          </w:rPr>
+          <w:t xml:space="preserve">  </w:t>
+        </w:r>
+      </w:ins>
+      <w:ins w:id="294" w:author="PR Preview" w:date="2026-01-01T00:00:00Z">
+        <w:r>
+          <w:rPr>
+            <w:rStyle w:val="FunctionTok"/>
+          </w:rPr>
+          <w:t xml:space="preserve">sum</w:t>
+        </w:r>
+      </w:ins>
+      <w:ins w:id="295" w:author="PR Preview" w:date="2026-01-01T00:00:00Z">
+        <w:r>
+          <w:rPr>
+            <w:rStyle w:val="NormalTok"/>
+          </w:rPr>
+          <w:t xml:space="preserve">(</w:t>
+        </w:r>
+      </w:ins>
+      <w:ins w:id="296" w:author="PR Preview" w:date="2026-01-01T00:00:00Z">
+        <w:r>
+          <w:rPr>
+            <w:rStyle w:val="FunctionTok"/>
+          </w:rPr>
+          <w:t xml:space="preserve">dbinom</w:t>
+        </w:r>
+      </w:ins>
+      <w:ins w:id="297" w:author="PR Preview" w:date="2026-01-01T00:00:00Z">
+        <w:r>
+          <w:rPr>
+            <w:rStyle w:val="NormalTok"/>
+          </w:rPr>
+          <w:t xml:space="preserve">(</w:t>
+        </w:r>
+      </w:ins>
+      <w:ins w:id="298" w:author="PR Preview" w:date="2026-01-01T00:00:00Z">
+        <w:r>
+          <w:rPr>
+            <w:rStyle w:val="DecValTok"/>
+          </w:rPr>
+          <w:t xml:space="preserve">0</w:t>
+        </w:r>
+      </w:ins>
+      <w:ins w:id="299" w:author="PR Preview" w:date="2026-01-01T00:00:00Z">
+        <w:r>
+          <w:rPr>
+            <w:rStyle w:val="SpecialCharTok"/>
+          </w:rPr>
+          <w:t xml:space="preserve">:</w:t>
+        </w:r>
+      </w:ins>
+      <w:ins w:id="300" w:author="PR Preview" w:date="2026-01-01T00:00:00Z">
+        <w:r>
+          <w:rPr>
+            <w:rStyle w:val="NormalTok"/>
+          </w:rPr>
+          <w:t xml:space="preserve">n, n, p)[cp[, </w:t>
+        </w:r>
+      </w:ins>
+      <w:ins w:id="301" w:author="PR Preview" w:date="2026-01-01T00:00:00Z">
+        <w:r>
+          <w:rPr>
+            <w:rStyle w:val="DecValTok"/>
+          </w:rPr>
+          <w:t xml:space="preserve">1</w:t>
+        </w:r>
+      </w:ins>
+      <w:ins w:id="302" w:author="PR Preview" w:date="2026-01-01T00:00:00Z">
+        <w:r>
+          <w:rPr>
+            <w:rStyle w:val="NormalTok"/>
+          </w:rPr>
+          <w:t xml:space="preserve">] </w:t>
+        </w:r>
+      </w:ins>
+      <w:ins w:id="303" w:author="PR Preview" w:date="2026-01-01T00:00:00Z">
+        <w:r>
+          <w:rPr>
+            <w:rStyle w:val="SpecialCharTok"/>
+          </w:rPr>
+          <w:t xml:space="preserve">&lt;=</w:t>
+        </w:r>
+      </w:ins>
+      <w:ins w:id="304" w:author="PR Preview" w:date="2026-01-01T00:00:00Z">
+        <w:r>
+          <w:rPr>
+            <w:rStyle w:val="NormalTok"/>
+          </w:rPr>
+          <w:t xml:space="preserve"> p </w:t>
+        </w:r>
+      </w:ins>
+      <w:ins w:id="305" w:author="PR Preview" w:date="2026-01-01T00:00:00Z">
+        <w:r>
+          <w:rPr>
+            <w:rStyle w:val="SpecialCharTok"/>
+          </w:rPr>
+          <w:t xml:space="preserve">&amp;</w:t>
+        </w:r>
+      </w:ins>
+      <w:ins w:id="306" w:author="PR Preview" w:date="2026-01-01T00:00:00Z">
+        <w:r>
+          <w:rPr>
+            <w:rStyle w:val="NormalTok"/>
+          </w:rPr>
+          <w:t xml:space="preserve"> p </w:t>
+        </w:r>
+      </w:ins>
+      <w:ins w:id="307" w:author="PR Preview" w:date="2026-01-01T00:00:00Z">
+        <w:r>
+          <w:rPr>
+            <w:rStyle w:val="SpecialCharTok"/>
+          </w:rPr>
+          <w:t xml:space="preserve">&lt;=</w:t>
+        </w:r>
+      </w:ins>
+      <w:ins w:id="308" w:author="PR Preview" w:date="2026-01-01T00:00:00Z">
+        <w:r>
+          <w:rPr>
+            <w:rStyle w:val="NormalTok"/>
+          </w:rPr>
+          <w:t xml:space="preserve"> cp[, </w:t>
+        </w:r>
+      </w:ins>
+      <w:ins w:id="309" w:author="PR Preview" w:date="2026-01-01T00:00:00Z">
+        <w:r>
+          <w:rPr>
+            <w:rStyle w:val="DecValTok"/>
+          </w:rPr>
+          <w:t xml:space="preserve">2</w:t>
+        </w:r>
+      </w:ins>
+      <w:ins w:id="310" w:author="PR Preview" w:date="2026-01-01T00:00:00Z">
+        <w:r>
+          <w:rPr>
+            <w:rStyle w:val="NormalTok"/>
+          </w:rPr>
+          <w:t xml:space="preserve">]])</w:t>
+        </w:r>
+      </w:ins>
+      <w:ins w:id="311" w:author="PR Preview" w:date="2026-01-01T00:00:00Z">
+        <w:r>
+          <w:br/>
+        </w:r>
+      </w:ins>
+      <w:ins w:id="312" w:author="PR Preview" w:date="2026-01-01T00:00:00Z">
+        <w:r>
+          <w:rPr>
+            <w:rStyle w:val="NormalTok"/>
+          </w:rPr>
+          <w:t xml:space="preserve">}</w:t>
+        </w:r>
+      </w:ins>
+      <w:ins w:id="313" w:author="PR Preview" w:date="2026-01-01T00:00:00Z">
+        <w:r>
+          <w:br/>
+        </w:r>
+      </w:ins>
+      <w:ins w:id="314" w:author="PR Preview" w:date="2026-01-01T00:00:00Z">
+        <w:r>
+          <w:rPr>
+            <w:rStyle w:val="NormalTok"/>
+          </w:rPr>
+          <w:t xml:space="preserve">p_grid </w:t>
+        </w:r>
+      </w:ins>
+      <w:ins w:id="315" w:author="PR Preview" w:date="2026-01-01T00:00:00Z">
+        <w:r>
+          <w:rPr>
+            <w:rStyle w:val="OtherTok"/>
+          </w:rPr>
+          <w:t xml:space="preserve">&lt;-</w:t>
+        </w:r>
+      </w:ins>
+      <w:ins w:id="316" w:author="PR Preview" w:date="2026-01-01T00:00:00Z">
+        <w:r>
+          <w:rPr>
+            <w:rStyle w:val="NormalTok"/>
+          </w:rPr>
+          <w:t xml:space="preserve"> </w:t>
+        </w:r>
+      </w:ins>
+      <w:ins w:id="317" w:author="PR Preview" w:date="2026-01-01T00:00:00Z">
+        <w:r>
+          <w:rPr>
+            <w:rStyle w:val="FunctionTok"/>
+          </w:rPr>
+          <w:t xml:space="preserve">seq</w:t>
+        </w:r>
+      </w:ins>
+      <w:ins w:id="318" w:author="PR Preview" w:date="2026-01-01T00:00:00Z">
+        <w:r>
+          <w:rPr>
+            <w:rStyle w:val="NormalTok"/>
+          </w:rPr>
+          <w:t xml:space="preserve">(</w:t>
+        </w:r>
+      </w:ins>
+      <w:ins w:id="319" w:author="PR Preview" w:date="2026-01-01T00:00:00Z">
+        <w:r>
+          <w:rPr>
+            <w:rStyle w:val="FloatTok"/>
+          </w:rPr>
+          <w:t xml:space="preserve">0.01</w:t>
+        </w:r>
+      </w:ins>
+      <w:ins w:id="320" w:author="PR Preview" w:date="2026-01-01T00:00:00Z">
+        <w:r>
+          <w:rPr>
+            <w:rStyle w:val="NormalTok"/>
+          </w:rPr>
+          <w:t xml:space="preserve">, </w:t>
+        </w:r>
+      </w:ins>
+      <w:ins w:id="321" w:author="PR Preview" w:date="2026-01-01T00:00:00Z">
+        <w:r>
+          <w:rPr>
+            <w:rStyle w:val="FloatTok"/>
+          </w:rPr>
+          <w:t xml:space="preserve">0.99</w:t>
+        </w:r>
+      </w:ins>
+      <w:ins w:id="322" w:author="PR Preview" w:date="2026-01-01T00:00:00Z">
+        <w:r>
+          <w:rPr>
+            <w:rStyle w:val="NormalTok"/>
+          </w:rPr>
+          <w:t xml:space="preserve">, </w:t>
+        </w:r>
+      </w:ins>
+      <w:ins w:id="323" w:author="PR Preview" w:date="2026-01-01T00:00:00Z">
+        <w:r>
+          <w:rPr>
+            <w:rStyle w:val="AttributeTok"/>
+          </w:rPr>
+          <w:t xml:space="preserve">by =</w:t>
+        </w:r>
+      </w:ins>
+      <w:ins w:id="324" w:author="PR Preview" w:date="2026-01-01T00:00:00Z">
+        <w:r>
+          <w:rPr>
+            <w:rStyle w:val="NormalTok"/>
+          </w:rPr>
+          <w:t xml:space="preserve"> </w:t>
+        </w:r>
+      </w:ins>
+      <w:ins w:id="325" w:author="PR Preview" w:date="2026-01-01T00:00:00Z">
+        <w:r>
+          <w:rPr>
+            <w:rStyle w:val="FloatTok"/>
+          </w:rPr>
+          <w:t xml:space="preserve">0.01</w:t>
+        </w:r>
+      </w:ins>
+      <w:ins w:id="326" w:author="PR Preview" w:date="2026-01-01T00:00:00Z">
+        <w:r>
+          <w:rPr>
+            <w:rStyle w:val="NormalTok"/>
+          </w:rPr>
+          <w:t xml:space="preserve">)</w:t>
+        </w:r>
+      </w:ins>
+      <w:ins w:id="327" w:author="PR Preview" w:date="2026-01-01T00:00:00Z">
+        <w:r>
+          <w:br/>
+        </w:r>
+      </w:ins>
+      <w:ins w:id="328" w:author="PR Preview" w:date="2026-01-01T00:00:00Z">
+        <w:r>
+          <w:rPr>
+            <w:rStyle w:val="NormalTok"/>
+          </w:rPr>
+          <w:t xml:space="preserve">cover </w:t>
+        </w:r>
+      </w:ins>
+      <w:ins w:id="329" w:author="PR Preview" w:date="2026-01-01T00:00:00Z">
+        <w:r>
+          <w:rPr>
+            <w:rStyle w:val="OtherTok"/>
+          </w:rPr>
+          <w:t xml:space="preserve">&lt;-</w:t>
+        </w:r>
+      </w:ins>
+      <w:ins w:id="330" w:author="PR Preview" w:date="2026-01-01T00:00:00Z">
+        <w:r>
+          <w:rPr>
+            <w:rStyle w:val="NormalTok"/>
+          </w:rPr>
+          <w:t xml:space="preserve"> </w:t>
+        </w:r>
+      </w:ins>
+      <w:ins w:id="331" w:author="PR Preview" w:date="2026-01-01T00:00:00Z">
+        <w:r>
+          <w:rPr>
+            <w:rStyle w:val="FunctionTok"/>
+          </w:rPr>
+          <w:t xml:space="preserve">sapply</w:t>
+        </w:r>
+      </w:ins>
+      <w:ins w:id="332" w:author="PR Preview" w:date="2026-01-01T00:00:00Z">
+        <w:r>
+          <w:rPr>
+            <w:rStyle w:val="NormalTok"/>
+          </w:rPr>
+          <w:t xml:space="preserve">(p_grid, coverage)</w:t>
+        </w:r>
+      </w:ins>
+      <w:ins w:id="333" w:author="PR Preview" w:date="2026-01-01T00:00:00Z">
+        <w:r>
+          <w:br/>
+        </w:r>
+      </w:ins>
+      <w:ins w:id="334" w:author="PR Preview" w:date="2026-01-01T00:00:00Z">
+        <w:r>
+          <w:rPr>
+            <w:rStyle w:val="FunctionTok"/>
+          </w:rPr>
+          <w:t xml:space="preserve">range</w:t>
+        </w:r>
+      </w:ins>
+      <w:ins w:id="335" w:author="PR Preview" w:date="2026-01-01T00:00:00Z">
+        <w:r>
+          <w:rPr>
+            <w:rStyle w:val="NormalTok"/>
+          </w:rPr>
+          <w:t xml:space="preserve">(cover)</w:t>
+        </w:r>
+      </w:ins>
+      <w:ins w:id="336" w:author="PR Preview" w:date="2026-01-01T00:00:00Z">
+        <w:r>
+          <w:br/>
+        </w:r>
+      </w:ins>
+      <w:ins w:id="337" w:author="PR Preview" w:date="2026-01-01T00:00:00Z">
+        <w:r>
+          <w:rPr>
+            <w:rStyle w:val="CommentTok"/>
+          </w:rPr>
+          <w:t xml:space="preserve">#&gt; [1] 0.958611 0.994366</w:t>
+        </w:r>
+      </w:ins>
+    </w:p>
+    <w:p>
+      <w:pPr>
+        <w:pStyle w:val="FirstParagraph"/>
+      </w:pPr>
+      <w:ins w:id="338" w:author="PR Preview" w:date="2026-01-01T00:00:00Z">
+        <w:r>
+          <w:t xml:space="preserve">The smallest coverage probability on this grid is 0.959,</w:t>
+        </w:r>
+      </w:ins>
+      <w:ins w:id="339" w:author="PR Preview" w:date="2026-01-01T00:00:00Z">
+        <w:r>
+          <w:t xml:space="preserve"> </w:t>
+        </w:r>
+      </w:ins>
+      <w:ins w:id="340" w:author="PR Preview" w:date="2026-01-01T00:00:00Z">
+        <w:r>
+          <w:t xml:space="preserve">and the largest is 0.994.</w:t>
+        </w:r>
+      </w:ins>
+      <w:ins w:id="341" w:author="PR Preview" w:date="2026-01-01T00:00:00Z">
+        <w:r>
+          <w:t xml:space="preserve"> </w:t>
+        </w:r>
+      </w:ins>
+      <w:ins w:id="342" w:author="PR Preview" w:date="2026-01-01T00:00:00Z">
+        <w:r>
+          <w:t xml:space="preserve">The grid is coarse and the coverage probability jumps at the interval endpoints,</w:t>
+        </w:r>
+      </w:ins>
+      <w:ins w:id="343" w:author="PR Preview" w:date="2026-01-01T00:00:00Z">
+        <w:r>
+          <w:t xml:space="preserve"> </w:t>
+        </w:r>
+      </w:ins>
+      <w:ins w:id="344" w:author="PR Preview" w:date="2026-01-01T00:00:00Z">
+        <w:r>
+          <w:t xml:space="preserve">so the smallest grid value is only an</w:t>
+        </w:r>
+      </w:ins>
+      <w:ins w:id="345" w:author="PR Preview" w:date="2026-01-01T00:00:00Z">
+        <w:r>
+          <w:t xml:space="preserve"> </w:t>
+        </w:r>
+      </w:ins>
+      <w:hyperlink r:id="rId47">
+        <w:ins w:id="346" w:author="PR Preview" w:date="2026-01-01T00:00:00Z">
+          <w:r>
+            <w:rPr>
+              <w:rStyle w:val="Hyperlink"/>
+            </w:rPr>
+            <w:t xml:space="preserve">upper bound</w:t>
+          </w:r>
+        </w:ins>
+      </w:hyperlink>
+      <w:ins w:id="347" w:author="PR Preview" w:date="2026-01-01T00:00:00Z">
+        <w:r>
+          <w:t xml:space="preserve"> </w:t>
+        </w:r>
+      </w:ins>
+      <w:ins w:id="348" w:author="PR Preview" w:date="2026-01-01T00:00:00Z">
+        <w:r>
+          <w:t xml:space="preserve">for the</w:t>
+        </w:r>
+      </w:ins>
+      <w:ins w:id="349" w:author="PR Preview" w:date="2026-01-01T00:00:00Z">
+        <w:r>
+          <w:t xml:space="preserve"> </w:t>
+        </w:r>
+      </w:ins>
+      <w:hyperlink w:anchor="def-confidence-coefficient">
+        <w:ins w:id="350" w:author="PR Preview" w:date="2026-01-01T00:00:00Z">
+          <w:r>
+            <w:rPr>
+              <w:rStyle w:val="Hyperlink"/>
+            </w:rPr>
+            <w:t xml:space="preserve">confidence coefficient</w:t>
+          </w:r>
+        </w:ins>
+      </w:hyperlink>
+      <w:ins w:id="351" w:author="PR Preview" w:date="2026-01-01T00:00:00Z">
+        <w:r>
+          <w:t xml:space="preserve">.</w:t>
+        </w:r>
+      </w:ins>
+      <w:ins w:id="352" w:author="PR Preview" w:date="2026-01-01T00:00:00Z">
+        <w:r>
+          <w:t xml:space="preserve"> </w:t>
+        </w:r>
+      </w:ins>
+      <w:ins w:id="353" w:author="PR Preview" w:date="2026-01-01T00:00:00Z">
+        <w:r>
+          <w:t xml:space="preserve">The Clopper-Pearson interval is built to have coverage probability at least 0.95</w:t>
+        </w:r>
+      </w:ins>
+      <w:ins w:id="354" w:author="PR Preview" w:date="2026-01-01T00:00:00Z">
+        <w:r>
+          <w:t xml:space="preserve"> </w:t>
+        </w:r>
+      </w:ins>
+      <w:ins w:id="355" w:author="PR Preview" w:date="2026-01-01T00:00:00Z">
+        <w:r>
+          <w:t xml:space="preserve">at every</w:t>
+        </w:r>
+      </w:ins>
+      <w:ins w:id="356" w:author="PR Preview" w:date="2026-01-01T00:00:00Z">
+        <w:r>
+          <w:t xml:space="preserve"> </w:t>
+        </w:r>
+      </w:ins>
+      <m:oMath>
+        <m:r>
+          <m:t>p</m:t>
+        </m:r>
+      </m:oMath>
+      <w:ins w:id="357" w:author="PR Preview" w:date="2026-01-01T00:00:00Z">
+        <w:r>
+          <w:t xml:space="preserve">,</w:t>
+        </w:r>
+      </w:ins>
+      <w:ins w:id="358" w:author="PR Preview" w:date="2026-01-01T00:00:00Z">
+        <w:r>
+          <w:t xml:space="preserve"> </w:t>
+        </w:r>
+      </w:ins>
+      <w:ins w:id="359" w:author="PR Preview" w:date="2026-01-01T00:00:00Z">
+        <w:r>
+          <w:t xml:space="preserve">and here it is above 0.95 at</w:t>
+        </w:r>
+      </w:ins>
+      <w:ins w:id="360" w:author="PR Preview" w:date="2026-01-01T00:00:00Z">
+        <w:r>
+          <w:t xml:space="preserve"> </w:t>
+        </w:r>
+      </w:ins>
+      <w:ins w:id="361" w:author="PR Preview" w:date="2026-01-01T00:00:00Z">
+        <w:r>
+          <w:t xml:space="preserve">all</w:t>
+        </w:r>
+      </w:ins>
+      <w:ins w:id="362" w:author="PR Preview" w:date="2026-01-01T00:00:00Z">
+        <w:r>
+          <w:t xml:space="preserve"> </w:t>
+        </w:r>
+      </w:ins>
+      <w:ins w:id="363" w:author="PR Preview" w:date="2026-01-01T00:00:00Z">
+        <w:r>
+          <w:t xml:space="preserve">99 grid values of</w:t>
+        </w:r>
+      </w:ins>
+      <w:ins w:id="364" w:author="PR Preview" w:date="2026-01-01T00:00:00Z">
+        <w:r>
+          <w:t xml:space="preserve"> </w:t>
+        </w:r>
+      </w:ins>
+      <m:oMath>
+        <m:r>
+          <m:t>p</m:t>
+        </m:r>
+      </m:oMath>
+      <w:ins w:id="365" w:author="PR Preview" w:date="2026-01-01T00:00:00Z">
+        <w:r>
+          <w:t xml:space="preserve">,</w:t>
+        </w:r>
+      </w:ins>
+      <w:ins w:id="366" w:author="PR Preview" w:date="2026-01-01T00:00:00Z">
+        <w:r>
+          <w:t xml:space="preserve"> </w:t>
+        </w:r>
+      </w:ins>
+      <w:ins w:id="367" w:author="PR Preview" w:date="2026-01-01T00:00:00Z">
+        <w:r>
+          <w:t xml:space="preserve">so it is</w:t>
+        </w:r>
+      </w:ins>
+      <w:ins w:id="368" w:author="PR Preview" w:date="2026-01-01T00:00:00Z">
+        <w:r>
+          <w:t xml:space="preserve"> </w:t>
+        </w:r>
+      </w:ins>
+      <w:hyperlink w:anchor="def-conservative-confidence-interval">
+        <w:ins w:id="369" w:author="PR Preview" w:date="2026-01-01T00:00:00Z">
+          <w:r>
+            <w:rPr>
+              <w:rStyle w:val="Hyperlink"/>
+            </w:rPr>
+            <w:t xml:space="preserve">conservative</w:t>
+          </w:r>
+        </w:ins>
+      </w:hyperlink>
+      <w:ins w:id="370" w:author="PR Preview" w:date="2026-01-01T00:00:00Z">
+        <w:r>
+          <w:t xml:space="preserve">.</w:t>
+        </w:r>
+      </w:ins>
+    </w:p>
+    <w:bookmarkEnd w:id="48"/>
+    <w:bookmarkStart w:id="50" w:name="rem-confidence-interval-exact"/>
+    <w:p>
+      <w:pPr>
+        <w:pStyle w:val="BodyText"/>
+      </w:pPr>
+      <w:ins w:id="371" w:author="PR Preview" w:date="2026-01-01T00:00:00Z">
         <w:r>
           <w:rPr>
             <w:i/>
@@ -6447,13 +9123,13 @@
           <w:t xml:space="preserve">Remark 3</w:t>
         </w:r>
       </w:ins>
-      <w:ins w:id="142" w:author="PR Preview" w:date="2026-01-01T00:00:00Z">
-        <w:r>
-          <w:t xml:space="preserve"> (Exact and conservative intervals). </w:t>
+      <w:ins w:id="372" w:author="PR Preview" w:date="2026-01-01T00:00:00Z">
+        <w:r>
+          <w:t xml:space="preserve"> (Why most intervals are conservative). </w:t>
         </w:r>
       </w:ins>
       <w:hyperlink w:anchor="def-confidence-interval">
-        <w:ins w:id="143" w:author="PR Preview" w:date="2026-01-01T00:00:00Z">
+        <w:ins w:id="373" w:author="PR Preview" w:date="2026-01-01T00:00:00Z">
           <w:r>
             <w:rPr>
               <w:rStyle w:val="Hyperlink"/>
@@ -6462,23 +9138,102 @@
           </w:r>
         </w:ins>
       </w:hyperlink>
-      <w:ins w:id="144" w:author="PR Preview" w:date="2026-01-01T00:00:00Z">
-        <w:r>
-          <w:t xml:space="preserve"> </w:t>
-        </w:r>
-      </w:ins>
-      <w:ins w:id="145" w:author="PR Preview" w:date="2026-01-01T00:00:00Z">
+      <w:ins w:id="374" w:author="PR Preview" w:date="2026-01-01T00:00:00Z">
+        <w:r>
+          <w:t xml:space="preserve"> </w:t>
+        </w:r>
+      </w:ins>
+      <w:ins w:id="375" w:author="PR Preview" w:date="2026-01-01T00:00:00Z">
         <w:r>
           <w:t xml:space="preserve">requires the</w:t>
         </w:r>
       </w:ins>
-      <w:ins w:id="146" w:author="PR Preview" w:date="2026-01-01T00:00:00Z">
+      <w:ins w:id="376" w:author="PR Preview" w:date="2026-01-01T00:00:00Z">
+        <w:r>
+          <w:t xml:space="preserve"> </w:t>
+        </w:r>
+      </w:ins>
+      <w:hyperlink w:anchor="def-coverage-probability">
+        <w:ins w:id="377" w:author="PR Preview" w:date="2026-01-01T00:00:00Z">
+          <w:r>
+            <w:rPr>
+              <w:rStyle w:val="Hyperlink"/>
+            </w:rPr>
+            <w:t xml:space="preserve">coverage probability</w:t>
+          </w:r>
+        </w:ins>
+      </w:hyperlink>
+      <w:ins w:id="378" w:author="PR Preview" w:date="2026-01-01T00:00:00Z">
+        <w:r>
+          <w:t xml:space="preserve"> </w:t>
+        </w:r>
+      </w:ins>
+      <w:ins w:id="379" w:author="PR Preview" w:date="2026-01-01T00:00:00Z">
+        <w:r>
+          <w:t xml:space="preserve">to be at least</w:t>
+        </w:r>
+      </w:ins>
+      <w:ins w:id="380" w:author="PR Preview" w:date="2026-01-01T00:00:00Z">
+        <w:r>
+          <w:t xml:space="preserve"> </w:t>
+        </w:r>
+      </w:ins>
+      <m:oMath>
+        <m:r>
+          <m:t>1</m:t>
+        </m:r>
+        <m:r>
+          <m:rPr>
+            <m:sty m:val="p"/>
+          </m:rPr>
+          <m:t>−</m:t>
+        </m:r>
+        <m:r>
+          <m:t>α</m:t>
+        </m:r>
+      </m:oMath>
+      <w:ins w:id="381" w:author="PR Preview" w:date="2026-01-01T00:00:00Z">
+        <w:r>
+          <w:t xml:space="preserve"> </w:t>
+        </w:r>
+      </w:ins>
+      <w:ins w:id="382" w:author="PR Preview" w:date="2026-01-01T00:00:00Z">
+        <w:r>
+          <w:t xml:space="preserve">at every</w:t>
+        </w:r>
+      </w:ins>
+      <w:ins w:id="383" w:author="PR Preview" w:date="2026-01-01T00:00:00Z">
+        <w:r>
+          <w:t xml:space="preserve"> </w:t>
+        </w:r>
+      </w:ins>
+      <m:oMath>
+        <m:r>
+          <m:t>θ</m:t>
+        </m:r>
+      </m:oMath>
+      <w:ins w:id="384" w:author="PR Preview" w:date="2026-01-01T00:00:00Z">
+        <w:r>
+          <w:t xml:space="preserve">,</w:t>
+        </w:r>
+      </w:ins>
+      <w:ins w:id="385" w:author="PR Preview" w:date="2026-01-01T00:00:00Z">
+        <w:r>
+          <w:t xml:space="preserve"> </w:t>
+        </w:r>
+      </w:ins>
+      <w:ins w:id="386" w:author="PR Preview" w:date="2026-01-01T00:00:00Z">
+        <w:r>
+          <w:t xml:space="preserve">which is the same as requiring the</w:t>
+        </w:r>
+      </w:ins>
+      <w:ins w:id="387" w:author="PR Preview" w:date="2026-01-01T00:00:00Z">
         <w:r>
           <w:t xml:space="preserve"> </w:t>
         </w:r>
       </w:ins>
       <w:hyperlink w:anchor="def-confidence-coefficient">
-        <w:ins w:id="147" w:author="PR Preview" w:date="2026-01-01T00:00:00Z">
+        <w:ins w:id="388" w:author="PR Preview" w:date="2026-01-01T00:00:00Z">
           <w:r>
             <w:rPr>
               <w:rStyle w:val="Hyperlink"/>
@@ -6487,17 +9242,17 @@
           </w:r>
         </w:ins>
       </w:hyperlink>
-      <w:ins w:id="148" w:author="PR Preview" w:date="2026-01-01T00:00:00Z">
-        <w:r>
-          <w:t xml:space="preserve"> </w:t>
-        </w:r>
-      </w:ins>
-      <w:ins w:id="149" w:author="PR Preview" w:date="2026-01-01T00:00:00Z">
+      <w:ins w:id="389" w:author="PR Preview" w:date="2026-01-01T00:00:00Z">
+        <w:r>
+          <w:t xml:space="preserve"> </w:t>
+        </w:r>
+      </w:ins>
+      <w:ins w:id="390" w:author="PR Preview" w:date="2026-01-01T00:00:00Z">
         <w:r>
           <w:t xml:space="preserve">to be at least</w:t>
         </w:r>
       </w:ins>
-      <w:ins w:id="150" w:author="PR Preview" w:date="2026-01-01T00:00:00Z">
+      <w:ins w:id="391" w:author="PR Preview" w:date="2026-01-01T00:00:00Z">
         <w:r>
           <w:t xml:space="preserve"> </w:t>
         </w:r>
@@ -6516,28 +9271,388 @@
           <m:t>α</m:t>
         </m:r>
       </m:oMath>
-      <w:ins w:id="151" w:author="PR Preview" w:date="2026-01-01T00:00:00Z">
+      <w:ins w:id="392" w:author="PR Preview" w:date="2026-01-01T00:00:00Z">
         <w:r>
           <w:t xml:space="preserve">.</w:t>
         </w:r>
       </w:ins>
-      <w:ins w:id="152" w:author="PR Preview" w:date="2026-01-01T00:00:00Z">
-        <w:r>
-          <w:t xml:space="preserve"> </w:t>
-        </w:r>
-      </w:ins>
-      <w:ins w:id="153" w:author="PR Preview" w:date="2026-01-01T00:00:00Z">
-        <w:r>
-          <w:t xml:space="preserve">The</w:t>
-        </w:r>
-      </w:ins>
-      <w:ins w:id="154" w:author="PR Preview" w:date="2026-01-01T00:00:00Z">
+      <w:ins w:id="393" w:author="PR Preview" w:date="2026-01-01T00:00:00Z">
+        <w:r>
+          <w:t xml:space="preserve"> </w:t>
+        </w:r>
+      </w:ins>
+      <w:ins w:id="394" w:author="PR Preview" w:date="2026-01-01T00:00:00Z">
+        <w:r>
+          <w:t xml:space="preserve">The coverage probability can depend on</w:t>
+        </w:r>
+      </w:ins>
+      <w:ins w:id="395" w:author="PR Preview" w:date="2026-01-01T00:00:00Z">
+        <w:r>
+          <w:t xml:space="preserve"> </w:t>
+        </w:r>
+      </w:ins>
+      <m:oMath>
+        <m:r>
+          <m:t>θ</m:t>
+        </m:r>
+      </m:oMath>
+      <w:ins w:id="396" w:author="PR Preview" w:date="2026-01-01T00:00:00Z">
+        <w:r>
+          <w:t xml:space="preserve">,</w:t>
+        </w:r>
+      </w:ins>
+      <w:ins w:id="397" w:author="PR Preview" w:date="2026-01-01T00:00:00Z">
+        <w:r>
+          <w:t xml:space="preserve"> </w:t>
+        </w:r>
+      </w:ins>
+      <w:ins w:id="398" w:author="PR Preview" w:date="2026-01-01T00:00:00Z">
+        <w:r>
+          <w:t xml:space="preserve">and the confidence coefficient is its greatest</w:t>
+        </w:r>
+      </w:ins>
+      <w:ins w:id="399" w:author="PR Preview" w:date="2026-01-01T00:00:00Z">
+        <w:r>
+          <w:t xml:space="preserve"> </w:t>
+        </w:r>
+      </w:ins>
+      <w:hyperlink r:id="rId47">
+        <w:ins w:id="400" w:author="PR Preview" w:date="2026-01-01T00:00:00Z">
+          <w:r>
+            <w:rPr>
+              <w:rStyle w:val="Hyperlink"/>
+            </w:rPr>
+            <w:t xml:space="preserve">lower bound</w:t>
+          </w:r>
+        </w:ins>
+      </w:hyperlink>
+      <w:ins w:id="401" w:author="PR Preview" w:date="2026-01-01T00:00:00Z">
+        <w:r>
+          <w:t xml:space="preserve">,</w:t>
+        </w:r>
+      </w:ins>
+      <w:ins w:id="402" w:author="PR Preview" w:date="2026-01-01T00:00:00Z">
+        <w:r>
+          <w:t xml:space="preserve"> </w:t>
+        </w:r>
+      </w:ins>
+      <w:ins w:id="403" w:author="PR Preview" w:date="2026-01-01T00:00:00Z">
+        <w:r>
+          <w:t xml:space="preserve">which the coverage probability need not attain at any</w:t>
+        </w:r>
+      </w:ins>
+      <w:ins w:id="404" w:author="PR Preview" w:date="2026-01-01T00:00:00Z">
+        <w:r>
+          <w:t xml:space="preserve"> </w:t>
+        </w:r>
+      </w:ins>
+      <m:oMath>
+        <m:r>
+          <m:t>θ</m:t>
+        </m:r>
+      </m:oMath>
+      <w:ins w:id="405" w:author="PR Preview" w:date="2026-01-01T00:00:00Z">
+        <w:r>
+          <w:t xml:space="preserve">.</w:t>
+        </w:r>
+      </w:ins>
+      <w:ins w:id="406" w:author="PR Preview" w:date="2026-01-01T00:00:00Z">
+        <w:r>
+          <w:t xml:space="preserve"> </w:t>
+        </w:r>
+      </w:ins>
+      <w:ins w:id="407" w:author="PR Preview" w:date="2026-01-01T00:00:00Z">
+        <w:r>
+          <w:t xml:space="preserve">An</w:t>
+        </w:r>
+      </w:ins>
+      <w:ins w:id="408" w:author="PR Preview" w:date="2026-01-01T00:00:00Z">
+        <w:r>
+          <w:t xml:space="preserve"> </w:t>
+        </w:r>
+      </w:ins>
+      <w:hyperlink w:anchor="def-exact-confidence-interval">
+        <w:ins w:id="409" w:author="PR Preview" w:date="2026-01-01T00:00:00Z">
+          <w:r>
+            <w:rPr>
+              <w:rStyle w:val="Hyperlink"/>
+            </w:rPr>
+            <w:t xml:space="preserve">exact</w:t>
+          </w:r>
+        </w:ins>
+      </w:hyperlink>
+      <w:ins w:id="410" w:author="PR Preview" w:date="2026-01-01T00:00:00Z">
+        <w:r>
+          <w:t xml:space="preserve"> </w:t>
+        </w:r>
+      </w:ins>
+      <w:ins w:id="411" w:author="PR Preview" w:date="2026-01-01T00:00:00Z">
+        <w:r>
+          <w:t xml:space="preserve">interval has the same coverage probability</w:t>
+        </w:r>
+      </w:ins>
+      <w:ins w:id="412" w:author="PR Preview" w:date="2026-01-01T00:00:00Z">
+        <w:r>
+          <w:t xml:space="preserve"> </w:t>
+        </w:r>
+      </w:ins>
+      <w:ins w:id="413" w:author="PR Preview" w:date="2026-01-01T00:00:00Z">
+        <w:r>
+          <w:t xml:space="preserve">at every</w:t>
+        </w:r>
+      </w:ins>
+      <w:ins w:id="414" w:author="PR Preview" w:date="2026-01-01T00:00:00Z">
+        <w:r>
+          <w:t xml:space="preserve"> </w:t>
+        </w:r>
+      </w:ins>
+      <m:oMath>
+        <m:r>
+          <m:t>θ</m:t>
+        </m:r>
+      </m:oMath>
+      <w:ins w:id="415" w:author="PR Preview" w:date="2026-01-01T00:00:00Z">
+        <w:r>
+          <w:t xml:space="preserve">.</w:t>
+        </w:r>
+      </w:ins>
+      <w:ins w:id="416" w:author="PR Preview" w:date="2026-01-01T00:00:00Z">
+        <w:r>
+          <w:t xml:space="preserve"> </w:t>
+        </w:r>
+      </w:ins>
+      <w:hyperlink r:id="rId49">
+        <w:ins w:id="417" w:author="PR Preview" w:date="2026-01-01T00:00:00Z">
+          <w:r>
+            <w:rPr>
+              <w:rStyle w:val="Hyperlink"/>
+            </w:rPr>
+            <w:t xml:space="preserve">Discrete</w:t>
+          </w:r>
+        </w:ins>
+      </w:hyperlink>
+      <w:ins w:id="418" w:author="PR Preview" w:date="2026-01-01T00:00:00Z">
+        <w:r>
+          <w:t xml:space="preserve"> </w:t>
+        </w:r>
+      </w:ins>
+      <w:ins w:id="419" w:author="PR Preview" w:date="2026-01-01T00:00:00Z">
+        <w:r>
+          <w:t xml:space="preserve">data take only countably many values,</w:t>
+        </w:r>
+      </w:ins>
+      <w:ins w:id="420" w:author="PR Preview" w:date="2026-01-01T00:00:00Z">
+        <w:r>
+          <w:t xml:space="preserve"> </w:t>
+        </w:r>
+      </w:ins>
+      <w:ins w:id="421" w:author="PR Preview" w:date="2026-01-01T00:00:00Z">
+        <w:r>
+          <w:t xml:space="preserve">so they usually allow only a</w:t>
+        </w:r>
+      </w:ins>
+      <w:ins w:id="422" w:author="PR Preview" w:date="2026-01-01T00:00:00Z">
+        <w:r>
+          <w:t xml:space="preserve"> </w:t>
+        </w:r>
+      </w:ins>
+      <w:hyperlink w:anchor="def-conservative-confidence-interval">
+        <w:ins w:id="423" w:author="PR Preview" w:date="2026-01-01T00:00:00Z">
+          <w:r>
+            <w:rPr>
+              <w:rStyle w:val="Hyperlink"/>
+            </w:rPr>
+            <w:t xml:space="preserve">conservative</w:t>
+          </w:r>
+        </w:ins>
+      </w:hyperlink>
+      <w:ins w:id="424" w:author="PR Preview" w:date="2026-01-01T00:00:00Z">
+        <w:r>
+          <w:t xml:space="preserve"> </w:t>
+        </w:r>
+      </w:ins>
+      <w:ins w:id="425" w:author="PR Preview" w:date="2026-01-01T00:00:00Z">
+        <w:r>
+          <w:t xml:space="preserve">interval,</w:t>
+        </w:r>
+      </w:ins>
+      <w:ins w:id="426" w:author="PR Preview" w:date="2026-01-01T00:00:00Z">
+        <w:r>
+          <w:t xml:space="preserve"> </w:t>
+        </w:r>
+      </w:ins>
+      <w:ins w:id="427" w:author="PR Preview" w:date="2026-01-01T00:00:00Z">
+        <w:r>
+          <w:t xml:space="preserve">as</w:t>
+        </w:r>
+      </w:ins>
+      <w:ins w:id="428" w:author="PR Preview" w:date="2026-01-01T00:00:00Z">
+        <w:r>
+          <w:t xml:space="preserve"> </w:t>
+        </w:r>
+      </w:ins>
+      <w:hyperlink w:anchor="exm-conservative-interval">
+        <w:ins w:id="429" w:author="PR Preview" w:date="2026-01-01T00:00:00Z">
+          <w:r>
+            <w:rPr>
+              <w:rStyle w:val="Hyperlink"/>
+            </w:rPr>
+            <w:t xml:space="preserve">Example 7</w:t>
+          </w:r>
+        </w:ins>
+      </w:hyperlink>
+      <w:ins w:id="430" w:author="PR Preview" w:date="2026-01-01T00:00:00Z">
+        <w:r>
+          <w:t xml:space="preserve"> </w:t>
+        </w:r>
+      </w:ins>
+      <w:ins w:id="431" w:author="PR Preview" w:date="2026-01-01T00:00:00Z">
+        <w:r>
+          <w:t xml:space="preserve">shows.</w:t>
+        </w:r>
+      </w:ins>
+      <w:ins w:id="432" w:author="PR Preview" w:date="2026-01-01T00:00:00Z">
+        <w:r>
+          <w:t xml:space="preserve"> </w:t>
+        </w:r>
+      </w:ins>
+      <w:ins w:id="433" w:author="PR Preview" w:date="2026-01-01T00:00:00Z">
+        <w:r>
+          <w:t xml:space="preserve">A</w:t>
+        </w:r>
+      </w:ins>
+      <w:ins w:id="434" w:author="PR Preview" w:date="2026-01-01T00:00:00Z">
+        <w:r>
+          <w:t xml:space="preserve"> </w:t>
+        </w:r>
+      </w:ins>
+      <w:hyperlink w:anchor="def-confidence-set">
+        <w:ins w:id="435" w:author="PR Preview" w:date="2026-01-01T00:00:00Z">
+          <w:r>
+            <w:rPr>
+              <w:rStyle w:val="Hyperlink"/>
+            </w:rPr>
+            <w:t xml:space="preserve">confidence set</w:t>
+          </w:r>
+        </w:ins>
+      </w:hyperlink>
+      <w:ins w:id="436" w:author="PR Preview" w:date="2026-01-01T00:00:00Z">
+        <w:r>
+          <w:t xml:space="preserve"> </w:t>
+        </w:r>
+      </w:ins>
+      <w:ins w:id="437" w:author="PR Preview" w:date="2026-01-01T00:00:00Z">
+        <w:r>
+          <w:t xml:space="preserve">drops the requirement that the region be an interval.</w:t>
+        </w:r>
+      </w:ins>
+    </w:p>
+    <w:bookmarkEnd w:id="50"/>
+    <w:bookmarkStart w:id="51" w:name="def-approximate-ci"/>
+    <w:p>
+      <w:pPr>
+        <w:pStyle w:val="BodyText"/>
+      </w:pPr>
+      <w:ins w:id="438" w:author="PR Preview" w:date="2026-01-01T00:00:00Z">
+        <w:r>
+          <w:rPr>
+            <w:b/>
+            <w:bCs/>
+          </w:rPr>
+          <w:t xml:space="preserve">Definition 18 (Approximate confidence interval)</w:t>
+        </w:r>
+      </w:ins>
+      <w:ins w:id="439" w:author="PR Preview" w:date="2026-01-01T00:00:00Z">
+        <w:r>
+          <w:t xml:space="preserve"> </w:t>
+        </w:r>
+      </w:ins>
+      <w:ins w:id="440" w:author="PR Preview" w:date="2026-01-01T00:00:00Z">
+        <w:r>
+          <w:t xml:space="preserve">An</w:t>
+        </w:r>
+      </w:ins>
+      <w:ins w:id="441" w:author="PR Preview" w:date="2026-01-01T00:00:00Z">
+        <w:r>
+          <w:t xml:space="preserve"> </w:t>
+        </w:r>
+      </w:ins>
+      <w:ins w:id="442" w:author="PR Preview" w:date="2026-01-01T00:00:00Z">
+        <w:r>
+          <w:rPr>
+            <w:b/>
+            <w:bCs/>
+          </w:rPr>
+          <w:t xml:space="preserve">approximate</w:t>
+        </w:r>
+      </w:ins>
+      <w:ins w:id="443" w:author="PR Preview" w:date="2026-01-01T00:00:00Z">
+        <w:r>
+          <w:t xml:space="preserve"> </w:t>
+        </w:r>
+      </w:ins>
+      <m:oMath>
+        <m:r>
+          <m:t>100</m:t>
+        </m:r>
+        <m:r>
+          <m:rPr>
+            <m:sty m:val="p"/>
+          </m:rPr>
+          <m:t>(</m:t>
+        </m:r>
+        <m:r>
+          <m:t>1</m:t>
+        </m:r>
+        <m:r>
+          <m:rPr>
+            <m:sty m:val="p"/>
+          </m:rPr>
+          <m:t>−</m:t>
+        </m:r>
+        <m:r>
+          <m:t>α</m:t>
+        </m:r>
+        <m:r>
+          <m:rPr>
+            <m:sty m:val="p"/>
+          </m:rPr>
+          <m:t>)</m:t>
+        </m:r>
+        <m:r>
+          <m:rPr>
+            <m:sty m:val="p"/>
+          </m:rPr>
+          <m:t>%</m:t>
+        </m:r>
+      </m:oMath>
+      <w:ins w:id="444" w:author="PR Preview" w:date="2026-01-01T00:00:00Z">
+        <w:r>
+          <w:t xml:space="preserve"> </w:t>
+        </w:r>
+      </w:ins>
+      <w:ins w:id="445" w:author="PR Preview" w:date="2026-01-01T00:00:00Z">
+        <w:r>
+          <w:t xml:space="preserve">confidence interval</w:t>
+        </w:r>
+      </w:ins>
+      <w:ins w:id="446" w:author="PR Preview" w:date="2026-01-01T00:00:00Z">
+        <w:r>
+          <w:t xml:space="preserve"> </w:t>
+        </w:r>
+      </w:ins>
+      <w:ins w:id="447" w:author="PR Preview" w:date="2026-01-01T00:00:00Z">
+        <w:r>
+          <w:t xml:space="preserve">is an interval whose</w:t>
+        </w:r>
+      </w:ins>
+      <w:ins w:id="448" w:author="PR Preview" w:date="2026-01-01T00:00:00Z">
         <w:r>
           <w:t xml:space="preserve"> </w:t>
         </w:r>
       </w:ins>
       <w:hyperlink w:anchor="def-coverage-probability">
-        <w:ins w:id="155" w:author="PR Preview" w:date="2026-01-01T00:00:00Z">
+        <w:ins w:id="449" w:author="PR Preview" w:date="2026-01-01T00:00:00Z">
           <w:r>
             <w:rPr>
               <w:rStyle w:val="Hyperlink"/>
@@ -6546,52 +9661,17 @@
           </w:r>
         </w:ins>
       </w:hyperlink>
-      <w:ins w:id="156" w:author="PR Preview" w:date="2026-01-01T00:00:00Z">
-        <w:r>
-          <w:t xml:space="preserve"> </w:t>
-        </w:r>
-      </w:ins>
-      <w:ins w:id="157" w:author="PR Preview" w:date="2026-01-01T00:00:00Z">
-        <w:r>
-          <w:t xml:space="preserve">can depend on</w:t>
-        </w:r>
-      </w:ins>
-      <w:ins w:id="158" w:author="PR Preview" w:date="2026-01-01T00:00:00Z">
-        <w:r>
-          <w:t xml:space="preserve"> </w:t>
-        </w:r>
-      </w:ins>
-      <m:oMath>
-        <m:r>
-          <m:t>θ</m:t>
-        </m:r>
-      </m:oMath>
-      <w:ins w:id="159" w:author="PR Preview" w:date="2026-01-01T00:00:00Z">
-        <w:r>
-          <w:t xml:space="preserve">,</w:t>
-        </w:r>
-      </w:ins>
-      <w:ins w:id="160" w:author="PR Preview" w:date="2026-01-01T00:00:00Z">
-        <w:r>
-          <w:t xml:space="preserve"> </w:t>
-        </w:r>
-      </w:ins>
-      <w:ins w:id="161" w:author="PR Preview" w:date="2026-01-01T00:00:00Z">
-        <w:r>
-          <w:t xml:space="preserve">and the confidence coefficient is its smallest value.</w:t>
-        </w:r>
-      </w:ins>
-      <w:ins w:id="162" w:author="PR Preview" w:date="2026-01-01T00:00:00Z">
-        <w:r>
-          <w:t xml:space="preserve"> </w:t>
-        </w:r>
-      </w:ins>
-      <w:ins w:id="163" w:author="PR Preview" w:date="2026-01-01T00:00:00Z">
-        <w:r>
-          <w:t xml:space="preserve">An interval is exact when its coverage probability equals</w:t>
-        </w:r>
-      </w:ins>
-      <w:ins w:id="164" w:author="PR Preview" w:date="2026-01-01T00:00:00Z">
+      <w:ins w:id="450" w:author="PR Preview" w:date="2026-01-01T00:00:00Z">
+        <w:r>
+          <w:t xml:space="preserve"> </w:t>
+        </w:r>
+      </w:ins>
+      <w:ins w:id="451" w:author="PR Preview" w:date="2026-01-01T00:00:00Z">
+        <w:r>
+          <w:t xml:space="preserve">is approximately</w:t>
+        </w:r>
+      </w:ins>
+      <w:ins w:id="452" w:author="PR Preview" w:date="2026-01-01T00:00:00Z">
         <w:r>
           <w:t xml:space="preserve"> </w:t>
         </w:r>
@@ -6610,1318 +9690,54 @@
           <m:t>α</m:t>
         </m:r>
       </m:oMath>
-      <w:ins w:id="165" w:author="PR Preview" w:date="2026-01-01T00:00:00Z">
-        <w:r>
-          <w:t xml:space="preserve"> </w:t>
-        </w:r>
-      </w:ins>
-      <w:ins w:id="166" w:author="PR Preview" w:date="2026-01-01T00:00:00Z">
-        <w:r>
-          <w:t xml:space="preserve">for every</w:t>
-        </w:r>
-      </w:ins>
-      <w:ins w:id="167" w:author="PR Preview" w:date="2026-01-01T00:00:00Z">
-        <w:r>
-          <w:t xml:space="preserve"> </w:t>
-        </w:r>
-      </w:ins>
-      <m:oMath>
-        <m:r>
-          <m:t>θ</m:t>
-        </m:r>
-      </m:oMath>
-      <w:ins w:id="168" w:author="PR Preview" w:date="2026-01-01T00:00:00Z">
+      <w:ins w:id="453" w:author="PR Preview" w:date="2026-01-01T00:00:00Z">
         <w:r>
           <w:t xml:space="preserve">,</w:t>
         </w:r>
       </w:ins>
-      <w:ins w:id="169" w:author="PR Preview" w:date="2026-01-01T00:00:00Z">
-        <w:r>
-          <w:t xml:space="preserve"> </w:t>
-        </w:r>
-      </w:ins>
-      <w:ins w:id="170" w:author="PR Preview" w:date="2026-01-01T00:00:00Z">
-        <w:r>
-          <w:t xml:space="preserve">and conservative when its coverage probability is larger than</w:t>
-        </w:r>
-      </w:ins>
-      <w:ins w:id="171" w:author="PR Preview" w:date="2026-01-01T00:00:00Z">
-        <w:r>
-          <w:t xml:space="preserve"> </w:t>
-        </w:r>
-      </w:ins>
-      <m:oMath>
-        <m:r>
-          <m:t>1</m:t>
-        </m:r>
-        <m:r>
-          <m:rPr>
-            <m:sty m:val="p"/>
-          </m:rPr>
-          <m:t>−</m:t>
-        </m:r>
-        <m:r>
-          <m:t>α</m:t>
-        </m:r>
-      </m:oMath>
-      <w:ins w:id="172" w:author="PR Preview" w:date="2026-01-01T00:00:00Z">
-        <w:r>
-          <w:t xml:space="preserve"> </w:t>
-        </w:r>
-      </w:ins>
-      <w:ins w:id="173" w:author="PR Preview" w:date="2026-01-01T00:00:00Z">
-        <w:r>
-          <w:t xml:space="preserve">for some</w:t>
-        </w:r>
-      </w:ins>
-      <w:ins w:id="174" w:author="PR Preview" w:date="2026-01-01T00:00:00Z">
-        <w:r>
-          <w:t xml:space="preserve"> </w:t>
-        </w:r>
-      </w:ins>
-      <m:oMath>
-        <m:r>
-          <m:t>θ</m:t>
-        </m:r>
-      </m:oMath>
-      <w:ins w:id="175" w:author="PR Preview" w:date="2026-01-01T00:00:00Z">
-        <w:r>
-          <w:t xml:space="preserve">.</w:t>
-        </w:r>
-      </w:ins>
-      <w:ins w:id="176" w:author="PR Preview" w:date="2026-01-01T00:00:00Z">
-        <w:r>
-          <w:t xml:space="preserve"> </w:t>
-        </w:r>
-      </w:ins>
-      <w:hyperlink r:id="rId42">
-        <w:ins w:id="177" w:author="PR Preview" w:date="2026-01-01T00:00:00Z">
-          <w:r>
-            <w:rPr>
-              <w:rStyle w:val="Hyperlink"/>
-            </w:rPr>
-            <w:t xml:space="preserve">Discrete</w:t>
-          </w:r>
-        </w:ins>
-      </w:hyperlink>
-      <w:ins w:id="178" w:author="PR Preview" w:date="2026-01-01T00:00:00Z">
-        <w:r>
-          <w:t xml:space="preserve"> </w:t>
-        </w:r>
-      </w:ins>
-      <w:ins w:id="179" w:author="PR Preview" w:date="2026-01-01T00:00:00Z">
-        <w:r>
-          <w:t xml:space="preserve">data usually allow only a conservative interval.</w:t>
-        </w:r>
-      </w:ins>
-      <w:ins w:id="180" w:author="PR Preview" w:date="2026-01-01T00:00:00Z">
-        <w:r>
-          <w:t xml:space="preserve"> </w:t>
-        </w:r>
-      </w:ins>
-      <w:ins w:id="181" w:author="PR Preview" w:date="2026-01-01T00:00:00Z">
-        <w:r>
-          <w:t xml:space="preserve">A region that need not be an interval is a confidence set</w:t>
-        </w:r>
-      </w:ins>
-      <w:ins w:id="182" w:author="PR Preview" w:date="2026-01-01T00:00:00Z">
-        <w:r>
-          <w:t xml:space="preserve"> </w:t>
-        </w:r>
-      </w:ins>
-      <w:ins w:id="183" w:author="PR Preview" w:date="2026-01-01T00:00:00Z">
-        <w:r>
-          <w:t xml:space="preserve">[9, Sec. 9.1]</w:t>
-        </w:r>
-      </w:ins>
-      <w:ins w:id="184" w:author="PR Preview" w:date="2026-01-01T00:00:00Z">
-        <w:r>
-          <w:t xml:space="preserve">.</w:t>
+      <w:ins w:id="454" w:author="PR Preview" w:date="2026-01-01T00:00:00Z">
+        <w:r>
+          <w:t xml:space="preserve"> </w:t>
+        </w:r>
+      </w:ins>
+      <w:ins w:id="455" w:author="PR Preview" w:date="2026-01-01T00:00:00Z">
+        <w:r>
+          <w:t xml:space="preserve">for example only in large samples.</w:t>
         </w:r>
       </w:ins>
     </w:p>
-    <w:bookmarkEnd w:id="43"/>
-    <w:bookmarkStart w:id="45" w:name="exm-conservative-interval"/>
+    <w:bookmarkEnd w:id="51"/>
+    <w:bookmarkStart w:id="53" w:name="exm-confidence-interval-wcgs"/>
     <w:p>
       <w:pPr>
         <w:pStyle w:val="BodyText"/>
       </w:pPr>
-      <w:ins w:id="185" w:author="PR Preview" w:date="2026-01-01T00:00:00Z">
+      <w:ins w:id="456" w:author="PR Preview" w:date="2026-01-01T00:00:00Z">
         <w:r>
           <w:rPr>
             <w:b/>
             <w:bCs/>
           </w:rPr>
-          <w:t xml:space="preserve">Example 7 (A conservative interval for a binomial proportion)</w:t>
-        </w:r>
-      </w:ins>
-      <w:ins w:id="186" w:author="PR Preview" w:date="2026-01-01T00:00:00Z">
-        <w:r>
-          <w:t xml:space="preserve"> </w:t>
-        </w:r>
-      </w:ins>
-      <w:ins w:id="187" w:author="PR Preview" w:date="2026-01-01T00:00:00Z">
-        <w:r>
-          <w:t xml:space="preserve">Let</w:t>
-        </w:r>
-      </w:ins>
-      <w:ins w:id="188" w:author="PR Preview" w:date="2026-01-01T00:00:00Z">
-        <w:r>
-          <w:t xml:space="preserve"> </w:t>
-        </w:r>
-      </w:ins>
-      <m:oMath>
-        <m:r>
-          <m:t>X</m:t>
-        </m:r>
-        <m:r>
-          <m:rPr>
-            <m:sty m:val="p"/>
-          </m:rPr>
-          <m:t>∼</m:t>
-        </m:r>
-        <m:r>
-          <m:rPr>
-            <m:nor/>
-            <m:sty m:val="p"/>
-          </m:rPr>
-          <m:t>Bin</m:t>
-        </m:r>
-        <m:r>
-          <m:rPr>
-            <m:sty m:val="p"/>
-          </m:rPr>
-          <m:t>(</m:t>
-        </m:r>
-        <m:r>
-          <m:t>n</m:t>
-        </m:r>
-        <m:r>
-          <m:rPr>
-            <m:sty m:val="p"/>
-          </m:rPr>
-          <m:t>,</m:t>
-        </m:r>
-        <m:r>
-          <m:t>p</m:t>
-        </m:r>
-        <m:r>
-          <m:rPr>
-            <m:sty m:val="p"/>
-          </m:rPr>
-          <m:t>)</m:t>
-        </m:r>
-      </m:oMath>
-      <w:ins w:id="189" w:author="PR Preview" w:date="2026-01-01T00:00:00Z">
-        <w:r>
-          <w:t xml:space="preserve"> </w:t>
-        </w:r>
-      </w:ins>
-      <w:ins w:id="190" w:author="PR Preview" w:date="2026-01-01T00:00:00Z">
-        <w:r>
-          <w:t xml:space="preserve">with</w:t>
-        </w:r>
-      </w:ins>
-      <w:ins w:id="191" w:author="PR Preview" w:date="2026-01-01T00:00:00Z">
-        <w:r>
-          <w:t xml:space="preserve"> </w:t>
-        </w:r>
-      </w:ins>
-      <m:oMath>
-        <m:r>
-          <m:t>n</m:t>
-        </m:r>
-        <m:r>
-          <m:rPr>
-            <m:sty m:val="p"/>
-          </m:rPr>
-          <m:t>=</m:t>
-        </m:r>
-        <m:r>
-          <m:t>20</m:t>
-        </m:r>
-      </m:oMath>
-      <w:ins w:id="192" w:author="PR Preview" w:date="2026-01-01T00:00:00Z">
-        <w:r>
-          <w:t xml:space="preserve">,</w:t>
-        </w:r>
-      </w:ins>
-      <w:ins w:id="193" w:author="PR Preview" w:date="2026-01-01T00:00:00Z">
-        <w:r>
-          <w:t xml:space="preserve"> </w:t>
-        </w:r>
-      </w:ins>
-      <w:ins w:id="194" w:author="PR Preview" w:date="2026-01-01T00:00:00Z">
-        <w:r>
-          <w:t xml:space="preserve">and let</w:t>
-        </w:r>
-      </w:ins>
-      <w:ins w:id="195" w:author="PR Preview" w:date="2026-01-01T00:00:00Z">
-        <w:r>
-          <w:t xml:space="preserve"> </w:t>
-        </w:r>
-      </w:ins>
-      <m:oMath>
-        <m:r>
-          <m:rPr>
-            <m:sty m:val="p"/>
-          </m:rPr>
-          <m:t>[</m:t>
-        </m:r>
-        <m:r>
-          <m:t>L</m:t>
-        </m:r>
-        <m:r>
-          <m:rPr>
-            <m:sty m:val="p"/>
-          </m:rPr>
-          <m:t>(</m:t>
-        </m:r>
-        <m:r>
-          <m:t>X</m:t>
-        </m:r>
-        <m:r>
-          <m:rPr>
-            <m:sty m:val="p"/>
-          </m:rPr>
-          <m:t>)</m:t>
-        </m:r>
-        <m:r>
-          <m:rPr>
-            <m:sty m:val="p"/>
-          </m:rPr>
-          <m:t>,</m:t>
-        </m:r>
-        <m:r>
-          <m:t>U</m:t>
-        </m:r>
-        <m:r>
-          <m:rPr>
-            <m:sty m:val="p"/>
-          </m:rPr>
-          <m:t>(</m:t>
-        </m:r>
-        <m:r>
-          <m:t>X</m:t>
-        </m:r>
-        <m:r>
-          <m:rPr>
-            <m:sty m:val="p"/>
-          </m:rPr>
-          <m:t>)</m:t>
-        </m:r>
-        <m:r>
-          <m:rPr>
-            <m:sty m:val="p"/>
-          </m:rPr>
-          <m:t>]</m:t>
-        </m:r>
-      </m:oMath>
-      <w:ins w:id="196" w:author="PR Preview" w:date="2026-01-01T00:00:00Z">
-        <w:r>
-          <w:t xml:space="preserve"> </w:t>
-        </w:r>
-      </w:ins>
-      <w:ins w:id="197" w:author="PR Preview" w:date="2026-01-01T00:00:00Z">
-        <w:r>
-          <w:t xml:space="preserve">be the Clopper-Pearson 95% interval</w:t>
-        </w:r>
-      </w:ins>
-      <w:ins w:id="198" w:author="PR Preview" w:date="2026-01-01T00:00:00Z">
-        <w:r>
-          <w:t xml:space="preserve"> </w:t>
-        </w:r>
-      </w:ins>
-      <w:ins w:id="199" w:author="PR Preview" w:date="2026-01-01T00:00:00Z">
-        <w:r>
-          <w:t xml:space="preserve">returned by</w:t>
-        </w:r>
-      </w:ins>
-      <w:ins w:id="200" w:author="PR Preview" w:date="2026-01-01T00:00:00Z">
-        <w:r>
-          <w:t xml:space="preserve"> </w:t>
-        </w:r>
-      </w:ins>
-      <w:ins w:id="201" w:author="PR Preview" w:date="2026-01-01T00:00:00Z">
-        <w:r>
-          <w:rPr>
-            <w:rStyle w:val="VerbatimChar"/>
-          </w:rPr>
-          <w:t xml:space="preserve">binom.test()</w:t>
-        </w:r>
-      </w:ins>
-      <w:ins w:id="202" w:author="PR Preview" w:date="2026-01-01T00:00:00Z">
-        <w:r>
-          <w:t xml:space="preserve">.</w:t>
-        </w:r>
-      </w:ins>
-      <w:ins w:id="203" w:author="PR Preview" w:date="2026-01-01T00:00:00Z">
-        <w:r>
-          <w:t xml:space="preserve"> </w:t>
-        </w:r>
-      </w:ins>
-      <w:ins w:id="204" w:author="PR Preview" w:date="2026-01-01T00:00:00Z">
-        <w:r>
-          <w:t xml:space="preserve">Its</w:t>
-        </w:r>
-      </w:ins>
-      <w:ins w:id="205" w:author="PR Preview" w:date="2026-01-01T00:00:00Z">
-        <w:r>
-          <w:t xml:space="preserve"> </w:t>
-        </w:r>
-      </w:ins>
-      <w:hyperlink w:anchor="def-coverage-probability">
-        <w:ins w:id="206" w:author="PR Preview" w:date="2026-01-01T00:00:00Z">
-          <w:r>
-            <w:rPr>
-              <w:rStyle w:val="Hyperlink"/>
-            </w:rPr>
-            <w:t xml:space="preserve">coverage probability</w:t>
-          </w:r>
-        </w:ins>
-      </w:hyperlink>
-      <w:ins w:id="207" w:author="PR Preview" w:date="2026-01-01T00:00:00Z">
-        <w:r>
-          <w:t xml:space="preserve"> </w:t>
-        </w:r>
-      </w:ins>
-      <w:ins w:id="208" w:author="PR Preview" w:date="2026-01-01T00:00:00Z">
-        <w:r>
-          <w:t xml:space="preserve">at each</w:t>
-        </w:r>
-      </w:ins>
-      <w:ins w:id="209" w:author="PR Preview" w:date="2026-01-01T00:00:00Z">
-        <w:r>
-          <w:t xml:space="preserve"> </w:t>
-        </w:r>
-      </w:ins>
-      <m:oMath>
-        <m:r>
-          <m:t>p</m:t>
-        </m:r>
-      </m:oMath>
-      <w:ins w:id="210" w:author="PR Preview" w:date="2026-01-01T00:00:00Z">
-        <w:r>
-          <w:t xml:space="preserve"> </w:t>
-        </w:r>
-      </w:ins>
-      <w:ins w:id="211" w:author="PR Preview" w:date="2026-01-01T00:00:00Z">
-        <w:r>
-          <w:t xml:space="preserve">is the sum of the binomial</w:t>
-        </w:r>
-      </w:ins>
-      <w:ins w:id="212" w:author="PR Preview" w:date="2026-01-01T00:00:00Z">
-        <w:r>
-          <w:t xml:space="preserve"> </w:t>
-        </w:r>
-      </w:ins>
-      <w:hyperlink r:id="rId44">
-        <w:ins w:id="213" w:author="PR Preview" w:date="2026-01-01T00:00:00Z">
-          <w:r>
-            <w:rPr>
-              <w:rStyle w:val="Hyperlink"/>
-            </w:rPr>
-            <w:t xml:space="preserve">probabilities</w:t>
-          </w:r>
-        </w:ins>
-      </w:hyperlink>
-      <w:ins w:id="214" w:author="PR Preview" w:date="2026-01-01T00:00:00Z">
-        <w:r>
-          <w:t xml:space="preserve"> </w:t>
-        </w:r>
-      </w:ins>
-      <w:ins w:id="215" w:author="PR Preview" w:date="2026-01-01T00:00:00Z">
-        <w:r>
-          <w:t xml:space="preserve">of the values of</w:t>
-        </w:r>
-      </w:ins>
-      <w:ins w:id="216" w:author="PR Preview" w:date="2026-01-01T00:00:00Z">
-        <w:r>
-          <w:t xml:space="preserve"> </w:t>
-        </w:r>
-      </w:ins>
-      <m:oMath>
-        <m:r>
-          <m:t>X</m:t>
-        </m:r>
-      </m:oMath>
-      <w:ins w:id="217" w:author="PR Preview" w:date="2026-01-01T00:00:00Z">
-        <w:r>
-          <w:t xml:space="preserve"> </w:t>
-        </w:r>
-      </w:ins>
-      <w:ins w:id="218" w:author="PR Preview" w:date="2026-01-01T00:00:00Z">
-        <w:r>
-          <w:t xml:space="preserve">whose interval contains</w:t>
-        </w:r>
-      </w:ins>
-      <w:ins w:id="219" w:author="PR Preview" w:date="2026-01-01T00:00:00Z">
-        <w:r>
-          <w:t xml:space="preserve"> </w:t>
-        </w:r>
-      </w:ins>
-      <m:oMath>
-        <m:r>
-          <m:t>p</m:t>
-        </m:r>
-      </m:oMath>
-      <w:ins w:id="220" w:author="PR Preview" w:date="2026-01-01T00:00:00Z">
-        <w:r>
-          <w:t xml:space="preserve">:</w:t>
-        </w:r>
-      </w:ins>
-    </w:p>
-    <w:p>
-      <w:pPr>
-        <w:pStyle w:val="SourceCode"/>
-      </w:pPr>
-      <w:ins w:id="221" w:author="PR Preview" w:date="2026-01-01T00:00:00Z">
-        <w:r>
-          <w:rPr>
-            <w:rStyle w:val="NormalTok"/>
-          </w:rPr>
-          <w:t xml:space="preserve">n </w:t>
-        </w:r>
-      </w:ins>
-      <w:ins w:id="222" w:author="PR Preview" w:date="2026-01-01T00:00:00Z">
-        <w:r>
-          <w:rPr>
-            <w:rStyle w:val="OtherTok"/>
-          </w:rPr>
-          <w:t xml:space="preserve">&lt;-</w:t>
-        </w:r>
-      </w:ins>
-      <w:ins w:id="223" w:author="PR Preview" w:date="2026-01-01T00:00:00Z">
-        <w:r>
-          <w:rPr>
-            <w:rStyle w:val="NormalTok"/>
-          </w:rPr>
-          <w:t xml:space="preserve"> </w:t>
-        </w:r>
-      </w:ins>
-      <w:ins w:id="224" w:author="PR Preview" w:date="2026-01-01T00:00:00Z">
-        <w:r>
-          <w:rPr>
-            <w:rStyle w:val="DecValTok"/>
-          </w:rPr>
-          <w:t xml:space="preserve">20</w:t>
-        </w:r>
-      </w:ins>
-      <w:ins w:id="225" w:author="PR Preview" w:date="2026-01-01T00:00:00Z">
-        <w:r>
-          <w:br/>
-        </w:r>
-      </w:ins>
-      <w:ins w:id="226" w:author="PR Preview" w:date="2026-01-01T00:00:00Z">
-        <w:r>
-          <w:rPr>
-            <w:rStyle w:val="NormalTok"/>
-          </w:rPr>
-          <w:t xml:space="preserve">cp </w:t>
-        </w:r>
-      </w:ins>
-      <w:ins w:id="227" w:author="PR Preview" w:date="2026-01-01T00:00:00Z">
-        <w:r>
-          <w:rPr>
-            <w:rStyle w:val="OtherTok"/>
-          </w:rPr>
-          <w:t xml:space="preserve">&lt;-</w:t>
-        </w:r>
-      </w:ins>
-      <w:ins w:id="228" w:author="PR Preview" w:date="2026-01-01T00:00:00Z">
-        <w:r>
-          <w:rPr>
-            <w:rStyle w:val="NormalTok"/>
-          </w:rPr>
-          <w:t xml:space="preserve"> </w:t>
-        </w:r>
-      </w:ins>
-      <w:ins w:id="229" w:author="PR Preview" w:date="2026-01-01T00:00:00Z">
-        <w:r>
-          <w:rPr>
-            <w:rStyle w:val="FunctionTok"/>
-          </w:rPr>
-          <w:t xml:space="preserve">t</w:t>
-        </w:r>
-      </w:ins>
-      <w:ins w:id="230" w:author="PR Preview" w:date="2026-01-01T00:00:00Z">
-        <w:r>
-          <w:rPr>
-            <w:rStyle w:val="NormalTok"/>
-          </w:rPr>
-          <w:t xml:space="preserve">(</w:t>
-        </w:r>
-      </w:ins>
-      <w:ins w:id="231" w:author="PR Preview" w:date="2026-01-01T00:00:00Z">
-        <w:r>
-          <w:rPr>
-            <w:rStyle w:val="FunctionTok"/>
-          </w:rPr>
-          <w:t xml:space="preserve">sapply</w:t>
-        </w:r>
-      </w:ins>
-      <w:ins w:id="232" w:author="PR Preview" w:date="2026-01-01T00:00:00Z">
-        <w:r>
-          <w:rPr>
-            <w:rStyle w:val="NormalTok"/>
-          </w:rPr>
-          <w:t xml:space="preserve">(</w:t>
-        </w:r>
-      </w:ins>
-      <w:ins w:id="233" w:author="PR Preview" w:date="2026-01-01T00:00:00Z">
-        <w:r>
-          <w:rPr>
-            <w:rStyle w:val="DecValTok"/>
-          </w:rPr>
-          <w:t xml:space="preserve">0</w:t>
-        </w:r>
-      </w:ins>
-      <w:ins w:id="234" w:author="PR Preview" w:date="2026-01-01T00:00:00Z">
-        <w:r>
-          <w:rPr>
-            <w:rStyle w:val="SpecialCharTok"/>
-          </w:rPr>
-          <w:t xml:space="preserve">:</w:t>
-        </w:r>
-      </w:ins>
-      <w:ins w:id="235" w:author="PR Preview" w:date="2026-01-01T00:00:00Z">
-        <w:r>
-          <w:rPr>
-            <w:rStyle w:val="NormalTok"/>
-          </w:rPr>
-          <w:t xml:space="preserve">n, </w:t>
-        </w:r>
-      </w:ins>
-      <w:ins w:id="236" w:author="PR Preview" w:date="2026-01-01T00:00:00Z">
-        <w:r>
-          <w:rPr>
-            <w:rStyle w:val="ControlFlowTok"/>
-          </w:rPr>
-          <w:t xml:space="preserve">function</w:t>
-        </w:r>
-      </w:ins>
-      <w:ins w:id="237" w:author="PR Preview" w:date="2026-01-01T00:00:00Z">
-        <w:r>
-          <w:rPr>
-            <w:rStyle w:val="NormalTok"/>
-          </w:rPr>
-          <w:t xml:space="preserve">(x) </w:t>
-        </w:r>
-      </w:ins>
-      <w:ins w:id="238" w:author="PR Preview" w:date="2026-01-01T00:00:00Z">
-        <w:r>
-          <w:rPr>
-            <w:rStyle w:val="FunctionTok"/>
-          </w:rPr>
-          <w:t xml:space="preserve">binom.test</w:t>
-        </w:r>
-      </w:ins>
-      <w:ins w:id="239" w:author="PR Preview" w:date="2026-01-01T00:00:00Z">
-        <w:r>
-          <w:rPr>
-            <w:rStyle w:val="NormalTok"/>
-          </w:rPr>
-          <w:t xml:space="preserve">(x, n)</w:t>
-        </w:r>
-      </w:ins>
-      <w:ins w:id="240" w:author="PR Preview" w:date="2026-01-01T00:00:00Z">
-        <w:r>
-          <w:rPr>
-            <w:rStyle w:val="SpecialCharTok"/>
-          </w:rPr>
-          <w:t xml:space="preserve">$</w:t>
-        </w:r>
-      </w:ins>
-      <w:ins w:id="241" w:author="PR Preview" w:date="2026-01-01T00:00:00Z">
-        <w:r>
-          <w:rPr>
-            <w:rStyle w:val="NormalTok"/>
-          </w:rPr>
-          <w:t xml:space="preserve">conf.int))</w:t>
-        </w:r>
-      </w:ins>
-      <w:ins w:id="242" w:author="PR Preview" w:date="2026-01-01T00:00:00Z">
-        <w:r>
-          <w:br/>
-        </w:r>
-      </w:ins>
-      <w:ins w:id="243" w:author="PR Preview" w:date="2026-01-01T00:00:00Z">
-        <w:r>
-          <w:rPr>
-            <w:rStyle w:val="NormalTok"/>
-          </w:rPr>
-          <w:t xml:space="preserve">coverage </w:t>
-        </w:r>
-      </w:ins>
-      <w:ins w:id="244" w:author="PR Preview" w:date="2026-01-01T00:00:00Z">
-        <w:r>
-          <w:rPr>
-            <w:rStyle w:val="OtherTok"/>
-          </w:rPr>
-          <w:t xml:space="preserve">&lt;-</w:t>
-        </w:r>
-      </w:ins>
-      <w:ins w:id="245" w:author="PR Preview" w:date="2026-01-01T00:00:00Z">
-        <w:r>
-          <w:rPr>
-            <w:rStyle w:val="NormalTok"/>
-          </w:rPr>
-          <w:t xml:space="preserve"> </w:t>
-        </w:r>
-      </w:ins>
-      <w:ins w:id="246" w:author="PR Preview" w:date="2026-01-01T00:00:00Z">
-        <w:r>
-          <w:rPr>
-            <w:rStyle w:val="ControlFlowTok"/>
-          </w:rPr>
-          <w:t xml:space="preserve">function</w:t>
-        </w:r>
-      </w:ins>
-      <w:ins w:id="247" w:author="PR Preview" w:date="2026-01-01T00:00:00Z">
-        <w:r>
-          <w:rPr>
-            <w:rStyle w:val="NormalTok"/>
-          </w:rPr>
-          <w:t xml:space="preserve">(p) {</w:t>
-        </w:r>
-      </w:ins>
-      <w:ins w:id="248" w:author="PR Preview" w:date="2026-01-01T00:00:00Z">
-        <w:r>
-          <w:br/>
-        </w:r>
-      </w:ins>
-      <w:ins w:id="249" w:author="PR Preview" w:date="2026-01-01T00:00:00Z">
-        <w:r>
-          <w:rPr>
-            <w:rStyle w:val="NormalTok"/>
-          </w:rPr>
-          <w:t xml:space="preserve">  </w:t>
-        </w:r>
-      </w:ins>
-      <w:ins w:id="250" w:author="PR Preview" w:date="2026-01-01T00:00:00Z">
-        <w:r>
-          <w:rPr>
-            <w:rStyle w:val="FunctionTok"/>
-          </w:rPr>
-          <w:t xml:space="preserve">sum</w:t>
-        </w:r>
-      </w:ins>
-      <w:ins w:id="251" w:author="PR Preview" w:date="2026-01-01T00:00:00Z">
-        <w:r>
-          <w:rPr>
-            <w:rStyle w:val="NormalTok"/>
-          </w:rPr>
-          <w:t xml:space="preserve">(</w:t>
-        </w:r>
-      </w:ins>
-      <w:ins w:id="252" w:author="PR Preview" w:date="2026-01-01T00:00:00Z">
-        <w:r>
-          <w:rPr>
-            <w:rStyle w:val="FunctionTok"/>
-          </w:rPr>
-          <w:t xml:space="preserve">dbinom</w:t>
-        </w:r>
-      </w:ins>
-      <w:ins w:id="253" w:author="PR Preview" w:date="2026-01-01T00:00:00Z">
-        <w:r>
-          <w:rPr>
-            <w:rStyle w:val="NormalTok"/>
-          </w:rPr>
-          <w:t xml:space="preserve">(</w:t>
-        </w:r>
-      </w:ins>
-      <w:ins w:id="254" w:author="PR Preview" w:date="2026-01-01T00:00:00Z">
-        <w:r>
-          <w:rPr>
-            <w:rStyle w:val="DecValTok"/>
-          </w:rPr>
-          <w:t xml:space="preserve">0</w:t>
-        </w:r>
-      </w:ins>
-      <w:ins w:id="255" w:author="PR Preview" w:date="2026-01-01T00:00:00Z">
-        <w:r>
-          <w:rPr>
-            <w:rStyle w:val="SpecialCharTok"/>
-          </w:rPr>
-          <w:t xml:space="preserve">:</w:t>
-        </w:r>
-      </w:ins>
-      <w:ins w:id="256" w:author="PR Preview" w:date="2026-01-01T00:00:00Z">
-        <w:r>
-          <w:rPr>
-            <w:rStyle w:val="NormalTok"/>
-          </w:rPr>
-          <w:t xml:space="preserve">n, n, p)[cp[, </w:t>
-        </w:r>
-      </w:ins>
-      <w:ins w:id="257" w:author="PR Preview" w:date="2026-01-01T00:00:00Z">
-        <w:r>
-          <w:rPr>
-            <w:rStyle w:val="DecValTok"/>
-          </w:rPr>
-          <w:t xml:space="preserve">1</w:t>
-        </w:r>
-      </w:ins>
-      <w:ins w:id="258" w:author="PR Preview" w:date="2026-01-01T00:00:00Z">
-        <w:r>
-          <w:rPr>
-            <w:rStyle w:val="NormalTok"/>
-          </w:rPr>
-          <w:t xml:space="preserve">] </w:t>
-        </w:r>
-      </w:ins>
-      <w:ins w:id="259" w:author="PR Preview" w:date="2026-01-01T00:00:00Z">
-        <w:r>
-          <w:rPr>
-            <w:rStyle w:val="SpecialCharTok"/>
-          </w:rPr>
-          <w:t xml:space="preserve">&lt;=</w:t>
-        </w:r>
-      </w:ins>
-      <w:ins w:id="260" w:author="PR Preview" w:date="2026-01-01T00:00:00Z">
-        <w:r>
-          <w:rPr>
-            <w:rStyle w:val="NormalTok"/>
-          </w:rPr>
-          <w:t xml:space="preserve"> p </w:t>
-        </w:r>
-      </w:ins>
-      <w:ins w:id="261" w:author="PR Preview" w:date="2026-01-01T00:00:00Z">
-        <w:r>
-          <w:rPr>
-            <w:rStyle w:val="SpecialCharTok"/>
-          </w:rPr>
-          <w:t xml:space="preserve">&amp;</w:t>
-        </w:r>
-      </w:ins>
-      <w:ins w:id="262" w:author="PR Preview" w:date="2026-01-01T00:00:00Z">
-        <w:r>
-          <w:rPr>
-            <w:rStyle w:val="NormalTok"/>
-          </w:rPr>
-          <w:t xml:space="preserve"> p </w:t>
-        </w:r>
-      </w:ins>
-      <w:ins w:id="263" w:author="PR Preview" w:date="2026-01-01T00:00:00Z">
-        <w:r>
-          <w:rPr>
-            <w:rStyle w:val="SpecialCharTok"/>
-          </w:rPr>
-          <w:t xml:space="preserve">&lt;=</w:t>
-        </w:r>
-      </w:ins>
-      <w:ins w:id="264" w:author="PR Preview" w:date="2026-01-01T00:00:00Z">
-        <w:r>
-          <w:rPr>
-            <w:rStyle w:val="NormalTok"/>
-          </w:rPr>
-          <w:t xml:space="preserve"> cp[, </w:t>
-        </w:r>
-      </w:ins>
-      <w:ins w:id="265" w:author="PR Preview" w:date="2026-01-01T00:00:00Z">
-        <w:r>
-          <w:rPr>
-            <w:rStyle w:val="DecValTok"/>
-          </w:rPr>
-          <w:t xml:space="preserve">2</w:t>
-        </w:r>
-      </w:ins>
-      <w:ins w:id="266" w:author="PR Preview" w:date="2026-01-01T00:00:00Z">
-        <w:r>
-          <w:rPr>
-            <w:rStyle w:val="NormalTok"/>
-          </w:rPr>
-          <w:t xml:space="preserve">]])</w:t>
-        </w:r>
-      </w:ins>
-      <w:ins w:id="267" w:author="PR Preview" w:date="2026-01-01T00:00:00Z">
-        <w:r>
-          <w:br/>
-        </w:r>
-      </w:ins>
-      <w:ins w:id="268" w:author="PR Preview" w:date="2026-01-01T00:00:00Z">
-        <w:r>
-          <w:rPr>
-            <w:rStyle w:val="NormalTok"/>
-          </w:rPr>
-          <w:t xml:space="preserve">}</w:t>
-        </w:r>
-      </w:ins>
-      <w:ins w:id="269" w:author="PR Preview" w:date="2026-01-01T00:00:00Z">
-        <w:r>
-          <w:br/>
-        </w:r>
-      </w:ins>
-      <w:ins w:id="270" w:author="PR Preview" w:date="2026-01-01T00:00:00Z">
-        <w:r>
-          <w:rPr>
-            <w:rStyle w:val="NormalTok"/>
-          </w:rPr>
-          <w:t xml:space="preserve">p_grid </w:t>
-        </w:r>
-      </w:ins>
-      <w:ins w:id="271" w:author="PR Preview" w:date="2026-01-01T00:00:00Z">
-        <w:r>
-          <w:rPr>
-            <w:rStyle w:val="OtherTok"/>
-          </w:rPr>
-          <w:t xml:space="preserve">&lt;-</w:t>
-        </w:r>
-      </w:ins>
-      <w:ins w:id="272" w:author="PR Preview" w:date="2026-01-01T00:00:00Z">
-        <w:r>
-          <w:rPr>
-            <w:rStyle w:val="NormalTok"/>
-          </w:rPr>
-          <w:t xml:space="preserve"> </w:t>
-        </w:r>
-      </w:ins>
-      <w:ins w:id="273" w:author="PR Preview" w:date="2026-01-01T00:00:00Z">
-        <w:r>
-          <w:rPr>
-            <w:rStyle w:val="FunctionTok"/>
-          </w:rPr>
-          <w:t xml:space="preserve">seq</w:t>
-        </w:r>
-      </w:ins>
-      <w:ins w:id="274" w:author="PR Preview" w:date="2026-01-01T00:00:00Z">
-        <w:r>
-          <w:rPr>
-            <w:rStyle w:val="NormalTok"/>
-          </w:rPr>
-          <w:t xml:space="preserve">(</w:t>
-        </w:r>
-      </w:ins>
-      <w:ins w:id="275" w:author="PR Preview" w:date="2026-01-01T00:00:00Z">
-        <w:r>
-          <w:rPr>
-            <w:rStyle w:val="FloatTok"/>
-          </w:rPr>
-          <w:t xml:space="preserve">0.01</w:t>
-        </w:r>
-      </w:ins>
-      <w:ins w:id="276" w:author="PR Preview" w:date="2026-01-01T00:00:00Z">
-        <w:r>
-          <w:rPr>
-            <w:rStyle w:val="NormalTok"/>
-          </w:rPr>
-          <w:t xml:space="preserve">, </w:t>
-        </w:r>
-      </w:ins>
-      <w:ins w:id="277" w:author="PR Preview" w:date="2026-01-01T00:00:00Z">
-        <w:r>
-          <w:rPr>
-            <w:rStyle w:val="FloatTok"/>
-          </w:rPr>
-          <w:t xml:space="preserve">0.99</w:t>
-        </w:r>
-      </w:ins>
-      <w:ins w:id="278" w:author="PR Preview" w:date="2026-01-01T00:00:00Z">
-        <w:r>
-          <w:rPr>
-            <w:rStyle w:val="NormalTok"/>
-          </w:rPr>
-          <w:t xml:space="preserve">, </w:t>
-        </w:r>
-      </w:ins>
-      <w:ins w:id="279" w:author="PR Preview" w:date="2026-01-01T00:00:00Z">
-        <w:r>
-          <w:rPr>
-            <w:rStyle w:val="AttributeTok"/>
-          </w:rPr>
-          <w:t xml:space="preserve">by =</w:t>
-        </w:r>
-      </w:ins>
-      <w:ins w:id="280" w:author="PR Preview" w:date="2026-01-01T00:00:00Z">
-        <w:r>
-          <w:rPr>
-            <w:rStyle w:val="NormalTok"/>
-          </w:rPr>
-          <w:t xml:space="preserve"> </w:t>
-        </w:r>
-      </w:ins>
-      <w:ins w:id="281" w:author="PR Preview" w:date="2026-01-01T00:00:00Z">
-        <w:r>
-          <w:rPr>
-            <w:rStyle w:val="FloatTok"/>
-          </w:rPr>
-          <w:t xml:space="preserve">0.01</w:t>
-        </w:r>
-      </w:ins>
-      <w:ins w:id="282" w:author="PR Preview" w:date="2026-01-01T00:00:00Z">
-        <w:r>
-          <w:rPr>
-            <w:rStyle w:val="NormalTok"/>
-          </w:rPr>
-          <w:t xml:space="preserve">)</w:t>
-        </w:r>
-      </w:ins>
-      <w:ins w:id="283" w:author="PR Preview" w:date="2026-01-01T00:00:00Z">
-        <w:r>
-          <w:br/>
-        </w:r>
-      </w:ins>
-      <w:ins w:id="284" w:author="PR Preview" w:date="2026-01-01T00:00:00Z">
-        <w:r>
-          <w:rPr>
-            <w:rStyle w:val="NormalTok"/>
-          </w:rPr>
-          <w:t xml:space="preserve">cover </w:t>
-        </w:r>
-      </w:ins>
-      <w:ins w:id="285" w:author="PR Preview" w:date="2026-01-01T00:00:00Z">
-        <w:r>
-          <w:rPr>
-            <w:rStyle w:val="OtherTok"/>
-          </w:rPr>
-          <w:t xml:space="preserve">&lt;-</w:t>
-        </w:r>
-      </w:ins>
-      <w:ins w:id="286" w:author="PR Preview" w:date="2026-01-01T00:00:00Z">
-        <w:r>
-          <w:rPr>
-            <w:rStyle w:val="NormalTok"/>
-          </w:rPr>
-          <w:t xml:space="preserve"> </w:t>
-        </w:r>
-      </w:ins>
-      <w:ins w:id="287" w:author="PR Preview" w:date="2026-01-01T00:00:00Z">
-        <w:r>
-          <w:rPr>
-            <w:rStyle w:val="FunctionTok"/>
-          </w:rPr>
-          <w:t xml:space="preserve">sapply</w:t>
-        </w:r>
-      </w:ins>
-      <w:ins w:id="288" w:author="PR Preview" w:date="2026-01-01T00:00:00Z">
-        <w:r>
-          <w:rPr>
-            <w:rStyle w:val="NormalTok"/>
-          </w:rPr>
-          <w:t xml:space="preserve">(p_grid, coverage)</w:t>
-        </w:r>
-      </w:ins>
-      <w:ins w:id="289" w:author="PR Preview" w:date="2026-01-01T00:00:00Z">
-        <w:r>
-          <w:br/>
-        </w:r>
-      </w:ins>
-      <w:ins w:id="290" w:author="PR Preview" w:date="2026-01-01T00:00:00Z">
-        <w:r>
-          <w:rPr>
-            <w:rStyle w:val="FunctionTok"/>
-          </w:rPr>
-          <w:t xml:space="preserve">range</w:t>
-        </w:r>
-      </w:ins>
-      <w:ins w:id="291" w:author="PR Preview" w:date="2026-01-01T00:00:00Z">
-        <w:r>
-          <w:rPr>
-            <w:rStyle w:val="NormalTok"/>
-          </w:rPr>
-          <w:t xml:space="preserve">(cover)</w:t>
-        </w:r>
-      </w:ins>
-      <w:ins w:id="292" w:author="PR Preview" w:date="2026-01-01T00:00:00Z">
-        <w:r>
-          <w:br/>
-        </w:r>
-      </w:ins>
-      <w:ins w:id="293" w:author="PR Preview" w:date="2026-01-01T00:00:00Z">
-        <w:r>
-          <w:rPr>
-            <w:rStyle w:val="CommentTok"/>
-          </w:rPr>
-          <w:t xml:space="preserve">#&gt; [1] 0.958611 0.994366</w:t>
-        </w:r>
-      </w:ins>
-    </w:p>
-    <w:p>
-      <w:pPr>
-        <w:pStyle w:val="FirstParagraph"/>
-      </w:pPr>
-      <w:ins w:id="294" w:author="PR Preview" w:date="2026-01-01T00:00:00Z">
-        <w:r>
-          <w:t xml:space="preserve">The smallest coverage probability on this grid, which is close to the</w:t>
-        </w:r>
-      </w:ins>
-      <w:ins w:id="295" w:author="PR Preview" w:date="2026-01-01T00:00:00Z">
-        <w:r>
-          <w:t xml:space="preserve"> </w:t>
-        </w:r>
-      </w:ins>
-      <w:hyperlink w:anchor="def-confidence-coefficient">
-        <w:ins w:id="296" w:author="PR Preview" w:date="2026-01-01T00:00:00Z">
-          <w:r>
-            <w:rPr>
-              <w:rStyle w:val="Hyperlink"/>
-            </w:rPr>
-            <w:t xml:space="preserve">confidence coefficient</w:t>
-          </w:r>
-        </w:ins>
-      </w:hyperlink>
-      <w:ins w:id="297" w:author="PR Preview" w:date="2026-01-01T00:00:00Z">
-        <w:r>
-          <w:t xml:space="preserve">,</w:t>
-        </w:r>
-      </w:ins>
-      <w:ins w:id="298" w:author="PR Preview" w:date="2026-01-01T00:00:00Z">
-        <w:r>
-          <w:t xml:space="preserve"> </w:t>
-        </w:r>
-      </w:ins>
-      <w:ins w:id="299" w:author="PR Preview" w:date="2026-01-01T00:00:00Z">
-        <w:r>
-          <w:t xml:space="preserve">is 0.959,</w:t>
-        </w:r>
-      </w:ins>
-      <w:ins w:id="300" w:author="PR Preview" w:date="2026-01-01T00:00:00Z">
-        <w:r>
-          <w:t xml:space="preserve"> </w:t>
-        </w:r>
-      </w:ins>
-      <w:ins w:id="301" w:author="PR Preview" w:date="2026-01-01T00:00:00Z">
-        <w:r>
-          <w:t xml:space="preserve">and the largest is 0.994.</w:t>
-        </w:r>
-      </w:ins>
-      <w:ins w:id="302" w:author="PR Preview" w:date="2026-01-01T00:00:00Z">
-        <w:r>
-          <w:t xml:space="preserve"> </w:t>
-        </w:r>
-      </w:ins>
-      <w:ins w:id="303" w:author="PR Preview" w:date="2026-01-01T00:00:00Z">
-        <w:r>
-          <w:t xml:space="preserve">The interval is conservative:</w:t>
-        </w:r>
-      </w:ins>
-      <w:ins w:id="304" w:author="PR Preview" w:date="2026-01-01T00:00:00Z">
-        <w:r>
-          <w:t xml:space="preserve"> </w:t>
-        </w:r>
-      </w:ins>
-      <w:ins w:id="305" w:author="PR Preview" w:date="2026-01-01T00:00:00Z">
-        <w:r>
-          <w:t xml:space="preserve">its coverage probability is above 0.95 at 99</w:t>
-        </w:r>
-      </w:ins>
-      <w:ins w:id="306" w:author="PR Preview" w:date="2026-01-01T00:00:00Z">
-        <w:r>
-          <w:t xml:space="preserve"> </w:t>
-        </w:r>
-      </w:ins>
-      <w:ins w:id="307" w:author="PR Preview" w:date="2026-01-01T00:00:00Z">
-        <w:r>
-          <w:t xml:space="preserve">of the 99 grid values of</w:t>
-        </w:r>
-      </w:ins>
-      <w:ins w:id="308" w:author="PR Preview" w:date="2026-01-01T00:00:00Z">
-        <w:r>
-          <w:t xml:space="preserve"> </w:t>
-        </w:r>
-      </w:ins>
-      <m:oMath>
-        <m:r>
-          <m:t>p</m:t>
-        </m:r>
-      </m:oMath>
-      <w:ins w:id="309" w:author="PR Preview" w:date="2026-01-01T00:00:00Z">
-        <w:r>
-          <w:t xml:space="preserve">.</w:t>
-        </w:r>
-      </w:ins>
-    </w:p>
-    <w:bookmarkEnd w:id="45"/>
-    <w:bookmarkStart w:id="46" w:name="def-approximate-ci"/>
-    <w:p>
-      <w:pPr>
-        <w:pStyle w:val="BodyText"/>
-      </w:pPr>
-      <w:ins w:id="310" w:author="PR Preview" w:date="2026-01-01T00:00:00Z">
-        <w:r>
-          <w:rPr>
-            <w:b/>
-            <w:bCs/>
-          </w:rPr>
-          <w:t xml:space="preserve">Definition 15 (Approximate confidence interval)</w:t>
-        </w:r>
-      </w:ins>
-      <w:ins w:id="311" w:author="PR Preview" w:date="2026-01-01T00:00:00Z">
-        <w:r>
-          <w:t xml:space="preserve"> </w:t>
-        </w:r>
-      </w:ins>
-      <w:ins w:id="312" w:author="PR Preview" w:date="2026-01-01T00:00:00Z">
-        <w:r>
-          <w:t xml:space="preserve">An</w:t>
-        </w:r>
-      </w:ins>
-      <w:ins w:id="313" w:author="PR Preview" w:date="2026-01-01T00:00:00Z">
-        <w:r>
-          <w:t xml:space="preserve"> </w:t>
-        </w:r>
-      </w:ins>
-      <w:ins w:id="314" w:author="PR Preview" w:date="2026-01-01T00:00:00Z">
-        <w:r>
-          <w:rPr>
-            <w:b/>
-            <w:bCs/>
-          </w:rPr>
-          <w:t xml:space="preserve">approximate</w:t>
-        </w:r>
-      </w:ins>
-      <w:ins w:id="315" w:author="PR Preview" w:date="2026-01-01T00:00:00Z">
-        <w:r>
-          <w:t xml:space="preserve"> </w:t>
-        </w:r>
-      </w:ins>
-      <m:oMath>
-        <m:r>
-          <m:t>100</m:t>
-        </m:r>
-        <m:r>
-          <m:rPr>
-            <m:sty m:val="p"/>
-          </m:rPr>
-          <m:t>(</m:t>
-        </m:r>
-        <m:r>
-          <m:t>1</m:t>
-        </m:r>
-        <m:r>
-          <m:rPr>
-            <m:sty m:val="p"/>
-          </m:rPr>
-          <m:t>−</m:t>
-        </m:r>
-        <m:r>
-          <m:t>α</m:t>
-        </m:r>
-        <m:r>
-          <m:rPr>
-            <m:sty m:val="p"/>
-          </m:rPr>
-          <m:t>)</m:t>
-        </m:r>
-        <m:r>
-          <m:rPr>
-            <m:sty m:val="p"/>
-          </m:rPr>
-          <m:t>%</m:t>
-        </m:r>
-      </m:oMath>
-      <w:ins w:id="316" w:author="PR Preview" w:date="2026-01-01T00:00:00Z">
-        <w:r>
-          <w:t xml:space="preserve"> </w:t>
-        </w:r>
-      </w:ins>
-      <w:ins w:id="317" w:author="PR Preview" w:date="2026-01-01T00:00:00Z">
-        <w:r>
-          <w:t xml:space="preserve">confidence interval</w:t>
-        </w:r>
-      </w:ins>
-      <w:ins w:id="318" w:author="PR Preview" w:date="2026-01-01T00:00:00Z">
-        <w:r>
-          <w:t xml:space="preserve"> </w:t>
-        </w:r>
-      </w:ins>
-      <w:ins w:id="319" w:author="PR Preview" w:date="2026-01-01T00:00:00Z">
-        <w:r>
-          <w:t xml:space="preserve">is an interval whose</w:t>
-        </w:r>
-      </w:ins>
-      <w:ins w:id="320" w:author="PR Preview" w:date="2026-01-01T00:00:00Z">
-        <w:r>
-          <w:t xml:space="preserve"> </w:t>
-        </w:r>
-      </w:ins>
-      <w:hyperlink w:anchor="def-coverage-probability">
-        <w:ins w:id="321" w:author="PR Preview" w:date="2026-01-01T00:00:00Z">
-          <w:r>
-            <w:rPr>
-              <w:rStyle w:val="Hyperlink"/>
-            </w:rPr>
-            <w:t xml:space="preserve">coverage probability</w:t>
-          </w:r>
-        </w:ins>
-      </w:hyperlink>
-      <w:ins w:id="322" w:author="PR Preview" w:date="2026-01-01T00:00:00Z">
-        <w:r>
-          <w:t xml:space="preserve"> </w:t>
-        </w:r>
-      </w:ins>
-      <w:ins w:id="323" w:author="PR Preview" w:date="2026-01-01T00:00:00Z">
-        <w:r>
-          <w:t xml:space="preserve">is approximately</w:t>
-        </w:r>
-      </w:ins>
-      <w:ins w:id="324" w:author="PR Preview" w:date="2026-01-01T00:00:00Z">
-        <w:r>
-          <w:t xml:space="preserve"> </w:t>
-        </w:r>
-      </w:ins>
-      <m:oMath>
-        <m:r>
-          <m:t>1</m:t>
-        </m:r>
-        <m:r>
-          <m:rPr>
-            <m:sty m:val="p"/>
-          </m:rPr>
-          <m:t>−</m:t>
-        </m:r>
-        <m:r>
-          <m:t>α</m:t>
-        </m:r>
-      </m:oMath>
-      <w:ins w:id="325" w:author="PR Preview" w:date="2026-01-01T00:00:00Z">
-        <w:r>
-          <w:t xml:space="preserve">,</w:t>
-        </w:r>
-      </w:ins>
-      <w:ins w:id="326" w:author="PR Preview" w:date="2026-01-01T00:00:00Z">
-        <w:r>
-          <w:t xml:space="preserve"> </w:t>
-        </w:r>
-      </w:ins>
-      <w:ins w:id="327" w:author="PR Preview" w:date="2026-01-01T00:00:00Z">
-        <w:r>
-          <w:t xml:space="preserve">for example only in large samples.</w:t>
-        </w:r>
-      </w:ins>
-    </w:p>
-    <w:bookmarkEnd w:id="46"/>
-    <w:bookmarkStart w:id="48" w:name="exm-confidence-interval-wcgs"/>
-    <w:p>
-      <w:pPr>
-        <w:pStyle w:val="BodyText"/>
-      </w:pPr>
-      <w:ins w:id="328" w:author="PR Preview" w:date="2026-01-01T00:00:00Z">
-        <w:r>
-          <w:rPr>
-            <w:b/>
-            <w:bCs/>
-          </w:rPr>
           <w:t xml:space="preserve">Example 8 (Confidence interval for population mean cholesterol in the WCGS)</w:t>
         </w:r>
       </w:ins>
-      <w:ins w:id="329" w:author="PR Preview" w:date="2026-01-01T00:00:00Z">
-        <w:r>
-          <w:t xml:space="preserve"> </w:t>
-        </w:r>
-      </w:ins>
-      <w:ins w:id="330" w:author="PR Preview" w:date="2026-01-01T00:00:00Z">
+      <w:ins w:id="457" w:author="PR Preview" w:date="2026-01-01T00:00:00Z">
+        <w:r>
+          <w:t xml:space="preserve"> </w:t>
+        </w:r>
+      </w:ins>
+      <w:ins w:id="458" w:author="PR Preview" w:date="2026-01-01T00:00:00Z">
         <w:r>
           <w:t xml:space="preserve">By the</w:t>
         </w:r>
       </w:ins>
-      <w:ins w:id="331" w:author="PR Preview" w:date="2026-01-01T00:00:00Z">
+      <w:ins w:id="459" w:author="PR Preview" w:date="2026-01-01T00:00:00Z">
         <w:r>
           <w:t xml:space="preserve"> </w:t>
         </w:r>
       </w:ins>
       <w:hyperlink r:id="rId24">
-        <w:ins w:id="332" w:author="PR Preview" w:date="2026-01-01T00:00:00Z">
+        <w:ins w:id="460" w:author="PR Preview" w:date="2026-01-01T00:00:00Z">
           <w:r>
             <w:rPr>
               <w:rStyle w:val="Hyperlink"/>
@@ -7930,22 +9746,22 @@
           </w:r>
         </w:ins>
       </w:hyperlink>
-      <w:ins w:id="333" w:author="PR Preview" w:date="2026-01-01T00:00:00Z">
+      <w:ins w:id="461" w:author="PR Preview" w:date="2026-01-01T00:00:00Z">
         <w:r>
           <w:t xml:space="preserve">,</w:t>
         </w:r>
       </w:ins>
-      <w:ins w:id="334" w:author="PR Preview" w:date="2026-01-01T00:00:00Z">
-        <w:r>
-          <w:t xml:space="preserve"> </w:t>
-        </w:r>
-      </w:ins>
-      <w:ins w:id="335" w:author="PR Preview" w:date="2026-01-01T00:00:00Z">
+      <w:ins w:id="462" w:author="PR Preview" w:date="2026-01-01T00:00:00Z">
+        <w:r>
+          <w:t xml:space="preserve"> </w:t>
+        </w:r>
+      </w:ins>
+      <w:ins w:id="463" w:author="PR Preview" w:date="2026-01-01T00:00:00Z">
         <w:r>
           <w:t xml:space="preserve">the sample mean</w:t>
         </w:r>
       </w:ins>
-      <w:ins w:id="336" w:author="PR Preview" w:date="2026-01-01T00:00:00Z">
+      <w:ins w:id="464" w:author="PR Preview" w:date="2026-01-01T00:00:00Z">
         <w:r>
           <w:t xml:space="preserve"> </w:t>
         </w:r>
@@ -7962,37 +9778,37 @@
           </m:e>
         </m:acc>
       </m:oMath>
-      <w:ins w:id="337" w:author="PR Preview" w:date="2026-01-01T00:00:00Z">
-        <w:r>
-          <w:t xml:space="preserve"> </w:t>
-        </w:r>
-      </w:ins>
-      <w:ins w:id="338" w:author="PR Preview" w:date="2026-01-01T00:00:00Z">
+      <w:ins w:id="465" w:author="PR Preview" w:date="2026-01-01T00:00:00Z">
+        <w:r>
+          <w:t xml:space="preserve"> </w:t>
+        </w:r>
+      </w:ins>
+      <w:ins w:id="466" w:author="PR Preview" w:date="2026-01-01T00:00:00Z">
         <w:r>
           <w:t xml:space="preserve">of a large sample</w:t>
         </w:r>
       </w:ins>
-      <w:ins w:id="339" w:author="PR Preview" w:date="2026-01-01T00:00:00Z">
-        <w:r>
-          <w:t xml:space="preserve"> </w:t>
-        </w:r>
-      </w:ins>
-      <w:ins w:id="340" w:author="PR Preview" w:date="2026-01-01T00:00:00Z">
+      <w:ins w:id="467" w:author="PR Preview" w:date="2026-01-01T00:00:00Z">
+        <w:r>
+          <w:t xml:space="preserve"> </w:t>
+        </w:r>
+      </w:ins>
+      <w:ins w:id="468" w:author="PR Preview" w:date="2026-01-01T00:00:00Z">
         <w:r>
           <w:t xml:space="preserve">has approximately a Gaussian distribution</w:t>
         </w:r>
       </w:ins>
-      <w:ins w:id="341" w:author="PR Preview" w:date="2026-01-01T00:00:00Z">
-        <w:r>
-          <w:t xml:space="preserve"> </w:t>
-        </w:r>
-      </w:ins>
-      <w:ins w:id="342" w:author="PR Preview" w:date="2026-01-01T00:00:00Z">
+      <w:ins w:id="469" w:author="PR Preview" w:date="2026-01-01T00:00:00Z">
+        <w:r>
+          <w:t xml:space="preserve"> </w:t>
+        </w:r>
+      </w:ins>
+      <w:ins w:id="470" w:author="PR Preview" w:date="2026-01-01T00:00:00Z">
         <w:r>
           <w:t xml:space="preserve">with mean</w:t>
         </w:r>
       </w:ins>
-      <w:ins w:id="343" w:author="PR Preview" w:date="2026-01-01T00:00:00Z">
+      <w:ins w:id="471" w:author="PR Preview" w:date="2026-01-01T00:00:00Z">
         <w:r>
           <w:t xml:space="preserve"> </w:t>
         </w:r>
@@ -8002,23 +9818,23 @@
           <m:t>μ</m:t>
         </m:r>
       </m:oMath>
-      <w:ins w:id="344" w:author="PR Preview" w:date="2026-01-01T00:00:00Z">
-        <w:r>
-          <w:t xml:space="preserve"> </w:t>
-        </w:r>
-      </w:ins>
-      <w:ins w:id="345" w:author="PR Preview" w:date="2026-01-01T00:00:00Z">
+      <w:ins w:id="472" w:author="PR Preview" w:date="2026-01-01T00:00:00Z">
+        <w:r>
+          <w:t xml:space="preserve"> </w:t>
+        </w:r>
+      </w:ins>
+      <w:ins w:id="473" w:author="PR Preview" w:date="2026-01-01T00:00:00Z">
         <w:r>
           <w:t xml:space="preserve">and</w:t>
         </w:r>
       </w:ins>
-      <w:ins w:id="346" w:author="PR Preview" w:date="2026-01-01T00:00:00Z">
-        <w:r>
-          <w:t xml:space="preserve"> </w:t>
-        </w:r>
-      </w:ins>
-      <w:hyperlink r:id="rId47">
-        <w:ins w:id="347" w:author="PR Preview" w:date="2026-01-01T00:00:00Z">
+      <w:ins w:id="474" w:author="PR Preview" w:date="2026-01-01T00:00:00Z">
+        <w:r>
+          <w:t xml:space="preserve"> </w:t>
+        </w:r>
+      </w:ins>
+      <w:hyperlink r:id="rId52">
+        <w:ins w:id="475" w:author="PR Preview" w:date="2026-01-01T00:00:00Z">
           <w:r>
             <w:rPr>
               <w:rStyle w:val="Hyperlink"/>
@@ -8027,7 +9843,7 @@
           </w:r>
         </w:ins>
       </w:hyperlink>
-      <w:ins w:id="348" w:author="PR Preview" w:date="2026-01-01T00:00:00Z">
+      <w:ins w:id="476" w:author="PR Preview" w:date="2026-01-01T00:00:00Z">
         <w:r>
           <w:t xml:space="preserve"> </w:t>
         </w:r>
@@ -8054,22 +9870,22 @@
           </m:e>
         </m:rad>
       </m:oMath>
-      <w:ins w:id="349" w:author="PR Preview" w:date="2026-01-01T00:00:00Z">
+      <w:ins w:id="477" w:author="PR Preview" w:date="2026-01-01T00:00:00Z">
         <w:r>
           <w:t xml:space="preserve">,</w:t>
         </w:r>
       </w:ins>
-      <w:ins w:id="350" w:author="PR Preview" w:date="2026-01-01T00:00:00Z">
-        <w:r>
-          <w:t xml:space="preserve"> </w:t>
-        </w:r>
-      </w:ins>
-      <w:ins w:id="351" w:author="PR Preview" w:date="2026-01-01T00:00:00Z">
+      <w:ins w:id="478" w:author="PR Preview" w:date="2026-01-01T00:00:00Z">
+        <w:r>
+          <w:t xml:space="preserve"> </w:t>
+        </w:r>
+      </w:ins>
+      <w:ins w:id="479" w:author="PR Preview" w:date="2026-01-01T00:00:00Z">
         <w:r>
           <w:t xml:space="preserve">which we estimate by</w:t>
         </w:r>
       </w:ins>
-      <w:ins w:id="352" w:author="PR Preview" w:date="2026-01-01T00:00:00Z">
+      <w:ins w:id="480" w:author="PR Preview" w:date="2026-01-01T00:00:00Z">
         <w:r>
           <w:t xml:space="preserve"> </w:t>
         </w:r>
@@ -8096,22 +9912,22 @@
           </m:e>
         </m:rad>
       </m:oMath>
-      <w:ins w:id="353" w:author="PR Preview" w:date="2026-01-01T00:00:00Z">
+      <w:ins w:id="481" w:author="PR Preview" w:date="2026-01-01T00:00:00Z">
         <w:r>
           <w:t xml:space="preserve">.</w:t>
         </w:r>
       </w:ins>
-      <w:ins w:id="354" w:author="PR Preview" w:date="2026-01-01T00:00:00Z">
-        <w:r>
-          <w:t xml:space="preserve"> </w:t>
-        </w:r>
-      </w:ins>
-      <w:ins w:id="355" w:author="PR Preview" w:date="2026-01-01T00:00:00Z">
+      <w:ins w:id="482" w:author="PR Preview" w:date="2026-01-01T00:00:00Z">
+        <w:r>
+          <w:t xml:space="preserve"> </w:t>
+        </w:r>
+      </w:ins>
+      <w:ins w:id="483" w:author="PR Preview" w:date="2026-01-01T00:00:00Z">
         <w:r>
           <w:t xml:space="preserve">So</w:t>
         </w:r>
       </w:ins>
-      <w:ins w:id="356" w:author="PR Preview" w:date="2026-01-01T00:00:00Z">
+      <w:ins w:id="484" w:author="PR Preview" w:date="2026-01-01T00:00:00Z">
         <w:r>
           <w:t xml:space="preserve"> </w:t>
         </w:r>
@@ -8169,22 +9985,22 @@
           </m:e>
         </m:rad>
       </m:oMath>
-      <w:ins w:id="357" w:author="PR Preview" w:date="2026-01-01T00:00:00Z">
+      <w:ins w:id="485" w:author="PR Preview" w:date="2026-01-01T00:00:00Z">
         <w:r>
           <w:t xml:space="preserve">,</w:t>
         </w:r>
       </w:ins>
-      <w:ins w:id="358" w:author="PR Preview" w:date="2026-01-01T00:00:00Z">
-        <w:r>
-          <w:t xml:space="preserve"> </w:t>
-        </w:r>
-      </w:ins>
-      <w:ins w:id="359" w:author="PR Preview" w:date="2026-01-01T00:00:00Z">
+      <w:ins w:id="486" w:author="PR Preview" w:date="2026-01-01T00:00:00Z">
+        <w:r>
+          <w:t xml:space="preserve"> </w:t>
+        </w:r>
+      </w:ins>
+      <w:ins w:id="487" w:author="PR Preview" w:date="2026-01-01T00:00:00Z">
         <w:r>
           <w:t xml:space="preserve">where</w:t>
         </w:r>
       </w:ins>
-      <w:ins w:id="360" w:author="PR Preview" w:date="2026-01-01T00:00:00Z">
+      <w:ins w:id="488" w:author="PR Preview" w:date="2026-01-01T00:00:00Z">
         <w:r>
           <w:t xml:space="preserve"> </w:t>
         </w:r>
@@ -8212,43 +10028,43 @@
           <m:t>1.96</m:t>
         </m:r>
       </m:oMath>
-      <w:ins w:id="361" w:author="PR Preview" w:date="2026-01-01T00:00:00Z">
-        <w:r>
-          <w:t xml:space="preserve"> </w:t>
-        </w:r>
-      </w:ins>
-      <w:ins w:id="362" w:author="PR Preview" w:date="2026-01-01T00:00:00Z">
+      <w:ins w:id="489" w:author="PR Preview" w:date="2026-01-01T00:00:00Z">
+        <w:r>
+          <w:t xml:space="preserve"> </w:t>
+        </w:r>
+      </w:ins>
+      <w:ins w:id="490" w:author="PR Preview" w:date="2026-01-01T00:00:00Z">
         <w:r>
           <w:t xml:space="preserve">is the 0.975 quantile</w:t>
         </w:r>
       </w:ins>
-      <w:ins w:id="363" w:author="PR Preview" w:date="2026-01-01T00:00:00Z">
-        <w:r>
-          <w:t xml:space="preserve"> </w:t>
-        </w:r>
-      </w:ins>
-      <w:ins w:id="364" w:author="PR Preview" w:date="2026-01-01T00:00:00Z">
+      <w:ins w:id="491" w:author="PR Preview" w:date="2026-01-01T00:00:00Z">
+        <w:r>
+          <w:t xml:space="preserve"> </w:t>
+        </w:r>
+      </w:ins>
+      <w:ins w:id="492" w:author="PR Preview" w:date="2026-01-01T00:00:00Z">
         <w:r>
           <w:t xml:space="preserve">of the standard Gaussian distribution,</w:t>
         </w:r>
       </w:ins>
-      <w:ins w:id="365" w:author="PR Preview" w:date="2026-01-01T00:00:00Z">
-        <w:r>
-          <w:t xml:space="preserve"> </w:t>
-        </w:r>
-      </w:ins>
-      <w:ins w:id="366" w:author="PR Preview" w:date="2026-01-01T00:00:00Z">
+      <w:ins w:id="493" w:author="PR Preview" w:date="2026-01-01T00:00:00Z">
+        <w:r>
+          <w:t xml:space="preserve"> </w:t>
+        </w:r>
+      </w:ins>
+      <w:ins w:id="494" w:author="PR Preview" w:date="2026-01-01T00:00:00Z">
         <w:r>
           <w:t xml:space="preserve">is an</w:t>
         </w:r>
       </w:ins>
-      <w:ins w:id="367" w:author="PR Preview" w:date="2026-01-01T00:00:00Z">
+      <w:ins w:id="495" w:author="PR Preview" w:date="2026-01-01T00:00:00Z">
         <w:r>
           <w:t xml:space="preserve"> </w:t>
         </w:r>
       </w:ins>
       <w:hyperlink w:anchor="def-approximate-ci">
-        <w:ins w:id="368" w:author="PR Preview" w:date="2026-01-01T00:00:00Z">
+        <w:ins w:id="496" w:author="PR Preview" w:date="2026-01-01T00:00:00Z">
           <w:r>
             <w:rPr>
               <w:rStyle w:val="Hyperlink"/>
@@ -8257,17 +10073,17 @@
           </w:r>
         </w:ins>
       </w:hyperlink>
-      <w:ins w:id="369" w:author="PR Preview" w:date="2026-01-01T00:00:00Z">
-        <w:r>
-          <w:t xml:space="preserve"> </w:t>
-        </w:r>
-      </w:ins>
-      <w:ins w:id="370" w:author="PR Preview" w:date="2026-01-01T00:00:00Z">
+      <w:ins w:id="497" w:author="PR Preview" w:date="2026-01-01T00:00:00Z">
+        <w:r>
+          <w:t xml:space="preserve"> </w:t>
+        </w:r>
+      </w:ins>
+      <w:ins w:id="498" w:author="PR Preview" w:date="2026-01-01T00:00:00Z">
         <w:r>
           <w:t xml:space="preserve">95% confidence interval for</w:t>
         </w:r>
       </w:ins>
-      <w:ins w:id="371" w:author="PR Preview" w:date="2026-01-01T00:00:00Z">
+      <w:ins w:id="499" w:author="PR Preview" w:date="2026-01-01T00:00:00Z">
         <w:r>
           <w:t xml:space="preserve"> </w:t>
         </w:r>
@@ -8277,7 +10093,7 @@
           <m:t>μ</m:t>
         </m:r>
       </m:oMath>
-      <w:ins w:id="372" w:author="PR Preview" w:date="2026-01-01T00:00:00Z">
+      <w:ins w:id="500" w:author="PR Preview" w:date="2026-01-01T00:00:00Z">
         <w:r>
           <w:t xml:space="preserve">:</w:t>
         </w:r>
@@ -8287,7 +10103,7 @@
       <w:pPr>
         <w:pStyle w:val="SourceCode"/>
       </w:pPr>
-      <w:ins w:id="373" w:author="PR Preview" w:date="2026-01-01T00:00:00Z">
+      <w:ins w:id="501" w:author="PR Preview" w:date="2026-01-01T00:00:00Z">
         <w:r>
           <w:rPr>
             <w:rStyle w:val="NormalTok"/>
@@ -8295,7 +10111,7 @@
           <w:t xml:space="preserve">chol </w:t>
         </w:r>
       </w:ins>
-      <w:ins w:id="374" w:author="PR Preview" w:date="2026-01-01T00:00:00Z">
+      <w:ins w:id="502" w:author="PR Preview" w:date="2026-01-01T00:00:00Z">
         <w:r>
           <w:rPr>
             <w:rStyle w:val="OtherTok"/>
@@ -8303,7 +10119,7 @@
           <w:t xml:space="preserve">&lt;-</w:t>
         </w:r>
       </w:ins>
-      <w:ins w:id="375" w:author="PR Preview" w:date="2026-01-01T00:00:00Z">
+      <w:ins w:id="503" w:author="PR Preview" w:date="2026-01-01T00:00:00Z">
         <w:r>
           <w:rPr>
             <w:rStyle w:val="NormalTok"/>
@@ -8311,7 +10127,7 @@
           <w:t xml:space="preserve"> wcgs</w:t>
         </w:r>
       </w:ins>
-      <w:ins w:id="376" w:author="PR Preview" w:date="2026-01-01T00:00:00Z">
+      <w:ins w:id="504" w:author="PR Preview" w:date="2026-01-01T00:00:00Z">
         <w:r>
           <w:rPr>
             <w:rStyle w:val="SpecialCharTok"/>
@@ -8319,7 +10135,7 @@
           <w:t xml:space="preserve">$</w:t>
         </w:r>
       </w:ins>
-      <w:ins w:id="377" w:author="PR Preview" w:date="2026-01-01T00:00:00Z">
+      <w:ins w:id="505" w:author="PR Preview" w:date="2026-01-01T00:00:00Z">
         <w:r>
           <w:rPr>
             <w:rStyle w:val="NormalTok"/>
@@ -8327,7 +10143,7 @@
           <w:t xml:space="preserve">chol[</w:t>
         </w:r>
       </w:ins>
-      <w:ins w:id="378" w:author="PR Preview" w:date="2026-01-01T00:00:00Z">
+      <w:ins w:id="506" w:author="PR Preview" w:date="2026-01-01T00:00:00Z">
         <w:r>
           <w:rPr>
             <w:rStyle w:val="SpecialCharTok"/>
@@ -8335,7 +10151,7 @@
           <w:t xml:space="preserve">!</w:t>
         </w:r>
       </w:ins>
-      <w:ins w:id="379" w:author="PR Preview" w:date="2026-01-01T00:00:00Z">
+      <w:ins w:id="507" w:author="PR Preview" w:date="2026-01-01T00:00:00Z">
         <w:r>
           <w:rPr>
             <w:rStyle w:val="FunctionTok"/>
@@ -8343,7 +10159,7 @@
           <w:t xml:space="preserve">is.na</w:t>
         </w:r>
       </w:ins>
-      <w:ins w:id="380" w:author="PR Preview" w:date="2026-01-01T00:00:00Z">
+      <w:ins w:id="508" w:author="PR Preview" w:date="2026-01-01T00:00:00Z">
         <w:r>
           <w:rPr>
             <w:rStyle w:val="NormalTok"/>
@@ -8351,7 +10167,7 @@
           <w:t xml:space="preserve">(wcgs</w:t>
         </w:r>
       </w:ins>
-      <w:ins w:id="381" w:author="PR Preview" w:date="2026-01-01T00:00:00Z">
+      <w:ins w:id="509" w:author="PR Preview" w:date="2026-01-01T00:00:00Z">
         <w:r>
           <w:rPr>
             <w:rStyle w:val="SpecialCharTok"/>
@@ -8359,7 +10175,7 @@
           <w:t xml:space="preserve">$</w:t>
         </w:r>
       </w:ins>
-      <w:ins w:id="382" w:author="PR Preview" w:date="2026-01-01T00:00:00Z">
+      <w:ins w:id="510" w:author="PR Preview" w:date="2026-01-01T00:00:00Z">
         <w:r>
           <w:rPr>
             <w:rStyle w:val="NormalTok"/>
@@ -8367,12 +10183,12 @@
           <w:t xml:space="preserve">chol)]</w:t>
         </w:r>
       </w:ins>
-      <w:ins w:id="383" w:author="PR Preview" w:date="2026-01-01T00:00:00Z">
+      <w:ins w:id="511" w:author="PR Preview" w:date="2026-01-01T00:00:00Z">
         <w:r>
           <w:br/>
         </w:r>
       </w:ins>
-      <w:ins w:id="384" w:author="PR Preview" w:date="2026-01-01T00:00:00Z">
+      <w:ins w:id="512" w:author="PR Preview" w:date="2026-01-01T00:00:00Z">
         <w:r>
           <w:rPr>
             <w:rStyle w:val="NormalTok"/>
@@ -8380,7 +10196,7 @@
           <w:t xml:space="preserve">se_chol </w:t>
         </w:r>
       </w:ins>
-      <w:ins w:id="385" w:author="PR Preview" w:date="2026-01-01T00:00:00Z">
+      <w:ins w:id="513" w:author="PR Preview" w:date="2026-01-01T00:00:00Z">
         <w:r>
           <w:rPr>
             <w:rStyle w:val="OtherTok"/>
@@ -8388,7 +10204,7 @@
           <w:t xml:space="preserve">&lt;-</w:t>
         </w:r>
       </w:ins>
-      <w:ins w:id="386" w:author="PR Preview" w:date="2026-01-01T00:00:00Z">
+      <w:ins w:id="514" w:author="PR Preview" w:date="2026-01-01T00:00:00Z">
         <w:r>
           <w:rPr>
             <w:rStyle w:val="NormalTok"/>
@@ -8396,7 +10212,7 @@
           <w:t xml:space="preserve"> </w:t>
         </w:r>
       </w:ins>
-      <w:ins w:id="387" w:author="PR Preview" w:date="2026-01-01T00:00:00Z">
+      <w:ins w:id="515" w:author="PR Preview" w:date="2026-01-01T00:00:00Z">
         <w:r>
           <w:rPr>
             <w:rStyle w:val="FunctionTok"/>
@@ -8404,7 +10220,7 @@
           <w:t xml:space="preserve">sd</w:t>
         </w:r>
       </w:ins>
-      <w:ins w:id="388" w:author="PR Preview" w:date="2026-01-01T00:00:00Z">
+      <w:ins w:id="516" w:author="PR Preview" w:date="2026-01-01T00:00:00Z">
         <w:r>
           <w:rPr>
             <w:rStyle w:val="NormalTok"/>
@@ -8412,7 +10228,7 @@
           <w:t xml:space="preserve">(chol) </w:t>
         </w:r>
       </w:ins>
-      <w:ins w:id="389" w:author="PR Preview" w:date="2026-01-01T00:00:00Z">
+      <w:ins w:id="517" w:author="PR Preview" w:date="2026-01-01T00:00:00Z">
         <w:r>
           <w:rPr>
             <w:rStyle w:val="SpecialCharTok"/>
@@ -8420,7 +10236,7 @@
           <w:t xml:space="preserve">/</w:t>
         </w:r>
       </w:ins>
-      <w:ins w:id="390" w:author="PR Preview" w:date="2026-01-01T00:00:00Z">
+      <w:ins w:id="518" w:author="PR Preview" w:date="2026-01-01T00:00:00Z">
         <w:r>
           <w:rPr>
             <w:rStyle w:val="NormalTok"/>
@@ -8428,7 +10244,7 @@
           <w:t xml:space="preserve"> </w:t>
         </w:r>
       </w:ins>
-      <w:ins w:id="391" w:author="PR Preview" w:date="2026-01-01T00:00:00Z">
+      <w:ins w:id="519" w:author="PR Preview" w:date="2026-01-01T00:00:00Z">
         <w:r>
           <w:rPr>
             <w:rStyle w:val="FunctionTok"/>
@@ -8436,7 +10252,7 @@
           <w:t xml:space="preserve">sqrt</w:t>
         </w:r>
       </w:ins>
-      <w:ins w:id="392" w:author="PR Preview" w:date="2026-01-01T00:00:00Z">
+      <w:ins w:id="520" w:author="PR Preview" w:date="2026-01-01T00:00:00Z">
         <w:r>
           <w:rPr>
             <w:rStyle w:val="NormalTok"/>
@@ -8444,7 +10260,7 @@
           <w:t xml:space="preserve">(</w:t>
         </w:r>
       </w:ins>
-      <w:ins w:id="393" w:author="PR Preview" w:date="2026-01-01T00:00:00Z">
+      <w:ins w:id="521" w:author="PR Preview" w:date="2026-01-01T00:00:00Z">
         <w:r>
           <w:rPr>
             <w:rStyle w:val="FunctionTok"/>
@@ -8452,7 +10268,7 @@
           <w:t xml:space="preserve">length</w:t>
         </w:r>
       </w:ins>
-      <w:ins w:id="394" w:author="PR Preview" w:date="2026-01-01T00:00:00Z">
+      <w:ins w:id="522" w:author="PR Preview" w:date="2026-01-01T00:00:00Z">
         <w:r>
           <w:rPr>
             <w:rStyle w:val="NormalTok"/>
@@ -8460,12 +10276,12 @@
           <w:t xml:space="preserve">(chol))</w:t>
         </w:r>
       </w:ins>
-      <w:ins w:id="395" w:author="PR Preview" w:date="2026-01-01T00:00:00Z">
+      <w:ins w:id="523" w:author="PR Preview" w:date="2026-01-01T00:00:00Z">
         <w:r>
           <w:br/>
         </w:r>
       </w:ins>
-      <w:ins w:id="396" w:author="PR Preview" w:date="2026-01-01T00:00:00Z">
+      <w:ins w:id="524" w:author="PR Preview" w:date="2026-01-01T00:00:00Z">
         <w:r>
           <w:rPr>
             <w:rStyle w:val="FunctionTok"/>
@@ -8473,7 +10289,7 @@
           <w:t xml:space="preserve">mean</w:t>
         </w:r>
       </w:ins>
-      <w:ins w:id="397" w:author="PR Preview" w:date="2026-01-01T00:00:00Z">
+      <w:ins w:id="525" w:author="PR Preview" w:date="2026-01-01T00:00:00Z">
         <w:r>
           <w:rPr>
             <w:rStyle w:val="NormalTok"/>
@@ -8481,7 +10297,7 @@
           <w:t xml:space="preserve">(chol) </w:t>
         </w:r>
       </w:ins>
-      <w:ins w:id="398" w:author="PR Preview" w:date="2026-01-01T00:00:00Z">
+      <w:ins w:id="526" w:author="PR Preview" w:date="2026-01-01T00:00:00Z">
         <w:r>
           <w:rPr>
             <w:rStyle w:val="SpecialCharTok"/>
@@ -8489,7 +10305,7 @@
           <w:t xml:space="preserve">+</w:t>
         </w:r>
       </w:ins>
-      <w:ins w:id="399" w:author="PR Preview" w:date="2026-01-01T00:00:00Z">
+      <w:ins w:id="527" w:author="PR Preview" w:date="2026-01-01T00:00:00Z">
         <w:r>
           <w:rPr>
             <w:rStyle w:val="NormalTok"/>
@@ -8497,7 +10313,7 @@
           <w:t xml:space="preserve"> </w:t>
         </w:r>
       </w:ins>
-      <w:ins w:id="400" w:author="PR Preview" w:date="2026-01-01T00:00:00Z">
+      <w:ins w:id="528" w:author="PR Preview" w:date="2026-01-01T00:00:00Z">
         <w:r>
           <w:rPr>
             <w:rStyle w:val="FunctionTok"/>
@@ -8505,7 +10321,7 @@
           <w:t xml:space="preserve">c</w:t>
         </w:r>
       </w:ins>
-      <w:ins w:id="401" w:author="PR Preview" w:date="2026-01-01T00:00:00Z">
+      <w:ins w:id="529" w:author="PR Preview" w:date="2026-01-01T00:00:00Z">
         <w:r>
           <w:rPr>
             <w:rStyle w:val="NormalTok"/>
@@ -8513,7 +10329,7 @@
           <w:t xml:space="preserve">(</w:t>
         </w:r>
       </w:ins>
-      <w:ins w:id="402" w:author="PR Preview" w:date="2026-01-01T00:00:00Z">
+      <w:ins w:id="530" w:author="PR Preview" w:date="2026-01-01T00:00:00Z">
         <w:r>
           <w:rPr>
             <w:rStyle w:val="AttributeTok"/>
@@ -8521,7 +10337,7 @@
           <w:t xml:space="preserve">lower =</w:t>
         </w:r>
       </w:ins>
-      <w:ins w:id="403" w:author="PR Preview" w:date="2026-01-01T00:00:00Z">
+      <w:ins w:id="531" w:author="PR Preview" w:date="2026-01-01T00:00:00Z">
         <w:r>
           <w:rPr>
             <w:rStyle w:val="NormalTok"/>
@@ -8529,7 +10345,7 @@
           <w:t xml:space="preserve"> </w:t>
         </w:r>
       </w:ins>
-      <w:ins w:id="404" w:author="PR Preview" w:date="2026-01-01T00:00:00Z">
+      <w:ins w:id="532" w:author="PR Preview" w:date="2026-01-01T00:00:00Z">
         <w:r>
           <w:rPr>
             <w:rStyle w:val="SpecialCharTok"/>
@@ -8537,7 +10353,7 @@
           <w:t xml:space="preserve">-</w:t>
         </w:r>
       </w:ins>
-      <w:ins w:id="405" w:author="PR Preview" w:date="2026-01-01T00:00:00Z">
+      <w:ins w:id="533" w:author="PR Preview" w:date="2026-01-01T00:00:00Z">
         <w:r>
           <w:rPr>
             <w:rStyle w:val="DecValTok"/>
@@ -8545,7 +10361,7 @@
           <w:t xml:space="preserve">1</w:t>
         </w:r>
       </w:ins>
-      <w:ins w:id="406" w:author="PR Preview" w:date="2026-01-01T00:00:00Z">
+      <w:ins w:id="534" w:author="PR Preview" w:date="2026-01-01T00:00:00Z">
         <w:r>
           <w:rPr>
             <w:rStyle w:val="NormalTok"/>
@@ -8553,7 +10369,7 @@
           <w:t xml:space="preserve">, </w:t>
         </w:r>
       </w:ins>
-      <w:ins w:id="407" w:author="PR Preview" w:date="2026-01-01T00:00:00Z">
+      <w:ins w:id="535" w:author="PR Preview" w:date="2026-01-01T00:00:00Z">
         <w:r>
           <w:rPr>
             <w:rStyle w:val="AttributeTok"/>
@@ -8561,7 +10377,7 @@
           <w:t xml:space="preserve">upper =</w:t>
         </w:r>
       </w:ins>
-      <w:ins w:id="408" w:author="PR Preview" w:date="2026-01-01T00:00:00Z">
+      <w:ins w:id="536" w:author="PR Preview" w:date="2026-01-01T00:00:00Z">
         <w:r>
           <w:rPr>
             <w:rStyle w:val="NormalTok"/>
@@ -8569,7 +10385,7 @@
           <w:t xml:space="preserve"> </w:t>
         </w:r>
       </w:ins>
-      <w:ins w:id="409" w:author="PR Preview" w:date="2026-01-01T00:00:00Z">
+      <w:ins w:id="537" w:author="PR Preview" w:date="2026-01-01T00:00:00Z">
         <w:r>
           <w:rPr>
             <w:rStyle w:val="DecValTok"/>
@@ -8577,7 +10393,7 @@
           <w:t xml:space="preserve">1</w:t>
         </w:r>
       </w:ins>
-      <w:ins w:id="410" w:author="PR Preview" w:date="2026-01-01T00:00:00Z">
+      <w:ins w:id="538" w:author="PR Preview" w:date="2026-01-01T00:00:00Z">
         <w:r>
           <w:rPr>
             <w:rStyle w:val="NormalTok"/>
@@ -8585,7 +10401,7 @@
           <w:t xml:space="preserve">) </w:t>
         </w:r>
       </w:ins>
-      <w:ins w:id="411" w:author="PR Preview" w:date="2026-01-01T00:00:00Z">
+      <w:ins w:id="539" w:author="PR Preview" w:date="2026-01-01T00:00:00Z">
         <w:r>
           <w:rPr>
             <w:rStyle w:val="SpecialCharTok"/>
@@ -8593,7 +10409,7 @@
           <w:t xml:space="preserve">*</w:t>
         </w:r>
       </w:ins>
-      <w:ins w:id="412" w:author="PR Preview" w:date="2026-01-01T00:00:00Z">
+      <w:ins w:id="540" w:author="PR Preview" w:date="2026-01-01T00:00:00Z">
         <w:r>
           <w:rPr>
             <w:rStyle w:val="NormalTok"/>
@@ -8601,7 +10417,7 @@
           <w:t xml:space="preserve"> </w:t>
         </w:r>
       </w:ins>
-      <w:ins w:id="413" w:author="PR Preview" w:date="2026-01-01T00:00:00Z">
+      <w:ins w:id="541" w:author="PR Preview" w:date="2026-01-01T00:00:00Z">
         <w:r>
           <w:rPr>
             <w:rStyle w:val="FunctionTok"/>
@@ -8609,7 +10425,7 @@
           <w:t xml:space="preserve">qnorm</w:t>
         </w:r>
       </w:ins>
-      <w:ins w:id="414" w:author="PR Preview" w:date="2026-01-01T00:00:00Z">
+      <w:ins w:id="542" w:author="PR Preview" w:date="2026-01-01T00:00:00Z">
         <w:r>
           <w:rPr>
             <w:rStyle w:val="NormalTok"/>
@@ -8617,7 +10433,7 @@
           <w:t xml:space="preserve">(</w:t>
         </w:r>
       </w:ins>
-      <w:ins w:id="415" w:author="PR Preview" w:date="2026-01-01T00:00:00Z">
+      <w:ins w:id="543" w:author="PR Preview" w:date="2026-01-01T00:00:00Z">
         <w:r>
           <w:rPr>
             <w:rStyle w:val="FloatTok"/>
@@ -8625,7 +10441,7 @@
           <w:t xml:space="preserve">0.975</w:t>
         </w:r>
       </w:ins>
-      <w:ins w:id="416" w:author="PR Preview" w:date="2026-01-01T00:00:00Z">
+      <w:ins w:id="544" w:author="PR Preview" w:date="2026-01-01T00:00:00Z">
         <w:r>
           <w:rPr>
             <w:rStyle w:val="NormalTok"/>
@@ -8633,7 +10449,7 @@
           <w:t xml:space="preserve">) </w:t>
         </w:r>
       </w:ins>
-      <w:ins w:id="417" w:author="PR Preview" w:date="2026-01-01T00:00:00Z">
+      <w:ins w:id="545" w:author="PR Preview" w:date="2026-01-01T00:00:00Z">
         <w:r>
           <w:rPr>
             <w:rStyle w:val="SpecialCharTok"/>
@@ -8641,7 +10457,7 @@
           <w:t xml:space="preserve">*</w:t>
         </w:r>
       </w:ins>
-      <w:ins w:id="418" w:author="PR Preview" w:date="2026-01-01T00:00:00Z">
+      <w:ins w:id="546" w:author="PR Preview" w:date="2026-01-01T00:00:00Z">
         <w:r>
           <w:rPr>
             <w:rStyle w:val="NormalTok"/>
@@ -8649,12 +10465,12 @@
           <w:t xml:space="preserve"> se_chol</w:t>
         </w:r>
       </w:ins>
-      <w:ins w:id="419" w:author="PR Preview" w:date="2026-01-01T00:00:00Z">
+      <w:ins w:id="547" w:author="PR Preview" w:date="2026-01-01T00:00:00Z">
         <w:r>
           <w:br/>
         </w:r>
       </w:ins>
-      <w:ins w:id="420" w:author="PR Preview" w:date="2026-01-01T00:00:00Z">
+      <w:ins w:id="548" w:author="PR Preview" w:date="2026-01-01T00:00:00Z">
         <w:r>
           <w:rPr>
             <w:rStyle w:val="CommentTok"/>
@@ -8662,12 +10478,12 @@
           <w:t xml:space="preserve">#&gt;   lower   upper </w:t>
         </w:r>
       </w:ins>
-      <w:ins w:id="421" w:author="PR Preview" w:date="2026-01-01T00:00:00Z">
+      <w:ins w:id="549" w:author="PR Preview" w:date="2026-01-01T00:00:00Z">
         <w:r>
           <w:br/>
         </w:r>
       </w:ins>
-      <w:ins w:id="422" w:author="PR Preview" w:date="2026-01-01T00:00:00Z">
+      <w:ins w:id="550" w:author="PR Preview" w:date="2026-01-01T00:00:00Z">
         <w:r>
           <w:rPr>
             <w:rStyle w:val="CommentTok"/>
@@ -8676,37 +10492,37 @@
         </w:r>
       </w:ins>
     </w:p>
-    <w:bookmarkEnd w:id="48"/>
-    <w:bookmarkStart w:id="49" w:name="def-margin-error"/>
+    <w:bookmarkEnd w:id="53"/>
+    <w:bookmarkStart w:id="54" w:name="def-margin-error"/>
     <w:p>
       <w:pPr>
         <w:pStyle w:val="FirstParagraph"/>
       </w:pPr>
-      <w:ins w:id="423" w:author="PR Preview" w:date="2026-01-01T00:00:00Z">
+      <w:ins w:id="551" w:author="PR Preview" w:date="2026-01-01T00:00:00Z">
         <w:r>
           <w:rPr>
             <w:b/>
             <w:bCs/>
           </w:rPr>
-          <w:t xml:space="preserve">Definition 16 (Margin of error (radius))</w:t>
-        </w:r>
-      </w:ins>
-      <w:ins w:id="424" w:author="PR Preview" w:date="2026-01-01T00:00:00Z">
-        <w:r>
-          <w:t xml:space="preserve"> </w:t>
-        </w:r>
-      </w:ins>
-      <w:ins w:id="425" w:author="PR Preview" w:date="2026-01-01T00:00:00Z">
+          <w:t xml:space="preserve">Definition 19 (Margin of error (radius))</w:t>
+        </w:r>
+      </w:ins>
+      <w:ins w:id="552" w:author="PR Preview" w:date="2026-01-01T00:00:00Z">
+        <w:r>
+          <w:t xml:space="preserve"> </w:t>
+        </w:r>
+      </w:ins>
+      <w:ins w:id="553" w:author="PR Preview" w:date="2026-01-01T00:00:00Z">
         <w:r>
           <w:t xml:space="preserve">The</w:t>
         </w:r>
       </w:ins>
-      <w:ins w:id="426" w:author="PR Preview" w:date="2026-01-01T00:00:00Z">
-        <w:r>
-          <w:t xml:space="preserve"> </w:t>
-        </w:r>
-      </w:ins>
-      <w:ins w:id="427" w:author="PR Preview" w:date="2026-01-01T00:00:00Z">
+      <w:ins w:id="554" w:author="PR Preview" w:date="2026-01-01T00:00:00Z">
+        <w:r>
+          <w:t xml:space="preserve"> </w:t>
+        </w:r>
+      </w:ins>
+      <w:ins w:id="555" w:author="PR Preview" w:date="2026-01-01T00:00:00Z">
         <w:r>
           <w:rPr>
             <w:b/>
@@ -8715,22 +10531,22 @@
           <w:t xml:space="preserve">margin of error</w:t>
         </w:r>
       </w:ins>
-      <w:ins w:id="428" w:author="PR Preview" w:date="2026-01-01T00:00:00Z">
-        <w:r>
-          <w:t xml:space="preserve"> </w:t>
-        </w:r>
-      </w:ins>
-      <w:ins w:id="429" w:author="PR Preview" w:date="2026-01-01T00:00:00Z">
+      <w:ins w:id="556" w:author="PR Preview" w:date="2026-01-01T00:00:00Z">
+        <w:r>
+          <w:t xml:space="preserve"> </w:t>
+        </w:r>
+      </w:ins>
+      <w:ins w:id="557" w:author="PR Preview" w:date="2026-01-01T00:00:00Z">
         <w:r>
           <w:t xml:space="preserve">(or</w:t>
         </w:r>
       </w:ins>
-      <w:ins w:id="430" w:author="PR Preview" w:date="2026-01-01T00:00:00Z">
-        <w:r>
-          <w:t xml:space="preserve"> </w:t>
-        </w:r>
-      </w:ins>
-      <w:ins w:id="431" w:author="PR Preview" w:date="2026-01-01T00:00:00Z">
+      <w:ins w:id="558" w:author="PR Preview" w:date="2026-01-01T00:00:00Z">
+        <w:r>
+          <w:t xml:space="preserve"> </w:t>
+        </w:r>
+      </w:ins>
+      <w:ins w:id="559" w:author="PR Preview" w:date="2026-01-01T00:00:00Z">
         <w:r>
           <w:rPr>
             <w:b/>
@@ -8739,18 +10555,18 @@
           <w:t xml:space="preserve">radius</w:t>
         </w:r>
       </w:ins>
-      <w:ins w:id="432" w:author="PR Preview" w:date="2026-01-01T00:00:00Z">
+      <w:ins w:id="560" w:author="PR Preview" w:date="2026-01-01T00:00:00Z">
         <w:r>
           <w:t xml:space="preserve">) of a</w:t>
         </w:r>
       </w:ins>
-      <w:ins w:id="433" w:author="PR Preview" w:date="2026-01-01T00:00:00Z">
+      <w:ins w:id="561" w:author="PR Preview" w:date="2026-01-01T00:00:00Z">
         <w:r>
           <w:t xml:space="preserve"> </w:t>
         </w:r>
       </w:ins>
       <w:hyperlink w:anchor="def-confidence-interval">
-        <w:ins w:id="434" w:author="PR Preview" w:date="2026-01-01T00:00:00Z">
+        <w:ins w:id="562" w:author="PR Preview" w:date="2026-01-01T00:00:00Z">
           <w:r>
             <w:rPr>
               <w:rStyle w:val="Hyperlink"/>
@@ -8759,12 +10575,12 @@
           </w:r>
         </w:ins>
       </w:hyperlink>
-      <w:ins w:id="435" w:author="PR Preview" w:date="2026-01-01T00:00:00Z">
-        <w:r>
-          <w:t xml:space="preserve"> </w:t>
-        </w:r>
-      </w:ins>
-      <w:ins w:id="436" w:author="PR Preview" w:date="2026-01-01T00:00:00Z">
+      <w:ins w:id="563" w:author="PR Preview" w:date="2026-01-01T00:00:00Z">
+        <w:r>
+          <w:t xml:space="preserve"> </w:t>
+        </w:r>
+      </w:ins>
+      <w:ins w:id="564" w:author="PR Preview" w:date="2026-01-01T00:00:00Z">
         <w:r>
           <w:t xml:space="preserve">is half the interval’s width.</w:t>
         </w:r>
@@ -8787,13 +10603,13 @@
         <w:t xml:space="preserve">.</w:t>
       </w:r>
     </w:p>
-    <w:bookmarkEnd w:id="49"/>
-    <w:bookmarkStart w:id="50" w:name="exm-margin-error"/>
+    <w:bookmarkEnd w:id="54"/>
+    <w:bookmarkStart w:id="55" w:name="exm-margin-error"/>
     <w:p>
       <w:pPr>
         <w:pStyle w:val="BodyText"/>
       </w:pPr>
-      <w:del w:id="437" w:author="PR Preview" w:date="2026-01-01T00:00:00Z">
+      <w:del w:id="565" w:author="PR Preview" w:date="2026-01-01T00:00:00Z">
         <w:r>
           <w:rPr>
             <w:b/>
@@ -8802,22 +10618,22 @@
           <w:delText xml:space="preserve">Definition 13 (Coverage probability)</w:delText>
         </w:r>
       </w:del>
-      <w:del w:id="438" w:author="PR Preview" w:date="2026-01-01T00:00:00Z">
+      <w:del w:id="566" w:author="PR Preview" w:date="2026-01-01T00:00:00Z">
         <w:r>
           <w:delText xml:space="preserve"> </w:delText>
         </w:r>
       </w:del>
-      <w:del w:id="439" w:author="PR Preview" w:date="2026-01-01T00:00:00Z">
+      <w:del w:id="567" w:author="PR Preview" w:date="2026-01-01T00:00:00Z">
         <w:r>
           <w:delText xml:space="preserve">The</w:delText>
         </w:r>
       </w:del>
-      <w:del w:id="440" w:author="PR Preview" w:date="2026-01-01T00:00:00Z">
+      <w:del w:id="568" w:author="PR Preview" w:date="2026-01-01T00:00:00Z">
         <w:r>
           <w:delText xml:space="preserve"> </w:delText>
         </w:r>
       </w:del>
-      <w:del w:id="441" w:author="PR Preview" w:date="2026-01-01T00:00:00Z">
+      <w:del w:id="569" w:author="PR Preview" w:date="2026-01-01T00:00:00Z">
         <w:r>
           <w:rPr>
             <w:b/>
@@ -8826,17 +10642,17 @@
           <w:delText xml:space="preserve">coverage probability</w:delText>
         </w:r>
       </w:del>
-      <w:del w:id="442" w:author="PR Preview" w:date="2026-01-01T00:00:00Z">
+      <w:del w:id="570" w:author="PR Preview" w:date="2026-01-01T00:00:00Z">
         <w:r>
           <w:delText xml:space="preserve"> </w:delText>
         </w:r>
       </w:del>
-      <w:del w:id="443" w:author="PR Preview" w:date="2026-01-01T00:00:00Z">
+      <w:del w:id="571" w:author="PR Preview" w:date="2026-01-01T00:00:00Z">
         <w:r>
           <w:delText xml:space="preserve">of an interval</w:delText>
         </w:r>
       </w:del>
-      <w:del w:id="444" w:author="PR Preview" w:date="2026-01-01T00:00:00Z">
+      <w:del w:id="572" w:author="PR Preview" w:date="2026-01-01T00:00:00Z">
         <w:r>
           <w:delText xml:space="preserve"> </w:delText>
         </w:r>
@@ -8867,17 +10683,17 @@
           <m:t>]</m:t>
         </m:r>
       </m:oMath>
-      <w:del w:id="445" w:author="PR Preview" w:date="2026-01-01T00:00:00Z">
+      <w:del w:id="573" w:author="PR Preview" w:date="2026-01-01T00:00:00Z">
         <w:r>
           <w:delText xml:space="preserve"> </w:delText>
         </w:r>
       </w:del>
-      <w:del w:id="446" w:author="PR Preview" w:date="2026-01-01T00:00:00Z">
+      <w:del w:id="574" w:author="PR Preview" w:date="2026-01-01T00:00:00Z">
         <w:r>
           <w:delText xml:space="preserve">for a parameter</w:delText>
         </w:r>
       </w:del>
-      <w:del w:id="447" w:author="PR Preview" w:date="2026-01-01T00:00:00Z">
+      <w:del w:id="575" w:author="PR Preview" w:date="2026-01-01T00:00:00Z">
         <w:r>
           <w:delText xml:space="preserve"> </w:delText>
         </w:r>
@@ -8887,17 +10703,17 @@
           <m:t>θ</m:t>
         </m:r>
       </m:oMath>
-      <w:del w:id="448" w:author="PR Preview" w:date="2026-01-01T00:00:00Z">
+      <w:del w:id="576" w:author="PR Preview" w:date="2026-01-01T00:00:00Z">
         <w:r>
           <w:delText xml:space="preserve"> </w:delText>
         </w:r>
       </w:del>
-      <w:del w:id="449" w:author="PR Preview" w:date="2026-01-01T00:00:00Z">
+      <w:del w:id="577" w:author="PR Preview" w:date="2026-01-01T00:00:00Z">
         <w:r>
           <w:delText xml:space="preserve">is</w:delText>
         </w:r>
       </w:del>
-      <w:del w:id="450" w:author="PR Preview" w:date="2026-01-01T00:00:00Z">
+      <w:del w:id="578" w:author="PR Preview" w:date="2026-01-01T00:00:00Z">
         <w:r>
           <w:delText xml:space="preserve"> </w:delText>
         </w:r>
@@ -8943,22 +10759,22 @@
           <m:t>)</m:t>
         </m:r>
       </m:oMath>
-      <w:del w:id="451" w:author="PR Preview" w:date="2026-01-01T00:00:00Z">
+      <w:del w:id="579" w:author="PR Preview" w:date="2026-01-01T00:00:00Z">
         <w:r>
           <w:delText xml:space="preserve">,</w:delText>
         </w:r>
       </w:del>
-      <w:del w:id="452" w:author="PR Preview" w:date="2026-01-01T00:00:00Z">
+      <w:del w:id="580" w:author="PR Preview" w:date="2026-01-01T00:00:00Z">
         <w:r>
           <w:delText xml:space="preserve"> </w:delText>
         </w:r>
       </w:del>
-      <w:del w:id="453" w:author="PR Preview" w:date="2026-01-01T00:00:00Z">
+      <w:del w:id="581" w:author="PR Preview" w:date="2026-01-01T00:00:00Z">
         <w:r>
           <w:delText xml:space="preserve">computed over repeated samples with</w:delText>
         </w:r>
       </w:del>
-      <w:del w:id="454" w:author="PR Preview" w:date="2026-01-01T00:00:00Z">
+      <w:del w:id="582" w:author="PR Preview" w:date="2026-01-01T00:00:00Z">
         <w:r>
           <w:delText xml:space="preserve"> </w:delText>
         </w:r>
@@ -8968,27 +10784,27 @@
           <m:t>θ</m:t>
         </m:r>
       </m:oMath>
-      <w:del w:id="455" w:author="PR Preview" w:date="2026-01-01T00:00:00Z">
+      <w:del w:id="583" w:author="PR Preview" w:date="2026-01-01T00:00:00Z">
         <w:r>
           <w:delText xml:space="preserve"> </w:delText>
         </w:r>
       </w:del>
-      <w:del w:id="456" w:author="PR Preview" w:date="2026-01-01T00:00:00Z">
+      <w:del w:id="584" w:author="PR Preview" w:date="2026-01-01T00:00:00Z">
         <w:r>
           <w:delText xml:space="preserve">held fixed.</w:delText>
         </w:r>
       </w:del>
-      <w:del w:id="457" w:author="PR Preview" w:date="2026-01-01T00:00:00Z">
+      <w:del w:id="585" w:author="PR Preview" w:date="2026-01-01T00:00:00Z">
         <w:r>
           <w:delText xml:space="preserve"> </w:delText>
         </w:r>
       </w:del>
-      <w:del w:id="458" w:author="PR Preview" w:date="2026-01-01T00:00:00Z">
+      <w:del w:id="586" w:author="PR Preview" w:date="2026-01-01T00:00:00Z">
         <w:r>
           <w:delText xml:space="preserve">A</w:delText>
         </w:r>
       </w:del>
-      <w:del w:id="459" w:author="PR Preview" w:date="2026-01-01T00:00:00Z">
+      <w:del w:id="587" w:author="PR Preview" w:date="2026-01-01T00:00:00Z">
         <w:r>
           <w:delText xml:space="preserve"> </w:delText>
         </w:r>
@@ -9028,13 +10844,13 @@
           <m:t>%</m:t>
         </m:r>
       </m:oMath>
-      <w:del w:id="460" w:author="PR Preview" w:date="2026-01-01T00:00:00Z">
+      <w:del w:id="588" w:author="PR Preview" w:date="2026-01-01T00:00:00Z">
         <w:r>
           <w:delText xml:space="preserve"> </w:delText>
         </w:r>
       </w:del>
       <w:hyperlink w:anchor="def-confidence-interval">
-        <w:del w:id="461" w:author="PR Preview" w:date="2026-01-01T00:00:00Z">
+        <w:del w:id="589" w:author="PR Preview" w:date="2026-01-01T00:00:00Z">
           <w:r>
             <w:rPr>
               <w:rStyle w:val="Hyperlink"/>
@@ -9043,17 +10859,17 @@
           </w:r>
         </w:del>
       </w:hyperlink>
-      <w:del w:id="462" w:author="PR Preview" w:date="2026-01-01T00:00:00Z">
+      <w:del w:id="590" w:author="PR Preview" w:date="2026-01-01T00:00:00Z">
         <w:r>
           <w:delText xml:space="preserve"> </w:delText>
         </w:r>
       </w:del>
-      <w:del w:id="463" w:author="PR Preview" w:date="2026-01-01T00:00:00Z">
+      <w:del w:id="591" w:author="PR Preview" w:date="2026-01-01T00:00:00Z">
         <w:r>
           <w:delText xml:space="preserve">has coverage probability</w:delText>
         </w:r>
       </w:del>
-      <w:del w:id="464" w:author="PR Preview" w:date="2026-01-01T00:00:00Z">
+      <w:del w:id="592" w:author="PR Preview" w:date="2026-01-01T00:00:00Z">
         <w:r>
           <w:delText xml:space="preserve"> </w:delText>
         </w:r>
@@ -9072,7 +10888,7 @@
           <m:t>α</m:t>
         </m:r>
       </m:oMath>
-      <w:del w:id="465" w:author="PR Preview" w:date="2026-01-01T00:00:00Z">
+      <w:del w:id="593" w:author="PR Preview" w:date="2026-01-01T00:00:00Z">
         <w:r>
           <w:delText xml:space="preserve">.</w:delText>
         </w:r>
@@ -9082,22 +10898,22 @@
       <w:pPr>
         <w:pStyle w:val="BodyText"/>
       </w:pPr>
-      <w:del w:id="466" w:author="PR Preview" w:date="2026-01-01T00:00:00Z">
+      <w:del w:id="594" w:author="PR Preview" w:date="2026-01-01T00:00:00Z">
         <w:r>
           <w:delText xml:space="preserve">Source:</w:delText>
         </w:r>
       </w:del>
-      <w:del w:id="467" w:author="PR Preview" w:date="2026-01-01T00:00:00Z">
+      <w:del w:id="595" w:author="PR Preview" w:date="2026-01-01T00:00:00Z">
         <w:r>
           <w:delText xml:space="preserve"> </w:delText>
         </w:r>
       </w:del>
-      <w:del w:id="468" w:author="PR Preview" w:date="2026-01-01T00:00:00Z">
+      <w:del w:id="596" w:author="PR Preview" w:date="2026-01-01T00:00:00Z">
         <w:r>
           <w:delText xml:space="preserve">Wikipedia contributors [14]</w:delText>
         </w:r>
       </w:del>
-      <w:del w:id="469" w:author="PR Preview" w:date="2026-01-01T00:00:00Z">
+      <w:del w:id="597" w:author="PR Preview" w:date="2026-01-01T00:00:00Z">
         <w:r>
           <w:delText xml:space="preserve">.</w:delText>
         </w:r>
@@ -9107,7 +10923,7 @@
       <w:pPr>
         <w:pStyle w:val="BodyText"/>
       </w:pPr>
-      <w:del w:id="470" w:author="PR Preview" w:date="2026-01-01T00:00:00Z">
+      <w:del w:id="598" w:author="PR Preview" w:date="2026-01-01T00:00:00Z">
         <w:r>
           <w:rPr>
             <w:b/>
@@ -9116,22 +10932,22 @@
           <w:delText xml:space="preserve">Definition 14 (Approximate confidence interval)</w:delText>
         </w:r>
       </w:del>
-      <w:del w:id="471" w:author="PR Preview" w:date="2026-01-01T00:00:00Z">
+      <w:del w:id="599" w:author="PR Preview" w:date="2026-01-01T00:00:00Z">
         <w:r>
           <w:delText xml:space="preserve"> </w:delText>
         </w:r>
       </w:del>
-      <w:del w:id="472" w:author="PR Preview" w:date="2026-01-01T00:00:00Z">
+      <w:del w:id="600" w:author="PR Preview" w:date="2026-01-01T00:00:00Z">
         <w:r>
           <w:delText xml:space="preserve">An</w:delText>
         </w:r>
       </w:del>
-      <w:del w:id="473" w:author="PR Preview" w:date="2026-01-01T00:00:00Z">
+      <w:del w:id="601" w:author="PR Preview" w:date="2026-01-01T00:00:00Z">
         <w:r>
           <w:delText xml:space="preserve"> </w:delText>
         </w:r>
       </w:del>
-      <w:del w:id="474" w:author="PR Preview" w:date="2026-01-01T00:00:00Z">
+      <w:del w:id="602" w:author="PR Preview" w:date="2026-01-01T00:00:00Z">
         <w:r>
           <w:rPr>
             <w:b/>
@@ -9140,7 +10956,7 @@
           <w:delText xml:space="preserve">approximate</w:delText>
         </w:r>
       </w:del>
-      <w:del w:id="475" w:author="PR Preview" w:date="2026-01-01T00:00:00Z">
+      <w:del w:id="603" w:author="PR Preview" w:date="2026-01-01T00:00:00Z">
         <w:r>
           <w:delText xml:space="preserve"> </w:delText>
         </w:r>
@@ -9180,33 +10996,33 @@
           <m:t>%</m:t>
         </m:r>
       </m:oMath>
-      <w:del w:id="476" w:author="PR Preview" w:date="2026-01-01T00:00:00Z">
+      <w:del w:id="604" w:author="PR Preview" w:date="2026-01-01T00:00:00Z">
         <w:r>
           <w:delText xml:space="preserve"> </w:delText>
         </w:r>
       </w:del>
-      <w:del w:id="477" w:author="PR Preview" w:date="2026-01-01T00:00:00Z">
+      <w:del w:id="605" w:author="PR Preview" w:date="2026-01-01T00:00:00Z">
         <w:r>
           <w:delText xml:space="preserve">confidence interval</w:delText>
         </w:r>
       </w:del>
-      <w:del w:id="478" w:author="PR Preview" w:date="2026-01-01T00:00:00Z">
+      <w:del w:id="606" w:author="PR Preview" w:date="2026-01-01T00:00:00Z">
         <w:r>
           <w:delText xml:space="preserve"> </w:delText>
         </w:r>
       </w:del>
-      <w:del w:id="479" w:author="PR Preview" w:date="2026-01-01T00:00:00Z">
+      <w:del w:id="607" w:author="PR Preview" w:date="2026-01-01T00:00:00Z">
         <w:r>
           <w:delText xml:space="preserve">is an interval whose</w:delText>
         </w:r>
       </w:del>
-      <w:del w:id="480" w:author="PR Preview" w:date="2026-01-01T00:00:00Z">
+      <w:del w:id="608" w:author="PR Preview" w:date="2026-01-01T00:00:00Z">
         <w:r>
           <w:delText xml:space="preserve"> </w:delText>
         </w:r>
       </w:del>
       <w:hyperlink w:anchor="def-coverage-probability">
-        <w:del w:id="481" w:author="PR Preview" w:date="2026-01-01T00:00:00Z">
+        <w:del w:id="609" w:author="PR Preview" w:date="2026-01-01T00:00:00Z">
           <w:r>
             <w:rPr>
               <w:rStyle w:val="Hyperlink"/>
@@ -9215,17 +11031,17 @@
           </w:r>
         </w:del>
       </w:hyperlink>
-      <w:del w:id="482" w:author="PR Preview" w:date="2026-01-01T00:00:00Z">
+      <w:del w:id="610" w:author="PR Preview" w:date="2026-01-01T00:00:00Z">
         <w:r>
           <w:delText xml:space="preserve"> </w:delText>
         </w:r>
       </w:del>
-      <w:del w:id="483" w:author="PR Preview" w:date="2026-01-01T00:00:00Z">
+      <w:del w:id="611" w:author="PR Preview" w:date="2026-01-01T00:00:00Z">
         <w:r>
           <w:delText xml:space="preserve">is approximately</w:delText>
         </w:r>
       </w:del>
-      <w:del w:id="484" w:author="PR Preview" w:date="2026-01-01T00:00:00Z">
+      <w:del w:id="612" w:author="PR Preview" w:date="2026-01-01T00:00:00Z">
         <w:r>
           <w:delText xml:space="preserve"> </w:delText>
         </w:r>
@@ -9244,17 +11060,17 @@
           <m:t>α</m:t>
         </m:r>
       </m:oMath>
-      <w:del w:id="485" w:author="PR Preview" w:date="2026-01-01T00:00:00Z">
+      <w:del w:id="613" w:author="PR Preview" w:date="2026-01-01T00:00:00Z">
         <w:r>
           <w:delText xml:space="preserve">,</w:delText>
         </w:r>
       </w:del>
-      <w:del w:id="486" w:author="PR Preview" w:date="2026-01-01T00:00:00Z">
+      <w:del w:id="614" w:author="PR Preview" w:date="2026-01-01T00:00:00Z">
         <w:r>
           <w:delText xml:space="preserve"> </w:delText>
         </w:r>
       </w:del>
-      <w:del w:id="487" w:author="PR Preview" w:date="2026-01-01T00:00:00Z">
+      <w:del w:id="615" w:author="PR Preview" w:date="2026-01-01T00:00:00Z">
         <w:r>
           <w:delText xml:space="preserve">for example only in large samples.</w:delText>
         </w:r>
@@ -9264,7 +11080,7 @@
       <w:pPr>
         <w:pStyle w:val="BodyText"/>
       </w:pPr>
-      <w:del w:id="488" w:author="PR Preview" w:date="2026-01-01T00:00:00Z">
+      <w:del w:id="616" w:author="PR Preview" w:date="2026-01-01T00:00:00Z">
         <w:r>
           <w:rPr>
             <w:b/>
@@ -9273,23 +11089,23 @@
           <w:delText xml:space="preserve">Example 7 (Confidence interval for population mean cholesterol in the WCGS)</w:delText>
         </w:r>
       </w:del>
-      <w:del w:id="489" w:author="PR Preview" w:date="2026-01-01T00:00:00Z">
+      <w:del w:id="617" w:author="PR Preview" w:date="2026-01-01T00:00:00Z">
         <w:r>
           <w:delText xml:space="preserve"> </w:delText>
         </w:r>
       </w:del>
-      <w:del w:id="490" w:author="PR Preview" w:date="2026-01-01T00:00:00Z">
+      <w:del w:id="618" w:author="PR Preview" w:date="2026-01-01T00:00:00Z">
         <w:r>
           <w:delText xml:space="preserve">By the</w:delText>
         </w:r>
       </w:del>
-      <w:del w:id="491" w:author="PR Preview" w:date="2026-01-01T00:00:00Z">
+      <w:del w:id="619" w:author="PR Preview" w:date="2026-01-01T00:00:00Z">
         <w:r>
           <w:delText xml:space="preserve"> </w:delText>
         </w:r>
       </w:del>
       <w:hyperlink r:id="rId24">
-        <w:del w:id="492" w:author="PR Preview" w:date="2026-01-01T00:00:00Z">
+        <w:del w:id="620" w:author="PR Preview" w:date="2026-01-01T00:00:00Z">
           <w:r>
             <w:rPr>
               <w:rStyle w:val="Hyperlink"/>
@@ -9298,22 +11114,22 @@
           </w:r>
         </w:del>
       </w:hyperlink>
-      <w:del w:id="493" w:author="PR Preview" w:date="2026-01-01T00:00:00Z">
+      <w:del w:id="621" w:author="PR Preview" w:date="2026-01-01T00:00:00Z">
         <w:r>
           <w:delText xml:space="preserve">,</w:delText>
         </w:r>
       </w:del>
-      <w:del w:id="494" w:author="PR Preview" w:date="2026-01-01T00:00:00Z">
+      <w:del w:id="622" w:author="PR Preview" w:date="2026-01-01T00:00:00Z">
         <w:r>
           <w:delText xml:space="preserve"> </w:delText>
         </w:r>
       </w:del>
-      <w:del w:id="495" w:author="PR Preview" w:date="2026-01-01T00:00:00Z">
+      <w:del w:id="623" w:author="PR Preview" w:date="2026-01-01T00:00:00Z">
         <w:r>
           <w:delText xml:space="preserve">the sample mean</w:delText>
         </w:r>
       </w:del>
-      <w:del w:id="496" w:author="PR Preview" w:date="2026-01-01T00:00:00Z">
+      <w:del w:id="624" w:author="PR Preview" w:date="2026-01-01T00:00:00Z">
         <w:r>
           <w:delText xml:space="preserve"> </w:delText>
         </w:r>
@@ -9330,37 +11146,37 @@
           </m:e>
         </m:acc>
       </m:oMath>
-      <w:del w:id="497" w:author="PR Preview" w:date="2026-01-01T00:00:00Z">
+      <w:del w:id="625" w:author="PR Preview" w:date="2026-01-01T00:00:00Z">
         <w:r>
           <w:delText xml:space="preserve"> </w:delText>
         </w:r>
       </w:del>
-      <w:del w:id="498" w:author="PR Preview" w:date="2026-01-01T00:00:00Z">
+      <w:del w:id="626" w:author="PR Preview" w:date="2026-01-01T00:00:00Z">
         <w:r>
           <w:delText xml:space="preserve">of a large sample</w:delText>
         </w:r>
       </w:del>
-      <w:del w:id="499" w:author="PR Preview" w:date="2026-01-01T00:00:00Z">
+      <w:del w:id="627" w:author="PR Preview" w:date="2026-01-01T00:00:00Z">
         <w:r>
           <w:delText xml:space="preserve"> </w:delText>
         </w:r>
       </w:del>
-      <w:del w:id="500" w:author="PR Preview" w:date="2026-01-01T00:00:00Z">
+      <w:del w:id="628" w:author="PR Preview" w:date="2026-01-01T00:00:00Z">
         <w:r>
           <w:delText xml:space="preserve">has approximately a Gaussian distribution</w:delText>
         </w:r>
       </w:del>
-      <w:del w:id="501" w:author="PR Preview" w:date="2026-01-01T00:00:00Z">
+      <w:del w:id="629" w:author="PR Preview" w:date="2026-01-01T00:00:00Z">
         <w:r>
           <w:delText xml:space="preserve"> </w:delText>
         </w:r>
       </w:del>
-      <w:del w:id="502" w:author="PR Preview" w:date="2026-01-01T00:00:00Z">
+      <w:del w:id="630" w:author="PR Preview" w:date="2026-01-01T00:00:00Z">
         <w:r>
           <w:delText xml:space="preserve">with mean</w:delText>
         </w:r>
       </w:del>
-      <w:del w:id="503" w:author="PR Preview" w:date="2026-01-01T00:00:00Z">
+      <w:del w:id="631" w:author="PR Preview" w:date="2026-01-01T00:00:00Z">
         <w:r>
           <w:delText xml:space="preserve"> </w:delText>
         </w:r>
@@ -9370,23 +11186,23 @@
           <m:t>μ</m:t>
         </m:r>
       </m:oMath>
-      <w:del w:id="504" w:author="PR Preview" w:date="2026-01-01T00:00:00Z">
+      <w:del w:id="632" w:author="PR Preview" w:date="2026-01-01T00:00:00Z">
         <w:r>
           <w:delText xml:space="preserve"> </w:delText>
         </w:r>
       </w:del>
-      <w:del w:id="505" w:author="PR Preview" w:date="2026-01-01T00:00:00Z">
+      <w:del w:id="633" w:author="PR Preview" w:date="2026-01-01T00:00:00Z">
         <w:r>
           <w:delText xml:space="preserve">and</w:delText>
         </w:r>
       </w:del>
-      <w:del w:id="506" w:author="PR Preview" w:date="2026-01-01T00:00:00Z">
+      <w:del w:id="634" w:author="PR Preview" w:date="2026-01-01T00:00:00Z">
         <w:r>
           <w:delText xml:space="preserve"> </w:delText>
         </w:r>
       </w:del>
-      <w:hyperlink r:id="rId47">
-        <w:del w:id="507" w:author="PR Preview" w:date="2026-01-01T00:00:00Z">
+      <w:hyperlink r:id="rId52">
+        <w:del w:id="635" w:author="PR Preview" w:date="2026-01-01T00:00:00Z">
           <w:r>
             <w:rPr>
               <w:rStyle w:val="Hyperlink"/>
@@ -9395,7 +11211,7 @@
           </w:r>
         </w:del>
       </w:hyperlink>
-      <w:del w:id="508" w:author="PR Preview" w:date="2026-01-01T00:00:00Z">
+      <w:del w:id="636" w:author="PR Preview" w:date="2026-01-01T00:00:00Z">
         <w:r>
           <w:delText xml:space="preserve"> </w:delText>
         </w:r>
@@ -9422,22 +11238,22 @@
           </m:e>
         </m:rad>
       </m:oMath>
-      <w:del w:id="509" w:author="PR Preview" w:date="2026-01-01T00:00:00Z">
+      <w:del w:id="637" w:author="PR Preview" w:date="2026-01-01T00:00:00Z">
         <w:r>
           <w:delText xml:space="preserve">,</w:delText>
         </w:r>
       </w:del>
-      <w:del w:id="510" w:author="PR Preview" w:date="2026-01-01T00:00:00Z">
+      <w:del w:id="638" w:author="PR Preview" w:date="2026-01-01T00:00:00Z">
         <w:r>
           <w:delText xml:space="preserve"> </w:delText>
         </w:r>
       </w:del>
-      <w:del w:id="511" w:author="PR Preview" w:date="2026-01-01T00:00:00Z">
+      <w:del w:id="639" w:author="PR Preview" w:date="2026-01-01T00:00:00Z">
         <w:r>
           <w:delText xml:space="preserve">which we estimate by</w:delText>
         </w:r>
       </w:del>
-      <w:del w:id="512" w:author="PR Preview" w:date="2026-01-01T00:00:00Z">
+      <w:del w:id="640" w:author="PR Preview" w:date="2026-01-01T00:00:00Z">
         <w:r>
           <w:delText xml:space="preserve"> </w:delText>
         </w:r>
@@ -9464,22 +11280,22 @@
           </m:e>
         </m:rad>
       </m:oMath>
-      <w:del w:id="513" w:author="PR Preview" w:date="2026-01-01T00:00:00Z">
+      <w:del w:id="641" w:author="PR Preview" w:date="2026-01-01T00:00:00Z">
         <w:r>
           <w:delText xml:space="preserve">.</w:delText>
         </w:r>
       </w:del>
-      <w:del w:id="514" w:author="PR Preview" w:date="2026-01-01T00:00:00Z">
+      <w:del w:id="642" w:author="PR Preview" w:date="2026-01-01T00:00:00Z">
         <w:r>
           <w:delText xml:space="preserve"> </w:delText>
         </w:r>
       </w:del>
-      <w:del w:id="515" w:author="PR Preview" w:date="2026-01-01T00:00:00Z">
+      <w:del w:id="643" w:author="PR Preview" w:date="2026-01-01T00:00:00Z">
         <w:r>
           <w:delText xml:space="preserve">So</w:delText>
         </w:r>
       </w:del>
-      <w:del w:id="516" w:author="PR Preview" w:date="2026-01-01T00:00:00Z">
+      <w:del w:id="644" w:author="PR Preview" w:date="2026-01-01T00:00:00Z">
         <w:r>
           <w:delText xml:space="preserve"> </w:delText>
         </w:r>
@@ -9537,22 +11353,22 @@
           </m:e>
         </m:rad>
       </m:oMath>
-      <w:del w:id="517" w:author="PR Preview" w:date="2026-01-01T00:00:00Z">
+      <w:del w:id="645" w:author="PR Preview" w:date="2026-01-01T00:00:00Z">
         <w:r>
           <w:delText xml:space="preserve">,</w:delText>
         </w:r>
       </w:del>
-      <w:del w:id="518" w:author="PR Preview" w:date="2026-01-01T00:00:00Z">
+      <w:del w:id="646" w:author="PR Preview" w:date="2026-01-01T00:00:00Z">
         <w:r>
           <w:delText xml:space="preserve"> </w:delText>
         </w:r>
       </w:del>
-      <w:del w:id="519" w:author="PR Preview" w:date="2026-01-01T00:00:00Z">
+      <w:del w:id="647" w:author="PR Preview" w:date="2026-01-01T00:00:00Z">
         <w:r>
           <w:delText xml:space="preserve">where</w:delText>
         </w:r>
       </w:del>
-      <w:del w:id="520" w:author="PR Preview" w:date="2026-01-01T00:00:00Z">
+      <w:del w:id="648" w:author="PR Preview" w:date="2026-01-01T00:00:00Z">
         <w:r>
           <w:delText xml:space="preserve"> </w:delText>
         </w:r>
@@ -9580,43 +11396,43 @@
           <m:t>1.96</m:t>
         </m:r>
       </m:oMath>
-      <w:del w:id="521" w:author="PR Preview" w:date="2026-01-01T00:00:00Z">
+      <w:del w:id="649" w:author="PR Preview" w:date="2026-01-01T00:00:00Z">
         <w:r>
           <w:delText xml:space="preserve"> </w:delText>
         </w:r>
       </w:del>
-      <w:del w:id="522" w:author="PR Preview" w:date="2026-01-01T00:00:00Z">
+      <w:del w:id="650" w:author="PR Preview" w:date="2026-01-01T00:00:00Z">
         <w:r>
           <w:delText xml:space="preserve">is the 0.975 quantile</w:delText>
         </w:r>
       </w:del>
-      <w:del w:id="523" w:author="PR Preview" w:date="2026-01-01T00:00:00Z">
+      <w:del w:id="651" w:author="PR Preview" w:date="2026-01-01T00:00:00Z">
         <w:r>
           <w:delText xml:space="preserve"> </w:delText>
         </w:r>
       </w:del>
-      <w:del w:id="524" w:author="PR Preview" w:date="2026-01-01T00:00:00Z">
+      <w:del w:id="652" w:author="PR Preview" w:date="2026-01-01T00:00:00Z">
         <w:r>
           <w:delText xml:space="preserve">of the standard Gaussian distribution,</w:delText>
         </w:r>
       </w:del>
-      <w:del w:id="525" w:author="PR Preview" w:date="2026-01-01T00:00:00Z">
+      <w:del w:id="653" w:author="PR Preview" w:date="2026-01-01T00:00:00Z">
         <w:r>
           <w:delText xml:space="preserve"> </w:delText>
         </w:r>
       </w:del>
-      <w:del w:id="526" w:author="PR Preview" w:date="2026-01-01T00:00:00Z">
+      <w:del w:id="654" w:author="PR Preview" w:date="2026-01-01T00:00:00Z">
         <w:r>
           <w:delText xml:space="preserve">is an</w:delText>
         </w:r>
       </w:del>
-      <w:del w:id="527" w:author="PR Preview" w:date="2026-01-01T00:00:00Z">
+      <w:del w:id="655" w:author="PR Preview" w:date="2026-01-01T00:00:00Z">
         <w:r>
           <w:delText xml:space="preserve"> </w:delText>
         </w:r>
       </w:del>
       <w:hyperlink w:anchor="def-approximate-ci">
-        <w:del w:id="528" w:author="PR Preview" w:date="2026-01-01T00:00:00Z">
+        <w:del w:id="656" w:author="PR Preview" w:date="2026-01-01T00:00:00Z">
           <w:r>
             <w:rPr>
               <w:rStyle w:val="Hyperlink"/>
@@ -9625,17 +11441,17 @@
           </w:r>
         </w:del>
       </w:hyperlink>
-      <w:del w:id="529" w:author="PR Preview" w:date="2026-01-01T00:00:00Z">
+      <w:del w:id="657" w:author="PR Preview" w:date="2026-01-01T00:00:00Z">
         <w:r>
           <w:delText xml:space="preserve"> </w:delText>
         </w:r>
       </w:del>
-      <w:del w:id="530" w:author="PR Preview" w:date="2026-01-01T00:00:00Z">
+      <w:del w:id="658" w:author="PR Preview" w:date="2026-01-01T00:00:00Z">
         <w:r>
           <w:delText xml:space="preserve">95% confidence interval for</w:delText>
         </w:r>
       </w:del>
-      <w:del w:id="531" w:author="PR Preview" w:date="2026-01-01T00:00:00Z">
+      <w:del w:id="659" w:author="PR Preview" w:date="2026-01-01T00:00:00Z">
         <w:r>
           <w:delText xml:space="preserve"> </w:delText>
         </w:r>
@@ -9645,7 +11461,7 @@
           <m:t>μ</m:t>
         </m:r>
       </m:oMath>
-      <w:del w:id="532" w:author="PR Preview" w:date="2026-01-01T00:00:00Z">
+      <w:del w:id="660" w:author="PR Preview" w:date="2026-01-01T00:00:00Z">
         <w:r>
           <w:delText xml:space="preserve">:</w:delText>
         </w:r>
@@ -9655,7 +11471,7 @@
       <w:pPr>
         <w:pStyle w:val="SourceCode"/>
       </w:pPr>
-      <w:del w:id="533" w:author="PR Preview" w:date="2026-01-01T00:00:00Z">
+      <w:del w:id="661" w:author="PR Preview" w:date="2026-01-01T00:00:00Z">
         <w:r>
           <w:rPr>
             <w:rStyle w:val="NormalTok"/>
@@ -9663,7 +11479,7 @@
           <w:delText xml:space="preserve">chol </w:delText>
         </w:r>
       </w:del>
-      <w:del w:id="534" w:author="PR Preview" w:date="2026-01-01T00:00:00Z">
+      <w:del w:id="662" w:author="PR Preview" w:date="2026-01-01T00:00:00Z">
         <w:r>
           <w:rPr>
             <w:rStyle w:val="OtherTok"/>
@@ -9671,7 +11487,7 @@
           <w:delText xml:space="preserve">&lt;-</w:delText>
         </w:r>
       </w:del>
-      <w:del w:id="535" w:author="PR Preview" w:date="2026-01-01T00:00:00Z">
+      <w:del w:id="663" w:author="PR Preview" w:date="2026-01-01T00:00:00Z">
         <w:r>
           <w:rPr>
             <w:rStyle w:val="NormalTok"/>
@@ -9679,7 +11495,7 @@
           <w:delText xml:space="preserve"> wcgs</w:delText>
         </w:r>
       </w:del>
-      <w:del w:id="536" w:author="PR Preview" w:date="2026-01-01T00:00:00Z">
+      <w:del w:id="664" w:author="PR Preview" w:date="2026-01-01T00:00:00Z">
         <w:r>
           <w:rPr>
             <w:rStyle w:val="SpecialCharTok"/>
@@ -9687,7 +11503,7 @@
           <w:delText xml:space="preserve">$</w:delText>
         </w:r>
       </w:del>
-      <w:del w:id="537" w:author="PR Preview" w:date="2026-01-01T00:00:00Z">
+      <w:del w:id="665" w:author="PR Preview" w:date="2026-01-01T00:00:00Z">
         <w:r>
           <w:rPr>
             <w:rStyle w:val="NormalTok"/>
@@ -9695,7 +11511,7 @@
           <w:delText xml:space="preserve">chol[</w:delText>
         </w:r>
       </w:del>
-      <w:del w:id="538" w:author="PR Preview" w:date="2026-01-01T00:00:00Z">
+      <w:del w:id="666" w:author="PR Preview" w:date="2026-01-01T00:00:00Z">
         <w:r>
           <w:rPr>
             <w:rStyle w:val="SpecialCharTok"/>
@@ -9703,7 +11519,7 @@
           <w:delText xml:space="preserve">!</w:delText>
         </w:r>
       </w:del>
-      <w:del w:id="539" w:author="PR Preview" w:date="2026-01-01T00:00:00Z">
+      <w:del w:id="667" w:author="PR Preview" w:date="2026-01-01T00:00:00Z">
         <w:r>
           <w:rPr>
             <w:rStyle w:val="FunctionTok"/>
@@ -9711,7 +11527,7 @@
           <w:delText xml:space="preserve">is.na</w:delText>
         </w:r>
       </w:del>
-      <w:del w:id="540" w:author="PR Preview" w:date="2026-01-01T00:00:00Z">
+      <w:del w:id="668" w:author="PR Preview" w:date="2026-01-01T00:00:00Z">
         <w:r>
           <w:rPr>
             <w:rStyle w:val="NormalTok"/>
@@ -9719,7 +11535,7 @@
           <w:delText xml:space="preserve">(wcgs</w:delText>
         </w:r>
       </w:del>
-      <w:del w:id="541" w:author="PR Preview" w:date="2026-01-01T00:00:00Z">
+      <w:del w:id="669" w:author="PR Preview" w:date="2026-01-01T00:00:00Z">
         <w:r>
           <w:rPr>
             <w:rStyle w:val="SpecialCharTok"/>
@@ -9727,7 +11543,7 @@
           <w:delText xml:space="preserve">$</w:delText>
         </w:r>
       </w:del>
-      <w:del w:id="542" w:author="PR Preview" w:date="2026-01-01T00:00:00Z">
+      <w:del w:id="670" w:author="PR Preview" w:date="2026-01-01T00:00:00Z">
         <w:r>
           <w:rPr>
             <w:rStyle w:val="NormalTok"/>
@@ -9735,12 +11551,12 @@
           <w:delText xml:space="preserve">chol)]</w:delText>
         </w:r>
       </w:del>
-      <w:del w:id="543" w:author="PR Preview" w:date="2026-01-01T00:00:00Z">
+      <w:del w:id="671" w:author="PR Preview" w:date="2026-01-01T00:00:00Z">
         <w:r>
           <w:br/>
         </w:r>
       </w:del>
-      <w:del w:id="544" w:author="PR Preview" w:date="2026-01-01T00:00:00Z">
+      <w:del w:id="672" w:author="PR Preview" w:date="2026-01-01T00:00:00Z">
         <w:r>
           <w:rPr>
             <w:rStyle w:val="NormalTok"/>
@@ -9748,7 +11564,7 @@
           <w:delText xml:space="preserve">se_chol </w:delText>
         </w:r>
       </w:del>
-      <w:del w:id="545" w:author="PR Preview" w:date="2026-01-01T00:00:00Z">
+      <w:del w:id="673" w:author="PR Preview" w:date="2026-01-01T00:00:00Z">
         <w:r>
           <w:rPr>
             <w:rStyle w:val="OtherTok"/>
@@ -9756,7 +11572,7 @@
           <w:delText xml:space="preserve">&lt;-</w:delText>
         </w:r>
       </w:del>
-      <w:del w:id="546" w:author="PR Preview" w:date="2026-01-01T00:00:00Z">
+      <w:del w:id="674" w:author="PR Preview" w:date="2026-01-01T00:00:00Z">
         <w:r>
           <w:rPr>
             <w:rStyle w:val="NormalTok"/>
@@ -9764,7 +11580,7 @@
           <w:delText xml:space="preserve"> </w:delText>
         </w:r>
       </w:del>
-      <w:del w:id="547" w:author="PR Preview" w:date="2026-01-01T00:00:00Z">
+      <w:del w:id="675" w:author="PR Preview" w:date="2026-01-01T00:00:00Z">
         <w:r>
           <w:rPr>
             <w:rStyle w:val="FunctionTok"/>
@@ -9772,7 +11588,7 @@
           <w:delText xml:space="preserve">sd</w:delText>
         </w:r>
       </w:del>
-      <w:del w:id="548" w:author="PR Preview" w:date="2026-01-01T00:00:00Z">
+      <w:del w:id="676" w:author="PR Preview" w:date="2026-01-01T00:00:00Z">
         <w:r>
           <w:rPr>
             <w:rStyle w:val="NormalTok"/>
@@ -9780,7 +11596,7 @@
           <w:delText xml:space="preserve">(chol) </w:delText>
         </w:r>
       </w:del>
-      <w:del w:id="549" w:author="PR Preview" w:date="2026-01-01T00:00:00Z">
+      <w:del w:id="677" w:author="PR Preview" w:date="2026-01-01T00:00:00Z">
         <w:r>
           <w:rPr>
             <w:rStyle w:val="SpecialCharTok"/>
@@ -9788,7 +11604,7 @@
           <w:delText xml:space="preserve">/</w:delText>
         </w:r>
       </w:del>
-      <w:del w:id="550" w:author="PR Preview" w:date="2026-01-01T00:00:00Z">
+      <w:del w:id="678" w:author="PR Preview" w:date="2026-01-01T00:00:00Z">
         <w:r>
           <w:rPr>
             <w:rStyle w:val="NormalTok"/>
@@ -9796,7 +11612,7 @@
           <w:delText xml:space="preserve"> </w:delText>
         </w:r>
       </w:del>
-      <w:del w:id="551" w:author="PR Preview" w:date="2026-01-01T00:00:00Z">
+      <w:del w:id="679" w:author="PR Preview" w:date="2026-01-01T00:00:00Z">
         <w:r>
           <w:rPr>
             <w:rStyle w:val="FunctionTok"/>
@@ -9804,7 +11620,7 @@
           <w:delText xml:space="preserve">sqrt</w:delText>
         </w:r>
       </w:del>
-      <w:del w:id="552" w:author="PR Preview" w:date="2026-01-01T00:00:00Z">
+      <w:del w:id="680" w:author="PR Preview" w:date="2026-01-01T00:00:00Z">
         <w:r>
           <w:rPr>
             <w:rStyle w:val="NormalTok"/>
@@ -9812,7 +11628,7 @@
           <w:delText xml:space="preserve">(</w:delText>
         </w:r>
       </w:del>
-      <w:del w:id="553" w:author="PR Preview" w:date="2026-01-01T00:00:00Z">
+      <w:del w:id="681" w:author="PR Preview" w:date="2026-01-01T00:00:00Z">
         <w:r>
           <w:rPr>
             <w:rStyle w:val="FunctionTok"/>
@@ -9820,7 +11636,7 @@
           <w:delText xml:space="preserve">length</w:delText>
         </w:r>
       </w:del>
-      <w:del w:id="554" w:author="PR Preview" w:date="2026-01-01T00:00:00Z">
+      <w:del w:id="682" w:author="PR Preview" w:date="2026-01-01T00:00:00Z">
         <w:r>
           <w:rPr>
             <w:rStyle w:val="NormalTok"/>
@@ -9828,12 +11644,12 @@
           <w:delText xml:space="preserve">(chol))</w:delText>
         </w:r>
       </w:del>
-      <w:del w:id="555" w:author="PR Preview" w:date="2026-01-01T00:00:00Z">
+      <w:del w:id="683" w:author="PR Preview" w:date="2026-01-01T00:00:00Z">
         <w:r>
           <w:br/>
         </w:r>
       </w:del>
-      <w:del w:id="556" w:author="PR Preview" w:date="2026-01-01T00:00:00Z">
+      <w:del w:id="684" w:author="PR Preview" w:date="2026-01-01T00:00:00Z">
         <w:r>
           <w:rPr>
             <w:rStyle w:val="FunctionTok"/>
@@ -9841,7 +11657,7 @@
           <w:delText xml:space="preserve">mean</w:delText>
         </w:r>
       </w:del>
-      <w:del w:id="557" w:author="PR Preview" w:date="2026-01-01T00:00:00Z">
+      <w:del w:id="685" w:author="PR Preview" w:date="2026-01-01T00:00:00Z">
         <w:r>
           <w:rPr>
             <w:rStyle w:val="NormalTok"/>
@@ -9849,7 +11665,7 @@
           <w:delText xml:space="preserve">(chol) </w:delText>
         </w:r>
       </w:del>
-      <w:del w:id="558" w:author="PR Preview" w:date="2026-01-01T00:00:00Z">
+      <w:del w:id="686" w:author="PR Preview" w:date="2026-01-01T00:00:00Z">
         <w:r>
           <w:rPr>
             <w:rStyle w:val="SpecialCharTok"/>
@@ -9857,7 +11673,7 @@
           <w:delText xml:space="preserve">+</w:delText>
         </w:r>
       </w:del>
-      <w:del w:id="559" w:author="PR Preview" w:date="2026-01-01T00:00:00Z">
+      <w:del w:id="687" w:author="PR Preview" w:date="2026-01-01T00:00:00Z">
         <w:r>
           <w:rPr>
             <w:rStyle w:val="NormalTok"/>
@@ -9865,7 +11681,7 @@
           <w:delText xml:space="preserve"> </w:delText>
         </w:r>
       </w:del>
-      <w:del w:id="560" w:author="PR Preview" w:date="2026-01-01T00:00:00Z">
+      <w:del w:id="688" w:author="PR Preview" w:date="2026-01-01T00:00:00Z">
         <w:r>
           <w:rPr>
             <w:rStyle w:val="FunctionTok"/>
@@ -9873,7 +11689,7 @@
           <w:delText xml:space="preserve">c</w:delText>
         </w:r>
       </w:del>
-      <w:del w:id="561" w:author="PR Preview" w:date="2026-01-01T00:00:00Z">
+      <w:del w:id="689" w:author="PR Preview" w:date="2026-01-01T00:00:00Z">
         <w:r>
           <w:rPr>
             <w:rStyle w:val="NormalTok"/>
@@ -9881,7 +11697,7 @@
           <w:delText xml:space="preserve">(</w:delText>
         </w:r>
       </w:del>
-      <w:del w:id="562" w:author="PR Preview" w:date="2026-01-01T00:00:00Z">
+      <w:del w:id="690" w:author="PR Preview" w:date="2026-01-01T00:00:00Z">
         <w:r>
           <w:rPr>
             <w:rStyle w:val="AttributeTok"/>
@@ -9889,7 +11705,7 @@
           <w:delText xml:space="preserve">lower =</w:delText>
         </w:r>
       </w:del>
-      <w:del w:id="563" w:author="PR Preview" w:date="2026-01-01T00:00:00Z">
+      <w:del w:id="691" w:author="PR Preview" w:date="2026-01-01T00:00:00Z">
         <w:r>
           <w:rPr>
             <w:rStyle w:val="NormalTok"/>
@@ -9897,7 +11713,7 @@
           <w:delText xml:space="preserve"> </w:delText>
         </w:r>
       </w:del>
-      <w:del w:id="564" w:author="PR Preview" w:date="2026-01-01T00:00:00Z">
+      <w:del w:id="692" w:author="PR Preview" w:date="2026-01-01T00:00:00Z">
         <w:r>
           <w:rPr>
             <w:rStyle w:val="SpecialCharTok"/>
@@ -9905,7 +11721,7 @@
           <w:delText xml:space="preserve">-</w:delText>
         </w:r>
       </w:del>
-      <w:del w:id="565" w:author="PR Preview" w:date="2026-01-01T00:00:00Z">
+      <w:del w:id="693" w:author="PR Preview" w:date="2026-01-01T00:00:00Z">
         <w:r>
           <w:rPr>
             <w:rStyle w:val="DecValTok"/>
@@ -9913,7 +11729,7 @@
           <w:delText xml:space="preserve">1</w:delText>
         </w:r>
       </w:del>
-      <w:del w:id="566" w:author="PR Preview" w:date="2026-01-01T00:00:00Z">
+      <w:del w:id="694" w:author="PR Preview" w:date="2026-01-01T00:00:00Z">
         <w:r>
           <w:rPr>
             <w:rStyle w:val="NormalTok"/>
@@ -9921,7 +11737,7 @@
           <w:delText xml:space="preserve">, </w:delText>
         </w:r>
       </w:del>
-      <w:del w:id="567" w:author="PR Preview" w:date="2026-01-01T00:00:00Z">
+      <w:del w:id="695" w:author="PR Preview" w:date="2026-01-01T00:00:00Z">
         <w:r>
           <w:rPr>
             <w:rStyle w:val="AttributeTok"/>
@@ -9929,7 +11745,7 @@
           <w:delText xml:space="preserve">upper =</w:delText>
         </w:r>
       </w:del>
-      <w:del w:id="568" w:author="PR Preview" w:date="2026-01-01T00:00:00Z">
+      <w:del w:id="696" w:author="PR Preview" w:date="2026-01-01T00:00:00Z">
         <w:r>
           <w:rPr>
             <w:rStyle w:val="NormalTok"/>
@@ -9937,7 +11753,7 @@
           <w:delText xml:space="preserve"> </w:delText>
         </w:r>
       </w:del>
-      <w:del w:id="569" w:author="PR Preview" w:date="2026-01-01T00:00:00Z">
+      <w:del w:id="697" w:author="PR Preview" w:date="2026-01-01T00:00:00Z">
         <w:r>
           <w:rPr>
             <w:rStyle w:val="DecValTok"/>
@@ -9945,7 +11761,7 @@
           <w:delText xml:space="preserve">1</w:delText>
         </w:r>
       </w:del>
-      <w:del w:id="570" w:author="PR Preview" w:date="2026-01-01T00:00:00Z">
+      <w:del w:id="698" w:author="PR Preview" w:date="2026-01-01T00:00:00Z">
         <w:r>
           <w:rPr>
             <w:rStyle w:val="NormalTok"/>
@@ -9953,7 +11769,7 @@
           <w:delText xml:space="preserve">) </w:delText>
         </w:r>
       </w:del>
-      <w:del w:id="571" w:author="PR Preview" w:date="2026-01-01T00:00:00Z">
+      <w:del w:id="699" w:author="PR Preview" w:date="2026-01-01T00:00:00Z">
         <w:r>
           <w:rPr>
             <w:rStyle w:val="SpecialCharTok"/>
@@ -9961,7 +11777,7 @@
           <w:delText xml:space="preserve">*</w:delText>
         </w:r>
       </w:del>
-      <w:del w:id="572" w:author="PR Preview" w:date="2026-01-01T00:00:00Z">
+      <w:del w:id="700" w:author="PR Preview" w:date="2026-01-01T00:00:00Z">
         <w:r>
           <w:rPr>
             <w:rStyle w:val="NormalTok"/>
@@ -9969,7 +11785,7 @@
           <w:delText xml:space="preserve"> </w:delText>
         </w:r>
       </w:del>
-      <w:del w:id="573" w:author="PR Preview" w:date="2026-01-01T00:00:00Z">
+      <w:del w:id="701" w:author="PR Preview" w:date="2026-01-01T00:00:00Z">
         <w:r>
           <w:rPr>
             <w:rStyle w:val="FunctionTok"/>
@@ -9977,7 +11793,7 @@
           <w:delText xml:space="preserve">qnorm</w:delText>
         </w:r>
       </w:del>
-      <w:del w:id="574" w:author="PR Preview" w:date="2026-01-01T00:00:00Z">
+      <w:del w:id="702" w:author="PR Preview" w:date="2026-01-01T00:00:00Z">
         <w:r>
           <w:rPr>
             <w:rStyle w:val="NormalTok"/>
@@ -9985,7 +11801,7 @@
           <w:delText xml:space="preserve">(</w:delText>
         </w:r>
       </w:del>
-      <w:del w:id="575" w:author="PR Preview" w:date="2026-01-01T00:00:00Z">
+      <w:del w:id="703" w:author="PR Preview" w:date="2026-01-01T00:00:00Z">
         <w:r>
           <w:rPr>
             <w:rStyle w:val="FloatTok"/>
@@ -9993,7 +11809,7 @@
           <w:delText xml:space="preserve">0.975</w:delText>
         </w:r>
       </w:del>
-      <w:del w:id="576" w:author="PR Preview" w:date="2026-01-01T00:00:00Z">
+      <w:del w:id="704" w:author="PR Preview" w:date="2026-01-01T00:00:00Z">
         <w:r>
           <w:rPr>
             <w:rStyle w:val="NormalTok"/>
@@ -10001,7 +11817,7 @@
           <w:delText xml:space="preserve">) </w:delText>
         </w:r>
       </w:del>
-      <w:del w:id="577" w:author="PR Preview" w:date="2026-01-01T00:00:00Z">
+      <w:del w:id="705" w:author="PR Preview" w:date="2026-01-01T00:00:00Z">
         <w:r>
           <w:rPr>
             <w:rStyle w:val="SpecialCharTok"/>
@@ -10009,7 +11825,7 @@
           <w:delText xml:space="preserve">*</w:delText>
         </w:r>
       </w:del>
-      <w:del w:id="578" w:author="PR Preview" w:date="2026-01-01T00:00:00Z">
+      <w:del w:id="706" w:author="PR Preview" w:date="2026-01-01T00:00:00Z">
         <w:r>
           <w:rPr>
             <w:rStyle w:val="NormalTok"/>
@@ -10017,12 +11833,12 @@
           <w:delText xml:space="preserve"> se_chol</w:delText>
         </w:r>
       </w:del>
-      <w:del w:id="579" w:author="PR Preview" w:date="2026-01-01T00:00:00Z">
+      <w:del w:id="707" w:author="PR Preview" w:date="2026-01-01T00:00:00Z">
         <w:r>
           <w:br/>
         </w:r>
       </w:del>
-      <w:del w:id="580" w:author="PR Preview" w:date="2026-01-01T00:00:00Z">
+      <w:del w:id="708" w:author="PR Preview" w:date="2026-01-01T00:00:00Z">
         <w:r>
           <w:rPr>
             <w:rStyle w:val="CommentTok"/>
@@ -10030,12 +11846,12 @@
           <w:delText xml:space="preserve">#&gt;   lower   upper </w:delText>
         </w:r>
       </w:del>
-      <w:del w:id="581" w:author="PR Preview" w:date="2026-01-01T00:00:00Z">
+      <w:del w:id="709" w:author="PR Preview" w:date="2026-01-01T00:00:00Z">
         <w:r>
           <w:br/>
         </w:r>
       </w:del>
-      <w:del w:id="582" w:author="PR Preview" w:date="2026-01-01T00:00:00Z">
+      <w:del w:id="710" w:author="PR Preview" w:date="2026-01-01T00:00:00Z">
         <w:r>
           <w:rPr>
             <w:rStyle w:val="CommentTok"/>
@@ -10048,7 +11864,7 @@
       <w:pPr>
         <w:pStyle w:val="FirstParagraph"/>
       </w:pPr>
-      <w:del w:id="583" w:author="PR Preview" w:date="2026-01-01T00:00:00Z">
+      <w:del w:id="711" w:author="PR Preview" w:date="2026-01-01T00:00:00Z">
         <w:r>
           <w:rPr>
             <w:b/>
@@ -10057,22 +11873,22 @@
           <w:delText xml:space="preserve">Definition 15 (Margin of error (radius))</w:delText>
         </w:r>
       </w:del>
-      <w:del w:id="584" w:author="PR Preview" w:date="2026-01-01T00:00:00Z">
+      <w:del w:id="712" w:author="PR Preview" w:date="2026-01-01T00:00:00Z">
         <w:r>
           <w:delText xml:space="preserve"> </w:delText>
         </w:r>
       </w:del>
-      <w:del w:id="585" w:author="PR Preview" w:date="2026-01-01T00:00:00Z">
+      <w:del w:id="713" w:author="PR Preview" w:date="2026-01-01T00:00:00Z">
         <w:r>
           <w:delText xml:space="preserve">The</w:delText>
         </w:r>
       </w:del>
-      <w:del w:id="586" w:author="PR Preview" w:date="2026-01-01T00:00:00Z">
+      <w:del w:id="714" w:author="PR Preview" w:date="2026-01-01T00:00:00Z">
         <w:r>
           <w:delText xml:space="preserve"> </w:delText>
         </w:r>
       </w:del>
-      <w:del w:id="587" w:author="PR Preview" w:date="2026-01-01T00:00:00Z">
+      <w:del w:id="715" w:author="PR Preview" w:date="2026-01-01T00:00:00Z">
         <w:r>
           <w:rPr>
             <w:b/>
@@ -10081,22 +11897,22 @@
           <w:delText xml:space="preserve">margin of error</w:delText>
         </w:r>
       </w:del>
-      <w:del w:id="588" w:author="PR Preview" w:date="2026-01-01T00:00:00Z">
+      <w:del w:id="716" w:author="PR Preview" w:date="2026-01-01T00:00:00Z">
         <w:r>
           <w:delText xml:space="preserve"> </w:delText>
         </w:r>
       </w:del>
-      <w:del w:id="589" w:author="PR Preview" w:date="2026-01-01T00:00:00Z">
+      <w:del w:id="717" w:author="PR Preview" w:date="2026-01-01T00:00:00Z">
         <w:r>
           <w:delText xml:space="preserve">(or</w:delText>
         </w:r>
       </w:del>
-      <w:del w:id="590" w:author="PR Preview" w:date="2026-01-01T00:00:00Z">
+      <w:del w:id="718" w:author="PR Preview" w:date="2026-01-01T00:00:00Z">
         <w:r>
           <w:delText xml:space="preserve"> </w:delText>
         </w:r>
       </w:del>
-      <w:del w:id="591" w:author="PR Preview" w:date="2026-01-01T00:00:00Z">
+      <w:del w:id="719" w:author="PR Preview" w:date="2026-01-01T00:00:00Z">
         <w:r>
           <w:rPr>
             <w:b/>
@@ -10105,18 +11921,18 @@
           <w:delText xml:space="preserve">radius</w:delText>
         </w:r>
       </w:del>
-      <w:del w:id="592" w:author="PR Preview" w:date="2026-01-01T00:00:00Z">
+      <w:del w:id="720" w:author="PR Preview" w:date="2026-01-01T00:00:00Z">
         <w:r>
           <w:delText xml:space="preserve">) of a</w:delText>
         </w:r>
       </w:del>
-      <w:del w:id="593" w:author="PR Preview" w:date="2026-01-01T00:00:00Z">
+      <w:del w:id="721" w:author="PR Preview" w:date="2026-01-01T00:00:00Z">
         <w:r>
           <w:delText xml:space="preserve"> </w:delText>
         </w:r>
       </w:del>
       <w:hyperlink w:anchor="def-confidence-interval">
-        <w:del w:id="594" w:author="PR Preview" w:date="2026-01-01T00:00:00Z">
+        <w:del w:id="722" w:author="PR Preview" w:date="2026-01-01T00:00:00Z">
           <w:r>
             <w:rPr>
               <w:rStyle w:val="Hyperlink"/>
@@ -10125,12 +11941,12 @@
           </w:r>
         </w:del>
       </w:hyperlink>
-      <w:del w:id="595" w:author="PR Preview" w:date="2026-01-01T00:00:00Z">
+      <w:del w:id="723" w:author="PR Preview" w:date="2026-01-01T00:00:00Z">
         <w:r>
           <w:delText xml:space="preserve"> </w:delText>
         </w:r>
       </w:del>
-      <w:del w:id="596" w:author="PR Preview" w:date="2026-01-01T00:00:00Z">
+      <w:del w:id="724" w:author="PR Preview" w:date="2026-01-01T00:00:00Z">
         <w:r>
           <w:delText xml:space="preserve">is half the interval’s width.</w:delText>
         </w:r>
@@ -10140,22 +11956,22 @@
       <w:pPr>
         <w:pStyle w:val="BodyText"/>
       </w:pPr>
-      <w:del w:id="597" w:author="PR Preview" w:date="2026-01-01T00:00:00Z">
+      <w:del w:id="725" w:author="PR Preview" w:date="2026-01-01T00:00:00Z">
         <w:r>
           <w:delText xml:space="preserve">Source:</w:delText>
         </w:r>
       </w:del>
-      <w:del w:id="598" w:author="PR Preview" w:date="2026-01-01T00:00:00Z">
+      <w:del w:id="726" w:author="PR Preview" w:date="2026-01-01T00:00:00Z">
         <w:r>
           <w:delText xml:space="preserve"> </w:delText>
         </w:r>
       </w:del>
-      <w:del w:id="599" w:author="PR Preview" w:date="2026-01-01T00:00:00Z">
+      <w:del w:id="727" w:author="PR Preview" w:date="2026-01-01T00:00:00Z">
         <w:r>
           <w:delText xml:space="preserve">Wikipedia contributors [15]</w:delText>
         </w:r>
       </w:del>
-      <w:del w:id="600" w:author="PR Preview" w:date="2026-01-01T00:00:00Z">
+      <w:del w:id="728" w:author="PR Preview" w:date="2026-01-01T00:00:00Z">
         <w:r>
           <w:delText xml:space="preserve">.</w:delText>
         </w:r>
@@ -10165,7 +11981,7 @@
       <w:pPr>
         <w:pStyle w:val="BodyText"/>
       </w:pPr>
-      <w:del w:id="601" w:author="PR Preview" w:date="2026-01-01T00:00:00Z">
+      <w:del w:id="729" w:author="PR Preview" w:date="2026-01-01T00:00:00Z">
         <w:r>
           <w:rPr>
             <w:b/>
@@ -10174,23 +11990,23 @@
           <w:delText xml:space="preserve">Example 8 (Margin of error for population mean cholesterol)</w:delText>
         </w:r>
       </w:del>
-      <w:del w:id="602" w:author="PR Preview" w:date="2026-01-01T00:00:00Z">
+      <w:del w:id="730" w:author="PR Preview" w:date="2026-01-01T00:00:00Z">
         <w:r>
           <w:delText xml:space="preserve"> </w:delText>
         </w:r>
       </w:del>
-      <w:del w:id="603" w:author="PR Preview" w:date="2026-01-01T00:00:00Z">
+      <w:del w:id="731" w:author="PR Preview" w:date="2026-01-01T00:00:00Z">
         <w:r>
           <w:delText xml:space="preserve">In</w:delText>
         </w:r>
       </w:del>
-      <w:del w:id="604" w:author="PR Preview" w:date="2026-01-01T00:00:00Z">
+      <w:del w:id="732" w:author="PR Preview" w:date="2026-01-01T00:00:00Z">
         <w:r>
           <w:delText xml:space="preserve"> </w:delText>
         </w:r>
       </w:del>
       <w:hyperlink w:anchor="exm-confidence-interval-wcgs">
-        <w:del w:id="605" w:author="PR Preview" w:date="2026-01-01T00:00:00Z">
+        <w:del w:id="733" w:author="PR Preview" w:date="2026-01-01T00:00:00Z">
           <w:r>
             <w:rPr>
               <w:rStyle w:val="Hyperlink"/>
@@ -10199,22 +12015,22 @@
           </w:r>
         </w:del>
       </w:hyperlink>
-      <w:del w:id="606" w:author="PR Preview" w:date="2026-01-01T00:00:00Z">
+      <w:del w:id="734" w:author="PR Preview" w:date="2026-01-01T00:00:00Z">
         <w:r>
           <w:delText xml:space="preserve">,</w:delText>
         </w:r>
       </w:del>
-      <w:del w:id="607" w:author="PR Preview" w:date="2026-01-01T00:00:00Z">
+      <w:del w:id="735" w:author="PR Preview" w:date="2026-01-01T00:00:00Z">
         <w:r>
           <w:delText xml:space="preserve"> </w:delText>
         </w:r>
       </w:del>
-      <w:del w:id="608" w:author="PR Preview" w:date="2026-01-01T00:00:00Z">
+      <w:del w:id="736" w:author="PR Preview" w:date="2026-01-01T00:00:00Z">
         <w:r>
           <w:delText xml:space="preserve">the margin of error is</w:delText>
         </w:r>
       </w:del>
-      <w:del w:id="609" w:author="PR Preview" w:date="2026-01-01T00:00:00Z">
+      <w:del w:id="737" w:author="PR Preview" w:date="2026-01-01T00:00:00Z">
         <w:r>
           <w:delText xml:space="preserve"> </w:delText>
         </w:r>
@@ -10265,12 +12081,12 @@
           <m:t>≈</m:t>
         </m:r>
       </m:oMath>
-      <w:del w:id="610" w:author="PR Preview" w:date="2026-01-01T00:00:00Z">
+      <w:del w:id="738" w:author="PR Preview" w:date="2026-01-01T00:00:00Z">
         <w:r>
           <w:delText xml:space="preserve"> </w:delText>
         </w:r>
       </w:del>
-      <w:del w:id="611" w:author="PR Preview" w:date="2026-01-01T00:00:00Z">
+      <w:del w:id="739" w:author="PR Preview" w:date="2026-01-01T00:00:00Z">
         <w:r>
           <w:delText xml:space="preserve">1.52 mg/dL.</w:delText>
         </w:r>
@@ -10280,7 +12096,7 @@
       <w:pPr>
         <w:pStyle w:val="BodyText"/>
       </w:pPr>
-      <w:ins w:id="612" w:author="PR Preview" w:date="2026-01-01T00:00:00Z">
+      <w:ins w:id="740" w:author="PR Preview" w:date="2026-01-01T00:00:00Z">
         <w:r>
           <w:rPr>
             <w:b/>
@@ -10289,23 +12105,23 @@
           <w:t xml:space="preserve">Example 9 (Margin of error for population mean cholesterol)</w:t>
         </w:r>
       </w:ins>
-      <w:ins w:id="613" w:author="PR Preview" w:date="2026-01-01T00:00:00Z">
-        <w:r>
-          <w:t xml:space="preserve"> </w:t>
-        </w:r>
-      </w:ins>
-      <w:ins w:id="614" w:author="PR Preview" w:date="2026-01-01T00:00:00Z">
+      <w:ins w:id="741" w:author="PR Preview" w:date="2026-01-01T00:00:00Z">
+        <w:r>
+          <w:t xml:space="preserve"> </w:t>
+        </w:r>
+      </w:ins>
+      <w:ins w:id="742" w:author="PR Preview" w:date="2026-01-01T00:00:00Z">
         <w:r>
           <w:t xml:space="preserve">In</w:t>
         </w:r>
       </w:ins>
-      <w:ins w:id="615" w:author="PR Preview" w:date="2026-01-01T00:00:00Z">
+      <w:ins w:id="743" w:author="PR Preview" w:date="2026-01-01T00:00:00Z">
         <w:r>
           <w:t xml:space="preserve"> </w:t>
         </w:r>
       </w:ins>
       <w:hyperlink w:anchor="exm-confidence-interval-wcgs">
-        <w:ins w:id="616" w:author="PR Preview" w:date="2026-01-01T00:00:00Z">
+        <w:ins w:id="744" w:author="PR Preview" w:date="2026-01-01T00:00:00Z">
           <w:r>
             <w:rPr>
               <w:rStyle w:val="Hyperlink"/>
@@ -10314,22 +12130,22 @@
           </w:r>
         </w:ins>
       </w:hyperlink>
-      <w:ins w:id="617" w:author="PR Preview" w:date="2026-01-01T00:00:00Z">
+      <w:ins w:id="745" w:author="PR Preview" w:date="2026-01-01T00:00:00Z">
         <w:r>
           <w:t xml:space="preserve">,</w:t>
         </w:r>
       </w:ins>
-      <w:ins w:id="618" w:author="PR Preview" w:date="2026-01-01T00:00:00Z">
-        <w:r>
-          <w:t xml:space="preserve"> </w:t>
-        </w:r>
-      </w:ins>
-      <w:ins w:id="619" w:author="PR Preview" w:date="2026-01-01T00:00:00Z">
+      <w:ins w:id="746" w:author="PR Preview" w:date="2026-01-01T00:00:00Z">
+        <w:r>
+          <w:t xml:space="preserve"> </w:t>
+        </w:r>
+      </w:ins>
+      <w:ins w:id="747" w:author="PR Preview" w:date="2026-01-01T00:00:00Z">
         <w:r>
           <w:t xml:space="preserve">the margin of error is</w:t>
         </w:r>
       </w:ins>
-      <w:ins w:id="620" w:author="PR Preview" w:date="2026-01-01T00:00:00Z">
+      <w:ins w:id="748" w:author="PR Preview" w:date="2026-01-01T00:00:00Z">
         <w:r>
           <w:t xml:space="preserve"> </w:t>
         </w:r>
@@ -10380,18 +12196,18 @@
           <m:t>≈</m:t>
         </m:r>
       </m:oMath>
-      <w:ins w:id="621" w:author="PR Preview" w:date="2026-01-01T00:00:00Z">
-        <w:r>
-          <w:t xml:space="preserve"> </w:t>
-        </w:r>
-      </w:ins>
-      <w:ins w:id="622" w:author="PR Preview" w:date="2026-01-01T00:00:00Z">
+      <w:ins w:id="749" w:author="PR Preview" w:date="2026-01-01T00:00:00Z">
+        <w:r>
+          <w:t xml:space="preserve"> </w:t>
+        </w:r>
+      </w:ins>
+      <w:ins w:id="750" w:author="PR Preview" w:date="2026-01-01T00:00:00Z">
         <w:r>
           <w:t xml:space="preserve">1.52 mg/dL.</w:t>
         </w:r>
       </w:ins>
     </w:p>
-    <w:bookmarkEnd w:id="50"/>
+    <w:bookmarkEnd w:id="55"/>
     <w:p>
       <w:pPr>
         <w:pStyle w:val="BodyText"/>
@@ -10402,7 +12218,7 @@
       <w:r>
         <w:t xml:space="preserve"> </w:t>
       </w:r>
-      <w:hyperlink r:id="rId51">
+      <w:hyperlink r:id="rId56">
         <w:r>
           <w:rPr>
             <w:rStyle w:val="Hyperlink"/>
@@ -10486,8 +12302,8 @@
         <w:t xml:space="preserve">covers duality of confidence intervals and hypothesis tests.</w:t>
       </w:r>
     </w:p>
-    <w:bookmarkEnd w:id="52"/>
-    <w:bookmarkStart w:id="55" w:name="further-reading-on-confidence-intervals"/>
+    <w:bookmarkEnd w:id="57"/>
+    <w:bookmarkStart w:id="60" w:name="further-reading-on-confidence-intervals"/>
     <w:p>
       <w:pPr>
         <w:pStyle w:val="Heading2"/>
@@ -10512,7 +12328,7 @@
           <w:numId w:val="1005"/>
         </w:numPr>
       </w:pPr>
-      <w:hyperlink r:id="rId53">
+      <w:hyperlink r:id="rId58">
         <w:r>
           <w:rPr>
             <w:rStyle w:val="Hyperlink"/>
@@ -10534,7 +12350,7 @@
           <w:numId w:val="1005"/>
         </w:numPr>
       </w:pPr>
-      <w:hyperlink r:id="rId54">
+      <w:hyperlink r:id="rId59">
         <w:r>
           <w:rPr>
             <w:rStyle w:val="Hyperlink"/>
@@ -10543,8 +12359,8 @@
         </w:r>
       </w:hyperlink>
     </w:p>
-    <w:bookmarkEnd w:id="55"/>
-    <w:bookmarkStart w:id="60" w:name="interpretation-of-negative-findings"/>
+    <w:bookmarkEnd w:id="60"/>
+    <w:bookmarkStart w:id="65" w:name="interpretation-of-negative-findings"/>
     <w:p>
       <w:pPr>
         <w:pStyle w:val="Heading2"/>
@@ -10837,7 +12653,7 @@
       <w:tr>
         <w:tc>
           <w:tcPr/>
-          <w:bookmarkStart w:id="59" w:name="fig-CI-interp"/>
+          <w:bookmarkStart w:id="64" w:name="fig-CI-interp"/>
           <w:p>
             <w:pPr>
               <w:pStyle w:val="SourceCode"/>
@@ -11768,18 +13584,18 @@
                 <wp:inline>
                   <wp:extent cx="5334000" cy="3000375"/>
                   <wp:effectExtent b="0" l="0" r="0" t="0"/>
-                  <wp:docPr descr="" title="" id="57" name="Picture"/>
+                  <wp:docPr descr="" title="" id="62" name="Picture"/>
                   <a:graphic>
                     <a:graphicData uri="http://schemas.openxmlformats.org/drawingml/2006/picture">
                       <pic:pic>
                         <pic:nvPicPr>
-                          <pic:cNvPr descr="inference_files/figure-docx/unnamed-chunk-7-1.png" id="58" name="Picture"/>
+                          <pic:cNvPr descr="inference_files/figure-docx/unnamed-chunk-7-1.png" id="63" name="Picture"/>
                           <pic:cNvPicPr>
                             <a:picLocks noChangeArrowheads="1" noChangeAspect="1"/>
                           </pic:cNvPicPr>
                         </pic:nvPicPr>
                         <pic:blipFill>
-                          <a:blip r:embed="rId56"/>
+                          <a:blip r:embed="rId61"/>
                           <a:stretch>
                             <a:fillRect/>
                           </a:stretch>
@@ -11837,7 +13653,7 @@
               <w:t xml:space="preserve">Adapted from a whiteboard sketch made in office hours.</w:t>
             </w:r>
           </w:p>
-          <w:bookmarkEnd w:id="59"/>
+          <w:bookmarkEnd w:id="64"/>
         </w:tc>
       </w:tr>
     </w:tbl>
@@ -11845,22 +13661,22 @@
       <w:pPr>
         <w:pStyle w:val="BodyText"/>
       </w:pPr>
-      <w:del w:id="623" w:author="PR Preview" w:date="2026-01-01T00:00:00Z">
+      <w:del w:id="751" w:author="PR Preview" w:date="2026-01-01T00:00:00Z">
         <w:r>
           <w:delText xml:space="preserve">See also</w:delText>
         </w:r>
       </w:del>
-      <w:del w:id="624" w:author="PR Preview" w:date="2026-01-01T00:00:00Z">
+      <w:del w:id="752" w:author="PR Preview" w:date="2026-01-01T00:00:00Z">
         <w:r>
           <w:delText xml:space="preserve"> </w:delText>
         </w:r>
       </w:del>
-      <w:del w:id="625" w:author="PR Preview" w:date="2026-01-01T00:00:00Z">
+      <w:del w:id="753" w:author="PR Preview" w:date="2026-01-01T00:00:00Z">
         <w:r>
           <w:delText xml:space="preserve">[16, Sec. 3.7]</w:delText>
         </w:r>
       </w:del>
-      <w:del w:id="626" w:author="PR Preview" w:date="2026-01-01T00:00:00Z">
+      <w:del w:id="754" w:author="PR Preview" w:date="2026-01-01T00:00:00Z">
         <w:r>
           <w:delText xml:space="preserve">.</w:delText>
         </w:r>
@@ -11870,29 +13686,29 @@
       <w:pPr>
         <w:pStyle w:val="BodyText"/>
       </w:pPr>
-      <w:ins w:id="627" w:author="PR Preview" w:date="2026-01-01T00:00:00Z">
+      <w:ins w:id="755" w:author="PR Preview" w:date="2026-01-01T00:00:00Z">
         <w:r>
           <w:t xml:space="preserve">See also</w:t>
         </w:r>
       </w:ins>
-      <w:ins w:id="628" w:author="PR Preview" w:date="2026-01-01T00:00:00Z">
-        <w:r>
-          <w:t xml:space="preserve"> </w:t>
-        </w:r>
-      </w:ins>
-      <w:ins w:id="629" w:author="PR Preview" w:date="2026-01-01T00:00:00Z">
+      <w:ins w:id="756" w:author="PR Preview" w:date="2026-01-01T00:00:00Z">
+        <w:r>
+          <w:t xml:space="preserve"> </w:t>
+        </w:r>
+      </w:ins>
+      <w:ins w:id="757" w:author="PR Preview" w:date="2026-01-01T00:00:00Z">
         <w:r>
           <w:t xml:space="preserve">[14, Sec. 3.7]</w:t>
         </w:r>
       </w:ins>
-      <w:ins w:id="630" w:author="PR Preview" w:date="2026-01-01T00:00:00Z">
+      <w:ins w:id="758" w:author="PR Preview" w:date="2026-01-01T00:00:00Z">
         <w:r>
           <w:t xml:space="preserve">.</w:t>
         </w:r>
       </w:ins>
     </w:p>
-    <w:bookmarkEnd w:id="60"/>
-    <w:bookmarkStart w:id="88" w:name="references"/>
+    <w:bookmarkEnd w:id="65"/>
+    <w:bookmarkStart w:id="93" w:name="references"/>
     <w:p>
       <w:pPr>
         <w:pStyle w:val="Heading2"/>
@@ -11901,8 +13717,8 @@
         <w:t xml:space="preserve">References</w:t>
       </w:r>
     </w:p>
-    <w:bookmarkStart w:id="87" w:name="refs"/>
-    <w:bookmarkStart w:id="62" w:name="ref-wp:statinference"/>
+    <w:bookmarkStart w:id="92" w:name="refs"/>
+    <w:bookmarkStart w:id="67" w:name="ref-wp:statinference"/>
     <w:p>
       <w:pPr>
         <w:pStyle w:val="Bibliography"/>
@@ -11949,7 +13765,7 @@
       <w:r>
         <w:t xml:space="preserve"> </w:t>
       </w:r>
-      <w:hyperlink r:id="rId61">
+      <w:hyperlink r:id="rId66">
         <w:r>
           <w:rPr>
             <w:rStyle w:val="Hyperlink"/>
@@ -11958,8 +13774,8 @@
         </w:r>
       </w:hyperlink>
     </w:p>
-    <w:bookmarkEnd w:id="62"/>
-    <w:bookmarkStart w:id="64" w:name="Xf91ac3e78483ea46cabb519605e11a427d8ba73"/>
+    <w:bookmarkEnd w:id="67"/>
+    <w:bookmarkStart w:id="69" w:name="Xf91ac3e78483ea46cabb519605e11a427d8ba73"/>
     <w:p>
       <w:pPr>
         <w:pStyle w:val="Bibliography"/>
@@ -12006,7 +13822,7 @@
       <w:r>
         <w:t xml:space="preserve"> </w:t>
       </w:r>
-      <w:hyperlink r:id="rId63">
+      <w:hyperlink r:id="rId68">
         <w:r>
           <w:rPr>
             <w:rStyle w:val="Hyperlink"/>
@@ -12015,8 +13831,8 @@
         </w:r>
       </w:hyperlink>
     </w:p>
-    <w:bookmarkEnd w:id="64"/>
-    <w:bookmarkStart w:id="66" w:name="ref-wikipedia_one_and_two_tailed_tests"/>
+    <w:bookmarkEnd w:id="69"/>
+    <w:bookmarkStart w:id="71" w:name="ref-wikipedia_one_and_two_tailed_tests"/>
     <w:p>
       <w:pPr>
         <w:pStyle w:val="Bibliography"/>
@@ -12063,7 +13879,7 @@
       <w:r>
         <w:t xml:space="preserve"> </w:t>
       </w:r>
-      <w:hyperlink r:id="rId65">
+      <w:hyperlink r:id="rId70">
         <w:r>
           <w:rPr>
             <w:rStyle w:val="Hyperlink"/>
@@ -12072,8 +13888,8 @@
         </w:r>
       </w:hyperlink>
     </w:p>
-    <w:bookmarkEnd w:id="66"/>
-    <w:bookmarkStart w:id="68" w:name="ref-wikipedia_test_statistic"/>
+    <w:bookmarkEnd w:id="71"/>
+    <w:bookmarkStart w:id="73" w:name="ref-wikipedia_test_statistic"/>
     <w:p>
       <w:pPr>
         <w:pStyle w:val="Bibliography"/>
@@ -12120,7 +13936,7 @@
       <w:r>
         <w:t xml:space="preserve"> </w:t>
       </w:r>
-      <w:hyperlink r:id="rId67">
+      <w:hyperlink r:id="rId72">
         <w:r>
           <w:rPr>
             <w:rStyle w:val="Hyperlink"/>
@@ -12129,8 +13945,8 @@
         </w:r>
       </w:hyperlink>
     </w:p>
-    <w:bookmarkEnd w:id="68"/>
-    <w:bookmarkStart w:id="70" w:name="ref-wikipedia_p_value"/>
+    <w:bookmarkEnd w:id="73"/>
+    <w:bookmarkStart w:id="75" w:name="ref-wikipedia_p_value"/>
     <w:p>
       <w:pPr>
         <w:pStyle w:val="Bibliography"/>
@@ -12177,7 +13993,7 @@
       <w:r>
         <w:t xml:space="preserve"> </w:t>
       </w:r>
-      <w:hyperlink r:id="rId69">
+      <w:hyperlink r:id="rId74">
         <w:r>
           <w:rPr>
             <w:rStyle w:val="Hyperlink"/>
@@ -12186,8 +14002,8 @@
         </w:r>
       </w:hyperlink>
     </w:p>
-    <w:bookmarkEnd w:id="70"/>
-    <w:bookmarkStart w:id="72" w:name="ref-wikipedia_statistical_significance"/>
+    <w:bookmarkEnd w:id="75"/>
+    <w:bookmarkStart w:id="77" w:name="ref-wikipedia_statistical_significance"/>
     <w:p>
       <w:pPr>
         <w:pStyle w:val="Bibliography"/>
@@ -12234,7 +14050,7 @@
       <w:r>
         <w:t xml:space="preserve"> </w:t>
       </w:r>
-      <w:hyperlink r:id="rId71">
+      <w:hyperlink r:id="rId76">
         <w:r>
           <w:rPr>
             <w:rStyle w:val="Hyperlink"/>
@@ -12243,8 +14059,8 @@
         </w:r>
       </w:hyperlink>
     </w:p>
-    <w:bookmarkEnd w:id="72"/>
-    <w:bookmarkStart w:id="74" w:name="ref-fiveminuteai_probstat"/>
+    <w:bookmarkEnd w:id="77"/>
+    <w:bookmarkStart w:id="79" w:name="ref-fiveminuteai_probstat"/>
     <w:p>
       <w:pPr>
         <w:pStyle w:val="Bibliography"/>
@@ -12276,7 +14092,7 @@
       <w:r>
         <w:t xml:space="preserve"> </w:t>
       </w:r>
-      <w:hyperlink r:id="rId73">
+      <w:hyperlink r:id="rId78">
         <w:r>
           <w:rPr>
             <w:rStyle w:val="Hyperlink"/>
@@ -12285,8 +14101,8 @@
         </w:r>
       </w:hyperlink>
     </w:p>
-    <w:bookmarkEnd w:id="74"/>
-    <w:bookmarkStart w:id="75" w:name="ref-hoggtanis2015"/>
+    <w:bookmarkEnd w:id="79"/>
+    <w:bookmarkStart w:id="80" w:name="ref-hoggtanis2015"/>
     <w:p>
       <w:pPr>
         <w:pStyle w:val="Bibliography"/>
@@ -12317,8 +14133,8 @@
         <w:t xml:space="preserve">, Tenth edition. Boston: Pearson, 2019.</w:t>
       </w:r>
     </w:p>
-    <w:bookmarkEnd w:id="75"/>
-    <w:bookmarkStart w:id="77" w:name="ref-CaseBerg01"/>
+    <w:bookmarkEnd w:id="80"/>
+    <w:bookmarkStart w:id="82" w:name="ref-CaseBerg01"/>
     <w:p>
       <w:pPr>
         <w:pStyle w:val="Bibliography"/>
@@ -12351,7 +14167,7 @@
       <w:r>
         <w:t xml:space="preserve"> </w:t>
       </w:r>
-      <w:hyperlink r:id="rId76">
+      <w:hyperlink r:id="rId81">
         <w:r>
           <w:rPr>
             <w:rStyle w:val="Hyperlink"/>
@@ -12360,8 +14176,8 @@
         </w:r>
       </w:hyperlink>
     </w:p>
-    <w:bookmarkEnd w:id="77"/>
-    <w:bookmarkStart w:id="78" w:name="ref-rice2007mathematical"/>
+    <w:bookmarkEnd w:id="82"/>
+    <w:bookmarkStart w:id="83" w:name="ref-rice2007mathematical"/>
     <w:p>
       <w:pPr>
         <w:pStyle w:val="Bibliography"/>
@@ -12392,8 +14208,8 @@
         <w:t xml:space="preserve">, 3rd ed. Belmont, CA: Cengage Learning, 2007.</w:t>
       </w:r>
     </w:p>
-    <w:bookmarkEnd w:id="78"/>
-    <w:bookmarkStart w:id="80" w:name="ref-wikipedia_chi_squared_distribution"/>
+    <w:bookmarkEnd w:id="83"/>
+    <w:bookmarkStart w:id="85" w:name="ref-wikipedia_chi_squared_distribution"/>
     <w:p>
       <w:pPr>
         <w:pStyle w:val="Bibliography"/>
@@ -12440,7 +14256,7 @@
       <w:r>
         <w:t xml:space="preserve"> </w:t>
       </w:r>
-      <w:hyperlink r:id="rId79">
+      <w:hyperlink r:id="rId84">
         <w:r>
           <w:rPr>
             <w:rStyle w:val="Hyperlink"/>
@@ -12449,8 +14265,8 @@
         </w:r>
       </w:hyperlink>
     </w:p>
-    <w:bookmarkEnd w:id="80"/>
-    <w:bookmarkStart w:id="82" w:name="ref-wikipedia_students_t_distribution"/>
+    <w:bookmarkEnd w:id="85"/>
+    <w:bookmarkStart w:id="87" w:name="ref-wikipedia_students_t_distribution"/>
     <w:p>
       <w:pPr>
         <w:pStyle w:val="Bibliography"/>
@@ -12497,7 +14313,7 @@
       <w:r>
         <w:t xml:space="preserve"> </w:t>
       </w:r>
-      <w:hyperlink r:id="rId81">
+      <w:hyperlink r:id="rId86">
         <w:r>
           <w:rPr>
             <w:rStyle w:val="Hyperlink"/>
@@ -12506,84 +14322,84 @@
         </w:r>
       </w:hyperlink>
     </w:p>
-    <w:bookmarkEnd w:id="82"/>
-    <w:bookmarkStart w:id="84" w:name="ref-wikipedia_margin_of_error"/>
+    <w:bookmarkEnd w:id="87"/>
+    <w:bookmarkStart w:id="89" w:name="ref-wikipedia_margin_of_error"/>
     <w:p>
       <w:pPr>
         <w:pStyle w:val="Bibliography"/>
       </w:pPr>
-      <w:del w:id="631" w:author="PR Preview" w:date="2026-01-01T00:00:00Z">
+      <w:del w:id="759" w:author="PR Preview" w:date="2026-01-01T00:00:00Z">
         <w:r>
           <w:delText xml:space="preserve">[13]</w:delText>
         </w:r>
       </w:del>
-      <w:del w:id="632" w:author="PR Preview" w:date="2026-01-01T00:00:00Z">
+      <w:del w:id="760" w:author="PR Preview" w:date="2026-01-01T00:00:00Z">
         <w:r>
           <w:delText xml:space="preserve"> </w:delText>
         </w:r>
       </w:del>
-      <w:del w:id="633" w:author="PR Preview" w:date="2026-01-01T00:00:00Z">
+      <w:del w:id="761" w:author="PR Preview" w:date="2026-01-01T00:00:00Z">
         <w:r>
           <w:delText xml:space="preserve">	</w:delText>
         </w:r>
       </w:del>
-      <w:del w:id="634" w:author="PR Preview" w:date="2026-01-01T00:00:00Z">
+      <w:del w:id="762" w:author="PR Preview" w:date="2026-01-01T00:00:00Z">
         <w:r>
           <w:delText xml:space="preserve">Wikipedia contributors,</w:delText>
         </w:r>
       </w:del>
-      <w:del w:id="635" w:author="PR Preview" w:date="2026-01-01T00:00:00Z">
+      <w:del w:id="763" w:author="PR Preview" w:date="2026-01-01T00:00:00Z">
         <w:r>
           <w:delText xml:space="preserve"> </w:delText>
         </w:r>
       </w:del>
-      <w:del w:id="636" w:author="PR Preview" w:date="2026-01-01T00:00:00Z">
+      <w:del w:id="764" w:author="PR Preview" w:date="2026-01-01T00:00:00Z">
         <w:r>
           <w:delText xml:space="preserve">“Confidence interval —</w:delText>
         </w:r>
       </w:del>
-      <w:del w:id="637" w:author="PR Preview" w:date="2026-01-01T00:00:00Z">
+      <w:del w:id="765" w:author="PR Preview" w:date="2026-01-01T00:00:00Z">
         <w:r>
           <w:delText xml:space="preserve"> </w:delText>
         </w:r>
       </w:del>
-      <w:del w:id="638" w:author="PR Preview" w:date="2026-01-01T00:00:00Z">
+      <w:del w:id="766" w:author="PR Preview" w:date="2026-01-01T00:00:00Z">
         <w:r>
           <w:delText xml:space="preserve">Wikipedia</w:delText>
         </w:r>
       </w:del>
-      <w:del w:id="639" w:author="PR Preview" w:date="2026-01-01T00:00:00Z">
+      <w:del w:id="767" w:author="PR Preview" w:date="2026-01-01T00:00:00Z">
         <w:r>
           <w:delText xml:space="preserve">,</w:delText>
         </w:r>
       </w:del>
-      <w:del w:id="640" w:author="PR Preview" w:date="2026-01-01T00:00:00Z">
+      <w:del w:id="768" w:author="PR Preview" w:date="2026-01-01T00:00:00Z">
         <w:r>
           <w:delText xml:space="preserve"> </w:delText>
         </w:r>
       </w:del>
-      <w:del w:id="641" w:author="PR Preview" w:date="2026-01-01T00:00:00Z">
+      <w:del w:id="769" w:author="PR Preview" w:date="2026-01-01T00:00:00Z">
         <w:r>
           <w:delText xml:space="preserve">the free encyclopedia.”</w:delText>
         </w:r>
       </w:del>
-      <w:del w:id="642" w:author="PR Preview" w:date="2026-01-01T00:00:00Z">
+      <w:del w:id="770" w:author="PR Preview" w:date="2026-01-01T00:00:00Z">
         <w:r>
           <w:delText xml:space="preserve"> </w:delText>
         </w:r>
       </w:del>
-      <w:del w:id="643" w:author="PR Preview" w:date="2026-01-01T00:00:00Z">
+      <w:del w:id="771" w:author="PR Preview" w:date="2026-01-01T00:00:00Z">
         <w:r>
           <w:delText xml:space="preserve">2026. Available:</w:delText>
         </w:r>
       </w:del>
-      <w:del w:id="644" w:author="PR Preview" w:date="2026-01-01T00:00:00Z">
+      <w:del w:id="772" w:author="PR Preview" w:date="2026-01-01T00:00:00Z">
         <w:r>
           <w:delText xml:space="preserve"> </w:delText>
         </w:r>
       </w:del>
       <w:hyperlink r:id="rId9">
-        <w:del w:id="645" w:author="PR Preview" w:date="2026-01-01T00:00:00Z">
+        <w:del w:id="773" w:author="PR Preview" w:date="2026-01-01T00:00:00Z">
           <w:r>
             <w:rPr>
               <w:rStyle w:val="Hyperlink"/>
@@ -12597,78 +14413,78 @@
       <w:pPr>
         <w:pStyle w:val="Bibliography"/>
       </w:pPr>
-      <w:del w:id="646" w:author="PR Preview" w:date="2026-01-01T00:00:00Z">
+      <w:del w:id="774" w:author="PR Preview" w:date="2026-01-01T00:00:00Z">
         <w:r>
           <w:delText xml:space="preserve">[14]</w:delText>
         </w:r>
       </w:del>
-      <w:del w:id="647" w:author="PR Preview" w:date="2026-01-01T00:00:00Z">
+      <w:del w:id="775" w:author="PR Preview" w:date="2026-01-01T00:00:00Z">
         <w:r>
           <w:delText xml:space="preserve"> </w:delText>
         </w:r>
       </w:del>
-      <w:del w:id="648" w:author="PR Preview" w:date="2026-01-01T00:00:00Z">
+      <w:del w:id="776" w:author="PR Preview" w:date="2026-01-01T00:00:00Z">
         <w:r>
           <w:delText xml:space="preserve">	</w:delText>
         </w:r>
       </w:del>
-      <w:del w:id="649" w:author="PR Preview" w:date="2026-01-01T00:00:00Z">
+      <w:del w:id="777" w:author="PR Preview" w:date="2026-01-01T00:00:00Z">
         <w:r>
           <w:delText xml:space="preserve">Wikipedia contributors,</w:delText>
         </w:r>
       </w:del>
-      <w:del w:id="650" w:author="PR Preview" w:date="2026-01-01T00:00:00Z">
+      <w:del w:id="778" w:author="PR Preview" w:date="2026-01-01T00:00:00Z">
         <w:r>
           <w:delText xml:space="preserve"> </w:delText>
         </w:r>
       </w:del>
-      <w:del w:id="651" w:author="PR Preview" w:date="2026-01-01T00:00:00Z">
+      <w:del w:id="779" w:author="PR Preview" w:date="2026-01-01T00:00:00Z">
         <w:r>
           <w:delText xml:space="preserve">“Coverage probability —</w:delText>
         </w:r>
       </w:del>
-      <w:del w:id="652" w:author="PR Preview" w:date="2026-01-01T00:00:00Z">
+      <w:del w:id="780" w:author="PR Preview" w:date="2026-01-01T00:00:00Z">
         <w:r>
           <w:delText xml:space="preserve"> </w:delText>
         </w:r>
       </w:del>
-      <w:del w:id="653" w:author="PR Preview" w:date="2026-01-01T00:00:00Z">
+      <w:del w:id="781" w:author="PR Preview" w:date="2026-01-01T00:00:00Z">
         <w:r>
           <w:delText xml:space="preserve">Wikipedia</w:delText>
         </w:r>
       </w:del>
-      <w:del w:id="654" w:author="PR Preview" w:date="2026-01-01T00:00:00Z">
+      <w:del w:id="782" w:author="PR Preview" w:date="2026-01-01T00:00:00Z">
         <w:r>
           <w:delText xml:space="preserve">,</w:delText>
         </w:r>
       </w:del>
-      <w:del w:id="655" w:author="PR Preview" w:date="2026-01-01T00:00:00Z">
+      <w:del w:id="783" w:author="PR Preview" w:date="2026-01-01T00:00:00Z">
         <w:r>
           <w:delText xml:space="preserve"> </w:delText>
         </w:r>
       </w:del>
-      <w:del w:id="656" w:author="PR Preview" w:date="2026-01-01T00:00:00Z">
+      <w:del w:id="784" w:author="PR Preview" w:date="2026-01-01T00:00:00Z">
         <w:r>
           <w:delText xml:space="preserve">the free encyclopedia.”</w:delText>
         </w:r>
       </w:del>
-      <w:del w:id="657" w:author="PR Preview" w:date="2026-01-01T00:00:00Z">
+      <w:del w:id="785" w:author="PR Preview" w:date="2026-01-01T00:00:00Z">
         <w:r>
           <w:delText xml:space="preserve"> </w:delText>
         </w:r>
       </w:del>
-      <w:del w:id="658" w:author="PR Preview" w:date="2026-01-01T00:00:00Z">
+      <w:del w:id="786" w:author="PR Preview" w:date="2026-01-01T00:00:00Z">
         <w:r>
           <w:delText xml:space="preserve">2026. Available:</w:delText>
         </w:r>
       </w:del>
-      <w:del w:id="659" w:author="PR Preview" w:date="2026-01-01T00:00:00Z">
+      <w:del w:id="787" w:author="PR Preview" w:date="2026-01-01T00:00:00Z">
         <w:r>
           <w:delText xml:space="preserve"> </w:delText>
         </w:r>
       </w:del>
       <w:hyperlink r:id="rId11">
-        <w:del w:id="660" w:author="PR Preview" w:date="2026-01-01T00:00:00Z">
+        <w:del w:id="788" w:author="PR Preview" w:date="2026-01-01T00:00:00Z">
           <w:r>
             <w:rPr>
               <w:rStyle w:val="Hyperlink"/>
@@ -12682,78 +14498,78 @@
       <w:pPr>
         <w:pStyle w:val="Bibliography"/>
       </w:pPr>
-      <w:del w:id="661" w:author="PR Preview" w:date="2026-01-01T00:00:00Z">
+      <w:del w:id="789" w:author="PR Preview" w:date="2026-01-01T00:00:00Z">
         <w:r>
           <w:delText xml:space="preserve">[15]</w:delText>
         </w:r>
       </w:del>
-      <w:del w:id="662" w:author="PR Preview" w:date="2026-01-01T00:00:00Z">
+      <w:del w:id="790" w:author="PR Preview" w:date="2026-01-01T00:00:00Z">
         <w:r>
           <w:delText xml:space="preserve"> </w:delText>
         </w:r>
       </w:del>
-      <w:del w:id="663" w:author="PR Preview" w:date="2026-01-01T00:00:00Z">
+      <w:del w:id="791" w:author="PR Preview" w:date="2026-01-01T00:00:00Z">
         <w:r>
           <w:delText xml:space="preserve">	</w:delText>
         </w:r>
       </w:del>
-      <w:del w:id="664" w:author="PR Preview" w:date="2026-01-01T00:00:00Z">
+      <w:del w:id="792" w:author="PR Preview" w:date="2026-01-01T00:00:00Z">
         <w:r>
           <w:delText xml:space="preserve">Wikipedia contributors,</w:delText>
         </w:r>
       </w:del>
-      <w:del w:id="665" w:author="PR Preview" w:date="2026-01-01T00:00:00Z">
+      <w:del w:id="793" w:author="PR Preview" w:date="2026-01-01T00:00:00Z">
         <w:r>
           <w:delText xml:space="preserve"> </w:delText>
         </w:r>
       </w:del>
-      <w:del w:id="666" w:author="PR Preview" w:date="2026-01-01T00:00:00Z">
+      <w:del w:id="794" w:author="PR Preview" w:date="2026-01-01T00:00:00Z">
         <w:r>
           <w:delText xml:space="preserve">“Margin of error —</w:delText>
         </w:r>
       </w:del>
-      <w:del w:id="667" w:author="PR Preview" w:date="2026-01-01T00:00:00Z">
+      <w:del w:id="795" w:author="PR Preview" w:date="2026-01-01T00:00:00Z">
         <w:r>
           <w:delText xml:space="preserve"> </w:delText>
         </w:r>
       </w:del>
-      <w:del w:id="668" w:author="PR Preview" w:date="2026-01-01T00:00:00Z">
+      <w:del w:id="796" w:author="PR Preview" w:date="2026-01-01T00:00:00Z">
         <w:r>
           <w:delText xml:space="preserve">Wikipedia</w:delText>
         </w:r>
       </w:del>
-      <w:del w:id="669" w:author="PR Preview" w:date="2026-01-01T00:00:00Z">
+      <w:del w:id="797" w:author="PR Preview" w:date="2026-01-01T00:00:00Z">
         <w:r>
           <w:delText xml:space="preserve">,</w:delText>
         </w:r>
       </w:del>
-      <w:del w:id="670" w:author="PR Preview" w:date="2026-01-01T00:00:00Z">
+      <w:del w:id="798" w:author="PR Preview" w:date="2026-01-01T00:00:00Z">
         <w:r>
           <w:delText xml:space="preserve"> </w:delText>
         </w:r>
       </w:del>
-      <w:del w:id="671" w:author="PR Preview" w:date="2026-01-01T00:00:00Z">
+      <w:del w:id="799" w:author="PR Preview" w:date="2026-01-01T00:00:00Z">
         <w:r>
           <w:delText xml:space="preserve">the free encyclopedia.”</w:delText>
         </w:r>
       </w:del>
-      <w:del w:id="672" w:author="PR Preview" w:date="2026-01-01T00:00:00Z">
+      <w:del w:id="800" w:author="PR Preview" w:date="2026-01-01T00:00:00Z">
         <w:r>
           <w:delText xml:space="preserve"> </w:delText>
         </w:r>
       </w:del>
-      <w:del w:id="673" w:author="PR Preview" w:date="2026-01-01T00:00:00Z">
+      <w:del w:id="801" w:author="PR Preview" w:date="2026-01-01T00:00:00Z">
         <w:r>
           <w:delText xml:space="preserve">2026. Available:</w:delText>
         </w:r>
       </w:del>
-      <w:del w:id="674" w:author="PR Preview" w:date="2026-01-01T00:00:00Z">
+      <w:del w:id="802" w:author="PR Preview" w:date="2026-01-01T00:00:00Z">
         <w:r>
           <w:delText xml:space="preserve"> </w:delText>
         </w:r>
       </w:del>
-      <w:hyperlink r:id="rId83">
-        <w:del w:id="675" w:author="PR Preview" w:date="2026-01-01T00:00:00Z">
+      <w:hyperlink r:id="rId88">
+        <w:del w:id="803" w:author="PR Preview" w:date="2026-01-01T00:00:00Z">
           <w:r>
             <w:rPr>
               <w:rStyle w:val="Hyperlink"/>
@@ -12767,32 +14583,32 @@
       <w:pPr>
         <w:pStyle w:val="Bibliography"/>
       </w:pPr>
-      <w:del w:id="676" w:author="PR Preview" w:date="2026-01-01T00:00:00Z">
+      <w:del w:id="804" w:author="PR Preview" w:date="2026-01-01T00:00:00Z">
         <w:r>
           <w:delText xml:space="preserve">[16]</w:delText>
         </w:r>
       </w:del>
-      <w:del w:id="677" w:author="PR Preview" w:date="2026-01-01T00:00:00Z">
+      <w:del w:id="805" w:author="PR Preview" w:date="2026-01-01T00:00:00Z">
         <w:r>
           <w:delText xml:space="preserve"> </w:delText>
         </w:r>
       </w:del>
-      <w:del w:id="678" w:author="PR Preview" w:date="2026-01-01T00:00:00Z">
+      <w:del w:id="806" w:author="PR Preview" w:date="2026-01-01T00:00:00Z">
         <w:r>
           <w:delText xml:space="preserve">	</w:delText>
         </w:r>
       </w:del>
-      <w:del w:id="679" w:author="PR Preview" w:date="2026-01-01T00:00:00Z">
+      <w:del w:id="807" w:author="PR Preview" w:date="2026-01-01T00:00:00Z">
         <w:r>
           <w:delText xml:space="preserve">E. Vittinghoff, D. V. Glidden, S. C. Shiboski, and C. E. McCulloch,</w:delText>
         </w:r>
       </w:del>
-      <w:del w:id="680" w:author="PR Preview" w:date="2026-01-01T00:00:00Z">
+      <w:del w:id="808" w:author="PR Preview" w:date="2026-01-01T00:00:00Z">
         <w:r>
           <w:delText xml:space="preserve"> </w:delText>
         </w:r>
       </w:del>
-      <w:del w:id="681" w:author="PR Preview" w:date="2026-01-01T00:00:00Z">
+      <w:del w:id="809" w:author="PR Preview" w:date="2026-01-01T00:00:00Z">
         <w:r>
           <w:rPr>
             <w:i/>
@@ -12801,18 +14617,18 @@
           <w:delText xml:space="preserve">Regression methods in biostatistics: Linear, logistic, survival, and repeated measures models</w:delText>
         </w:r>
       </w:del>
-      <w:del w:id="682" w:author="PR Preview" w:date="2026-01-01T00:00:00Z">
+      <w:del w:id="810" w:author="PR Preview" w:date="2026-01-01T00:00:00Z">
         <w:r>
           <w:delText xml:space="preserve">, 2nd ed. Springer, 2012. doi:</w:delText>
         </w:r>
       </w:del>
-      <w:del w:id="683" w:author="PR Preview" w:date="2026-01-01T00:00:00Z">
+      <w:del w:id="811" w:author="PR Preview" w:date="2026-01-01T00:00:00Z">
         <w:r>
           <w:delText xml:space="preserve"> </w:delText>
         </w:r>
       </w:del>
-      <w:hyperlink r:id="rId85">
-        <w:del w:id="684" w:author="PR Preview" w:date="2026-01-01T00:00:00Z">
+      <w:hyperlink r:id="rId90">
+        <w:del w:id="812" w:author="PR Preview" w:date="2026-01-01T00:00:00Z">
           <w:r>
             <w:rPr>
               <w:rStyle w:val="Hyperlink"/>
@@ -12821,7 +14637,7 @@
           </w:r>
         </w:del>
       </w:hyperlink>
-      <w:del w:id="685" w:author="PR Preview" w:date="2026-01-01T00:00:00Z">
+      <w:del w:id="813" w:author="PR Preview" w:date="2026-01-01T00:00:00Z">
         <w:r>
           <w:delText xml:space="preserve">.</w:delText>
         </w:r>
@@ -12831,78 +14647,78 @@
       <w:pPr>
         <w:pStyle w:val="Bibliography"/>
       </w:pPr>
-      <w:ins w:id="686" w:author="PR Preview" w:date="2026-01-01T00:00:00Z">
+      <w:ins w:id="814" w:author="PR Preview" w:date="2026-01-01T00:00:00Z">
         <w:r>
           <w:t xml:space="preserve">[13]</w:t>
         </w:r>
       </w:ins>
-      <w:ins w:id="687" w:author="PR Preview" w:date="2026-01-01T00:00:00Z">
-        <w:r>
-          <w:t xml:space="preserve"> </w:t>
-        </w:r>
-      </w:ins>
-      <w:ins w:id="688" w:author="PR Preview" w:date="2026-01-01T00:00:00Z">
+      <w:ins w:id="815" w:author="PR Preview" w:date="2026-01-01T00:00:00Z">
+        <w:r>
+          <w:t xml:space="preserve"> </w:t>
+        </w:r>
+      </w:ins>
+      <w:ins w:id="816" w:author="PR Preview" w:date="2026-01-01T00:00:00Z">
         <w:r>
           <w:t xml:space="preserve">	</w:t>
         </w:r>
       </w:ins>
-      <w:ins w:id="689" w:author="PR Preview" w:date="2026-01-01T00:00:00Z">
+      <w:ins w:id="817" w:author="PR Preview" w:date="2026-01-01T00:00:00Z">
         <w:r>
           <w:t xml:space="preserve">Wikipedia contributors,</w:t>
         </w:r>
       </w:ins>
-      <w:ins w:id="690" w:author="PR Preview" w:date="2026-01-01T00:00:00Z">
-        <w:r>
-          <w:t xml:space="preserve"> </w:t>
-        </w:r>
-      </w:ins>
-      <w:ins w:id="691" w:author="PR Preview" w:date="2026-01-01T00:00:00Z">
+      <w:ins w:id="818" w:author="PR Preview" w:date="2026-01-01T00:00:00Z">
+        <w:r>
+          <w:t xml:space="preserve"> </w:t>
+        </w:r>
+      </w:ins>
+      <w:ins w:id="819" w:author="PR Preview" w:date="2026-01-01T00:00:00Z">
         <w:r>
           <w:t xml:space="preserve">“Margin of error —</w:t>
         </w:r>
       </w:ins>
-      <w:ins w:id="692" w:author="PR Preview" w:date="2026-01-01T00:00:00Z">
-        <w:r>
-          <w:t xml:space="preserve"> </w:t>
-        </w:r>
-      </w:ins>
-      <w:ins w:id="693" w:author="PR Preview" w:date="2026-01-01T00:00:00Z">
+      <w:ins w:id="820" w:author="PR Preview" w:date="2026-01-01T00:00:00Z">
+        <w:r>
+          <w:t xml:space="preserve"> </w:t>
+        </w:r>
+      </w:ins>
+      <w:ins w:id="821" w:author="PR Preview" w:date="2026-01-01T00:00:00Z">
         <w:r>
           <w:t xml:space="preserve">Wikipedia</w:t>
         </w:r>
       </w:ins>
-      <w:ins w:id="694" w:author="PR Preview" w:date="2026-01-01T00:00:00Z">
+      <w:ins w:id="822" w:author="PR Preview" w:date="2026-01-01T00:00:00Z">
         <w:r>
           <w:t xml:space="preserve">,</w:t>
         </w:r>
       </w:ins>
-      <w:ins w:id="695" w:author="PR Preview" w:date="2026-01-01T00:00:00Z">
-        <w:r>
-          <w:t xml:space="preserve"> </w:t>
-        </w:r>
-      </w:ins>
-      <w:ins w:id="696" w:author="PR Preview" w:date="2026-01-01T00:00:00Z">
+      <w:ins w:id="823" w:author="PR Preview" w:date="2026-01-01T00:00:00Z">
+        <w:r>
+          <w:t xml:space="preserve"> </w:t>
+        </w:r>
+      </w:ins>
+      <w:ins w:id="824" w:author="PR Preview" w:date="2026-01-01T00:00:00Z">
         <w:r>
           <w:t xml:space="preserve">the free encyclopedia.”</w:t>
         </w:r>
       </w:ins>
-      <w:ins w:id="697" w:author="PR Preview" w:date="2026-01-01T00:00:00Z">
-        <w:r>
-          <w:t xml:space="preserve"> </w:t>
-        </w:r>
-      </w:ins>
-      <w:ins w:id="698" w:author="PR Preview" w:date="2026-01-01T00:00:00Z">
+      <w:ins w:id="825" w:author="PR Preview" w:date="2026-01-01T00:00:00Z">
+        <w:r>
+          <w:t xml:space="preserve"> </w:t>
+        </w:r>
+      </w:ins>
+      <w:ins w:id="826" w:author="PR Preview" w:date="2026-01-01T00:00:00Z">
         <w:r>
           <w:t xml:space="preserve">2026. Available:</w:t>
         </w:r>
       </w:ins>
-      <w:ins w:id="699" w:author="PR Preview" w:date="2026-01-01T00:00:00Z">
-        <w:r>
-          <w:t xml:space="preserve"> </w:t>
-        </w:r>
-      </w:ins>
-      <w:hyperlink r:id="rId83">
-        <w:ins w:id="700" w:author="PR Preview" w:date="2026-01-01T00:00:00Z">
+      <w:ins w:id="827" w:author="PR Preview" w:date="2026-01-01T00:00:00Z">
+        <w:r>
+          <w:t xml:space="preserve"> </w:t>
+        </w:r>
+      </w:ins>
+      <w:hyperlink r:id="rId88">
+        <w:ins w:id="828" w:author="PR Preview" w:date="2026-01-01T00:00:00Z">
           <w:r>
             <w:rPr>
               <w:rStyle w:val="Hyperlink"/>
@@ -12912,38 +14728,38 @@
         </w:ins>
       </w:hyperlink>
     </w:p>
-    <w:bookmarkEnd w:id="84"/>
-    <w:bookmarkStart w:id="86" w:name="ref-vittinghoff2e"/>
+    <w:bookmarkEnd w:id="89"/>
+    <w:bookmarkStart w:id="91" w:name="ref-vittinghoff2e"/>
     <w:p>
       <w:pPr>
         <w:pStyle w:val="Bibliography"/>
       </w:pPr>
-      <w:ins w:id="701" w:author="PR Preview" w:date="2026-01-01T00:00:00Z">
+      <w:ins w:id="829" w:author="PR Preview" w:date="2026-01-01T00:00:00Z">
         <w:r>
           <w:t xml:space="preserve">[14]</w:t>
         </w:r>
       </w:ins>
-      <w:ins w:id="702" w:author="PR Preview" w:date="2026-01-01T00:00:00Z">
-        <w:r>
-          <w:t xml:space="preserve"> </w:t>
-        </w:r>
-      </w:ins>
-      <w:ins w:id="703" w:author="PR Preview" w:date="2026-01-01T00:00:00Z">
+      <w:ins w:id="830" w:author="PR Preview" w:date="2026-01-01T00:00:00Z">
+        <w:r>
+          <w:t xml:space="preserve"> </w:t>
+        </w:r>
+      </w:ins>
+      <w:ins w:id="831" w:author="PR Preview" w:date="2026-01-01T00:00:00Z">
         <w:r>
           <w:t xml:space="preserve">	</w:t>
         </w:r>
       </w:ins>
-      <w:ins w:id="704" w:author="PR Preview" w:date="2026-01-01T00:00:00Z">
+      <w:ins w:id="832" w:author="PR Preview" w:date="2026-01-01T00:00:00Z">
         <w:r>
           <w:t xml:space="preserve">E. Vittinghoff, D. V. Glidden, S. C. Shiboski, and C. E. McCulloch,</w:t>
         </w:r>
       </w:ins>
-      <w:ins w:id="705" w:author="PR Preview" w:date="2026-01-01T00:00:00Z">
-        <w:r>
-          <w:t xml:space="preserve"> </w:t>
-        </w:r>
-      </w:ins>
-      <w:ins w:id="706" w:author="PR Preview" w:date="2026-01-01T00:00:00Z">
+      <w:ins w:id="833" w:author="PR Preview" w:date="2026-01-01T00:00:00Z">
+        <w:r>
+          <w:t xml:space="preserve"> </w:t>
+        </w:r>
+      </w:ins>
+      <w:ins w:id="834" w:author="PR Preview" w:date="2026-01-01T00:00:00Z">
         <w:r>
           <w:rPr>
             <w:i/>
@@ -12952,18 +14768,18 @@
           <w:t xml:space="preserve">Regression methods in biostatistics: Linear, logistic, survival, and repeated measures models</w:t>
         </w:r>
       </w:ins>
-      <w:ins w:id="707" w:author="PR Preview" w:date="2026-01-01T00:00:00Z">
+      <w:ins w:id="835" w:author="PR Preview" w:date="2026-01-01T00:00:00Z">
         <w:r>
           <w:t xml:space="preserve">, 2nd ed. Springer, 2012. doi:</w:t>
         </w:r>
       </w:ins>
-      <w:ins w:id="708" w:author="PR Preview" w:date="2026-01-01T00:00:00Z">
-        <w:r>
-          <w:t xml:space="preserve"> </w:t>
-        </w:r>
-      </w:ins>
-      <w:hyperlink r:id="rId85">
-        <w:ins w:id="709" w:author="PR Preview" w:date="2026-01-01T00:00:00Z">
+      <w:ins w:id="836" w:author="PR Preview" w:date="2026-01-01T00:00:00Z">
+        <w:r>
+          <w:t xml:space="preserve"> </w:t>
+        </w:r>
+      </w:ins>
+      <w:hyperlink r:id="rId90">
+        <w:ins w:id="837" w:author="PR Preview" w:date="2026-01-01T00:00:00Z">
           <w:r>
             <w:rPr>
               <w:rStyle w:val="Hyperlink"/>
@@ -12972,15 +14788,15 @@
           </w:r>
         </w:ins>
       </w:hyperlink>
-      <w:ins w:id="710" w:author="PR Preview" w:date="2026-01-01T00:00:00Z">
+      <w:ins w:id="838" w:author="PR Preview" w:date="2026-01-01T00:00:00Z">
         <w:r>
           <w:t xml:space="preserve">.</w:t>
         </w:r>
       </w:ins>
     </w:p>
-    <w:bookmarkEnd w:id="86"/>
-    <w:bookmarkEnd w:id="87"/>
-    <w:bookmarkEnd w:id="88"/>
+    <w:bookmarkEnd w:id="91"/>
+    <w:bookmarkEnd w:id="92"/>
+    <w:bookmarkEnd w:id="93"/>
     <w:sectPr>
       <w:footnotePr>
         <w:numRestart w:val="eachSect"/>

--- a/pr-preview/pr-481/inference-handout-tracked-changes.docx
+++ b/pr-preview/pr-481/inference-handout-tracked-changes.docx
@@ -26,7 +26,7 @@
       </w:pPr>
       <w:ins w:id="2" w:author="PR Preview" w:date="2026-01-01T00:00:00Z">
         <w:r>
-          <w:t xml:space="preserve">Last modified: 2026-10-26 04:14:21 (PDT)</w:t>
+          <w:t xml:space="preserve">Last modified: 2026-10-26 09:20:55 (PDT)</w:t>
         </w:r>
       </w:ins>
     </w:p>
